--- a/lci_eso_scca.docx
+++ b/lci_eso_scca.docx
@@ -10,7 +10,7 @@
         <w:t xml:space="preserve">Squamous Cell Carcinoma of the Esophagus</w:t>
       </w:r>
     </w:p>
-    <w:bookmarkStart w:id="20" w:name="anatomy"/>
+    <w:bookmarkStart w:id="9" w:name="anatomy"/>
     <w:p>
       <w:pPr>
         <w:pStyle w:val="Heading2"/>
@@ -108,8 +108,8 @@
         <w:t xml:space="preserve">From the stomach, food moved through a valve called the pylorus into the small intestines</w:t>
       </w:r>
     </w:p>
-    <w:bookmarkEnd w:id="20"/>
-    <w:bookmarkStart w:id="21" w:name="cancer-staging"/>
+    <w:bookmarkEnd w:id="9"/>
+    <w:bookmarkStart w:id="10" w:name="cancer-staging"/>
     <w:p>
       <w:pPr>
         <w:pStyle w:val="Heading2"/>
@@ -174,8 +174,8 @@
         <w:t xml:space="preserve">Treatment options depend upon the cancer stage</w:t>
       </w:r>
     </w:p>
-    <w:bookmarkEnd w:id="21"/>
-    <w:bookmarkStart w:id="22" w:name="cancer-staging-1"/>
+    <w:bookmarkEnd w:id="10"/>
+    <w:bookmarkStart w:id="11" w:name="cancer-staging-1"/>
     <w:p>
       <w:pPr>
         <w:pStyle w:val="Heading2"/>
@@ -262,8 +262,8 @@
         <w:t xml:space="preserve">= Metastasis - Spread to liver, lungs, or bone</w:t>
       </w:r>
     </w:p>
-    <w:bookmarkEnd w:id="22"/>
-    <w:bookmarkStart w:id="23" w:name="early-stage-cancers"/>
+    <w:bookmarkEnd w:id="11"/>
+    <w:bookmarkStart w:id="12" w:name="early-stage-cancers"/>
     <w:p>
       <w:pPr>
         <w:pStyle w:val="Heading2"/>
@@ -294,8 +294,8 @@
         <w:t xml:space="preserve">Cancers start on the very inside layer called the mucosa</w:t>
       </w:r>
     </w:p>
-    <w:bookmarkEnd w:id="23"/>
-    <w:bookmarkStart w:id="24" w:name="locally-advanced-cancers"/>
+    <w:bookmarkEnd w:id="12"/>
+    <w:bookmarkStart w:id="13" w:name="locally-advanced-cancers"/>
     <w:p>
       <w:pPr>
         <w:pStyle w:val="Heading2"/>
@@ -326,8 +326,8 @@
         <w:t xml:space="preserve">Locally-advanced cancers are those that have grown through the wall</w:t>
       </w:r>
     </w:p>
-    <w:bookmarkEnd w:id="24"/>
-    <w:bookmarkStart w:id="25" w:name="lymph-nodes"/>
+    <w:bookmarkEnd w:id="13"/>
+    <w:bookmarkStart w:id="14" w:name="lymph-nodes"/>
     <w:p>
       <w:pPr>
         <w:pStyle w:val="Heading2"/>
@@ -358,8 +358,8 @@
         <w:t xml:space="preserve">If the lymph nodes contain enough cancer cells, they can be seen on CT scans or PET scans</w:t>
       </w:r>
     </w:p>
-    <w:bookmarkEnd w:id="25"/>
-    <w:bookmarkStart w:id="26" w:name="t-stage"/>
+    <w:bookmarkEnd w:id="14"/>
+    <w:bookmarkStart w:id="15" w:name="t-stage"/>
     <w:p>
       <w:pPr>
         <w:pStyle w:val="Heading2"/>
@@ -390,8 +390,8 @@
         <w:t xml:space="preserve">T1 tumors are early stage, and T4 tumors more advanced</w:t>
       </w:r>
     </w:p>
-    <w:bookmarkEnd w:id="26"/>
-    <w:bookmarkStart w:id="27" w:name="n-stage"/>
+    <w:bookmarkEnd w:id="15"/>
+    <w:bookmarkStart w:id="16" w:name="n-stage"/>
     <w:p>
       <w:pPr>
         <w:pStyle w:val="Heading2"/>
@@ -452,8 +452,8 @@
         <w:t xml:space="preserve">cancers have spread to the nodes.</w:t>
       </w:r>
     </w:p>
-    <w:bookmarkEnd w:id="27"/>
-    <w:bookmarkStart w:id="28" w:name="m-stage"/>
+    <w:bookmarkEnd w:id="16"/>
+    <w:bookmarkStart w:id="17" w:name="m-stage"/>
     <w:p>
       <w:pPr>
         <w:pStyle w:val="Heading2"/>
@@ -514,8 +514,8 @@
         <w:t xml:space="preserve">cancers have spread lungs, liver, or bone</w:t>
       </w:r>
     </w:p>
-    <w:bookmarkEnd w:id="28"/>
-    <w:bookmarkStart w:id="29" w:name="pet-scan"/>
+    <w:bookmarkEnd w:id="17"/>
+    <w:bookmarkStart w:id="18" w:name="pet-scan"/>
     <w:p>
       <w:pPr>
         <w:pStyle w:val="Heading2"/>
@@ -590,25 +590,170 @@
         <w:t xml:space="preserve">In some cases, the PET scan is not performed until a CT scans b=has been done.</w:t>
       </w:r>
     </w:p>
-    <w:bookmarkEnd w:id="29"/>
-    <w:bookmarkStart w:id="30" w:name="endoscopic-ultrasound"/>
-    <w:p>
-      <w:pPr>
-        <w:pStyle w:val="Heading2"/>
-      </w:pPr>
-      <w:r>
-        <w:t xml:space="preserve">11 Endoscopic Ultrasound</w:t>
-      </w:r>
-    </w:p>
-    <w:p>
-      <w:pPr>
-        <w:pStyle w:val="Compact"/>
+    <w:bookmarkEnd w:id="18"/>
+    <w:bookmarkStart w:id="19" w:name="pet-scan-preparation"/>
+    <w:p>
+      <w:pPr>
+        <w:pStyle w:val="Heading2"/>
+      </w:pPr>
+      <w:r>
+        <w:t xml:space="preserve">11 PET scan Preparation</w:t>
+      </w:r>
+    </w:p>
+    <w:p>
+      <w:pPr>
         <w:numPr>
           <w:ilvl w:val="0"/>
           <w:numId w:val="1006"/>
         </w:numPr>
       </w:pPr>
       <w:r>
+        <w:t xml:space="preserve">Nothing to eat or drink for 4 hours prior to exam</w:t>
+      </w:r>
+    </w:p>
+    <w:p>
+      <w:pPr>
+        <w:numPr>
+          <w:ilvl w:val="0"/>
+          <w:numId w:val="1006"/>
+        </w:numPr>
+      </w:pPr>
+      <w:r>
+        <w:t xml:space="preserve">Eat a high-protein low-carbohydrate diet the day prior</w:t>
+      </w:r>
+    </w:p>
+    <w:p>
+      <w:pPr>
+        <w:numPr>
+          <w:ilvl w:val="0"/>
+          <w:numId w:val="1006"/>
+        </w:numPr>
+      </w:pPr>
+      <w:r>
+        <w:t xml:space="preserve">No strenous activity day prior to study</w:t>
+      </w:r>
+    </w:p>
+    <w:bookmarkEnd w:id="19"/>
+    <w:bookmarkStart w:id="20" w:name="pet-scan-prepration---diabetic-patients"/>
+    <w:p>
+      <w:pPr>
+        <w:pStyle w:val="Heading2"/>
+      </w:pPr>
+      <w:r>
+        <w:t xml:space="preserve">12 PET scan Prepration - Diabetic Patients</w:t>
+      </w:r>
+    </w:p>
+    <w:p>
+      <w:pPr>
+        <w:pStyle w:val="FirstParagraph"/>
+      </w:pPr>
+      <w:r>
+        <w:t xml:space="preserve">The PET scan uses a tracer which is a modified sugar molecule. For this reason, you will need to be careful about blood sugar and insulin before the study</w:t>
+      </w:r>
+    </w:p>
+    <w:p>
+      <w:pPr>
+        <w:pStyle w:val="Compact"/>
+        <w:numPr>
+          <w:ilvl w:val="0"/>
+          <w:numId w:val="1007"/>
+        </w:numPr>
+      </w:pPr>
+      <w:r>
+        <w:t xml:space="preserve">No insulin within 4 hours of the exam</w:t>
+      </w:r>
+    </w:p>
+    <w:p>
+      <w:pPr>
+        <w:pStyle w:val="Compact"/>
+        <w:numPr>
+          <w:ilvl w:val="0"/>
+          <w:numId w:val="1007"/>
+        </w:numPr>
+      </w:pPr>
+      <w:r>
+        <w:t xml:space="preserve">OK to take oral diabetes medications the day of the exam</w:t>
+      </w:r>
+    </w:p>
+    <w:p>
+      <w:pPr>
+        <w:pStyle w:val="Compact"/>
+        <w:numPr>
+          <w:ilvl w:val="0"/>
+          <w:numId w:val="1007"/>
+        </w:numPr>
+      </w:pPr>
+      <w:r>
+        <w:t xml:space="preserve">PET scans are generally best in the morning for diabetic patients</w:t>
+      </w:r>
+    </w:p>
+    <w:p>
+      <w:pPr>
+        <w:pStyle w:val="Compact"/>
+        <w:numPr>
+          <w:ilvl w:val="0"/>
+          <w:numId w:val="1007"/>
+        </w:numPr>
+      </w:pPr>
+      <w:r>
+        <w:t xml:space="preserve">Plan to eat a meal after the PET scan, with half the usual morning dose of insulin</w:t>
+      </w:r>
+    </w:p>
+    <w:p>
+      <w:pPr>
+        <w:pStyle w:val="Compact"/>
+        <w:numPr>
+          <w:ilvl w:val="0"/>
+          <w:numId w:val="1007"/>
+        </w:numPr>
+      </w:pPr>
+      <w:r>
+        <w:t xml:space="preserve">If PET is scheduled after 10M, eat a low-carbohydrate breakfast at least 4 hours before the study along with half the usual regular (short-acting insulin)</w:t>
+      </w:r>
+    </w:p>
+    <w:p>
+      <w:pPr>
+        <w:pStyle w:val="Compact"/>
+        <w:numPr>
+          <w:ilvl w:val="0"/>
+          <w:numId w:val="1007"/>
+        </w:numPr>
+      </w:pPr>
+      <w:r>
+        <w:t xml:space="preserve">No long-acting insulin after midnight.</w:t>
+      </w:r>
+    </w:p>
+    <w:p>
+      <w:pPr>
+        <w:pStyle w:val="Compact"/>
+        <w:numPr>
+          <w:ilvl w:val="0"/>
+          <w:numId w:val="1007"/>
+        </w:numPr>
+      </w:pPr>
+      <w:r>
+        <w:t xml:space="preserve">If you use an insulin pump, turn it off 4 hours before the study (or turn it down to basal/nightime rate)</w:t>
+      </w:r>
+    </w:p>
+    <w:bookmarkEnd w:id="20"/>
+    <w:bookmarkStart w:id="21" w:name="endoscopic-ultrasound"/>
+    <w:p>
+      <w:pPr>
+        <w:pStyle w:val="Heading2"/>
+      </w:pPr>
+      <w:r>
+        <w:t xml:space="preserve">13 Endoscopic Ultrasound</w:t>
+      </w:r>
+    </w:p>
+    <w:p>
+      <w:pPr>
+        <w:pStyle w:val="Compact"/>
+        <w:numPr>
+          <w:ilvl w:val="0"/>
+          <w:numId w:val="1008"/>
+        </w:numPr>
+      </w:pPr>
+      <w:r>
         <w:t xml:space="preserve">Similar to upper endoscopy (EGD)</w:t>
       </w:r>
     </w:p>
@@ -617,7 +762,7 @@
         <w:pStyle w:val="Compact"/>
         <w:numPr>
           <w:ilvl w:val="0"/>
-          <w:numId w:val="1006"/>
+          <w:numId w:val="1008"/>
         </w:numPr>
       </w:pPr>
       <w:r>
@@ -629,7 +774,7 @@
         <w:pStyle w:val="Compact"/>
         <w:numPr>
           <w:ilvl w:val="0"/>
-          <w:numId w:val="1006"/>
+          <w:numId w:val="1008"/>
         </w:numPr>
       </w:pPr>
       <w:r>
@@ -644,14 +789,14 @@
         <w:t xml:space="preserve">Endoscopic ultrasound is most helpful in early stage cancers.</w:t>
       </w:r>
     </w:p>
-    <w:bookmarkEnd w:id="30"/>
-    <w:bookmarkStart w:id="31" w:name="treatment-plan-depends-upon-stage"/>
-    <w:p>
-      <w:pPr>
-        <w:pStyle w:val="Heading2"/>
-      </w:pPr>
-      <w:r>
-        <w:t xml:space="preserve">12 Treatment Plan Depends upon Stage</w:t>
+    <w:bookmarkEnd w:id="21"/>
+    <w:bookmarkStart w:id="22" w:name="treatment-plan-depends-upon-stage"/>
+    <w:p>
+      <w:pPr>
+        <w:pStyle w:val="Heading2"/>
+      </w:pPr>
+      <w:r>
+        <w:t xml:space="preserve">14 Treatment Plan Depends upon Stage</w:t>
       </w:r>
     </w:p>
     <w:p>
@@ -713,7 +858,7 @@
         <w:pStyle w:val="Compact"/>
         <w:numPr>
           <w:ilvl w:val="0"/>
-          <w:numId w:val="1007"/>
+          <w:numId w:val="1009"/>
         </w:numPr>
       </w:pPr>
       <w:r>
@@ -725,7 +870,7 @@
         <w:pStyle w:val="Compact"/>
         <w:numPr>
           <w:ilvl w:val="0"/>
-          <w:numId w:val="1007"/>
+          <w:numId w:val="1009"/>
         </w:numPr>
       </w:pPr>
       <w:r>
@@ -737,7 +882,7 @@
         <w:pStyle w:val="Compact"/>
         <w:numPr>
           <w:ilvl w:val="0"/>
-          <w:numId w:val="1007"/>
+          <w:numId w:val="1009"/>
         </w:numPr>
       </w:pPr>
       <w:r>
@@ -749,21 +894,21 @@
         <w:pStyle w:val="Compact"/>
         <w:numPr>
           <w:ilvl w:val="0"/>
-          <w:numId w:val="1007"/>
+          <w:numId w:val="1009"/>
         </w:numPr>
       </w:pPr>
       <w:r>
         <w:t xml:space="preserve">Metastatic cancers are M1 and are treated primary by chemotherapy.</w:t>
       </w:r>
     </w:p>
-    <w:bookmarkEnd w:id="31"/>
-    <w:bookmarkStart w:id="32" w:name="locally-advanced-cancers-1"/>
-    <w:p>
-      <w:pPr>
-        <w:pStyle w:val="Heading2"/>
-      </w:pPr>
-      <w:r>
-        <w:t xml:space="preserve">13 Locally-advanced cancers</w:t>
+    <w:bookmarkEnd w:id="22"/>
+    <w:bookmarkStart w:id="23" w:name="locally-advanced-cancers-1"/>
+    <w:p>
+      <w:pPr>
+        <w:pStyle w:val="Heading2"/>
+      </w:pPr>
+      <w:r>
+        <w:t xml:space="preserve">15 Locally-advanced cancers</w:t>
       </w:r>
     </w:p>
     <w:p>
@@ -774,14 +919,14 @@
         <w:t xml:space="preserve">Patients with locally-advanced esophageal cancer often have localized spread of cancer cells in the surrounding area</w:t>
       </w:r>
     </w:p>
-    <w:bookmarkEnd w:id="32"/>
-    <w:bookmarkStart w:id="33" w:name="locally-advanced-cancers-2"/>
-    <w:p>
-      <w:pPr>
-        <w:pStyle w:val="Heading2"/>
-      </w:pPr>
-      <w:r>
-        <w:t xml:space="preserve">14 Locally-advanced cancers</w:t>
+    <w:bookmarkEnd w:id="23"/>
+    <w:bookmarkStart w:id="24" w:name="locally-advanced-cancers-2"/>
+    <w:p>
+      <w:pPr>
+        <w:pStyle w:val="Heading2"/>
+      </w:pPr>
+      <w:r>
+        <w:t xml:space="preserve">16 Locally-advanced cancers</w:t>
       </w:r>
     </w:p>
     <w:p>
@@ -792,14 +937,14 @@
         <w:t xml:space="preserve">If locally-advanced cancers are treated with surgery alone…</w:t>
       </w:r>
     </w:p>
-    <w:bookmarkEnd w:id="33"/>
-    <w:bookmarkStart w:id="34" w:name="locally-advanced-cancers-3"/>
-    <w:p>
-      <w:pPr>
-        <w:pStyle w:val="Heading2"/>
-      </w:pPr>
-      <w:r>
-        <w:t xml:space="preserve">15 Locally-advanced cancers</w:t>
+    <w:bookmarkEnd w:id="24"/>
+    <w:bookmarkStart w:id="25" w:name="locally-advanced-cancers-3"/>
+    <w:p>
+      <w:pPr>
+        <w:pStyle w:val="Heading2"/>
+      </w:pPr>
+      <w:r>
+        <w:t xml:space="preserve">17 Locally-advanced cancers</w:t>
       </w:r>
     </w:p>
     <w:p>
@@ -818,14 +963,14 @@
         <w:t xml:space="preserve">There is a risk that cancer cells can be left behind</w:t>
       </w:r>
     </w:p>
-    <w:bookmarkEnd w:id="34"/>
-    <w:bookmarkStart w:id="35" w:name="preoperative-therapy"/>
-    <w:p>
-      <w:pPr>
-        <w:pStyle w:val="Heading2"/>
-      </w:pPr>
-      <w:r>
-        <w:t xml:space="preserve">16 Preoperative Therapy</w:t>
+    <w:bookmarkEnd w:id="25"/>
+    <w:bookmarkStart w:id="26" w:name="preoperative-therapy"/>
+    <w:p>
+      <w:pPr>
+        <w:pStyle w:val="Heading2"/>
+      </w:pPr>
+      <w:r>
+        <w:t xml:space="preserve">18 Preoperative Therapy</w:t>
       </w:r>
     </w:p>
     <w:p>
@@ -852,14 +997,14 @@
         <w:t xml:space="preserve">surgery that will shrink the cancer.</w:t>
       </w:r>
     </w:p>
-    <w:bookmarkEnd w:id="35"/>
-    <w:bookmarkStart w:id="36" w:name="preoperative-therapy-1"/>
-    <w:p>
-      <w:pPr>
-        <w:pStyle w:val="Heading2"/>
-      </w:pPr>
-      <w:r>
-        <w:t xml:space="preserve">17 Preoperative Therapy</w:t>
+    <w:bookmarkEnd w:id="26"/>
+    <w:bookmarkStart w:id="27" w:name="preoperative-therapy-1"/>
+    <w:p>
+      <w:pPr>
+        <w:pStyle w:val="Heading2"/>
+      </w:pPr>
+      <w:r>
+        <w:t xml:space="preserve">19 Preoperative Therapy</w:t>
       </w:r>
     </w:p>
     <w:p>
@@ -886,14 +1031,14 @@
         <w:t xml:space="preserve">surgery that will shrink the cancer.</w:t>
       </w:r>
     </w:p>
-    <w:bookmarkEnd w:id="36"/>
-    <w:bookmarkStart w:id="37" w:name="preoperative-therapy-2"/>
-    <w:p>
-      <w:pPr>
-        <w:pStyle w:val="Heading2"/>
-      </w:pPr>
-      <w:r>
-        <w:t xml:space="preserve">18 Preoperative Therapy</w:t>
+    <w:bookmarkEnd w:id="27"/>
+    <w:bookmarkStart w:id="28" w:name="preoperative-therapy-2"/>
+    <w:p>
+      <w:pPr>
+        <w:pStyle w:val="Heading2"/>
+      </w:pPr>
+      <w:r>
+        <w:t xml:space="preserve">20 Preoperative Therapy</w:t>
       </w:r>
     </w:p>
     <w:p>
@@ -920,14 +1065,14 @@
         <w:t xml:space="preserve">surgery that will shrink the cancer.</w:t>
       </w:r>
     </w:p>
-    <w:bookmarkEnd w:id="37"/>
-    <w:bookmarkStart w:id="38" w:name="surgery-after-preoperative-therapy"/>
-    <w:p>
-      <w:pPr>
-        <w:pStyle w:val="Heading2"/>
-      </w:pPr>
-      <w:r>
-        <w:t xml:space="preserve">19 Surgery after Preoperative Therapy</w:t>
+    <w:bookmarkEnd w:id="28"/>
+    <w:bookmarkStart w:id="29" w:name="surgery-after-preoperative-therapy"/>
+    <w:p>
+      <w:pPr>
+        <w:pStyle w:val="Heading2"/>
+      </w:pPr>
+      <w:r>
+        <w:t xml:space="preserve">21 Surgery after Preoperative Therapy</w:t>
       </w:r>
     </w:p>
     <w:p>
@@ -938,14 +1083,14 @@
         <w:t xml:space="preserve">When surgery is then performed…</w:t>
       </w:r>
     </w:p>
-    <w:bookmarkEnd w:id="38"/>
-    <w:bookmarkStart w:id="39" w:name="preoperative-therapy-3"/>
-    <w:p>
-      <w:pPr>
-        <w:pStyle w:val="Heading2"/>
-      </w:pPr>
-      <w:r>
-        <w:t xml:space="preserve">20 Preoperative Therapy</w:t>
+    <w:bookmarkEnd w:id="29"/>
+    <w:bookmarkStart w:id="30" w:name="preoperative-therapy-3"/>
+    <w:p>
+      <w:pPr>
+        <w:pStyle w:val="Heading2"/>
+      </w:pPr>
+      <w:r>
+        <w:t xml:space="preserve">22 Preoperative Therapy</w:t>
       </w:r>
     </w:p>
     <w:p>
@@ -964,14 +1109,14 @@
         <w:t xml:space="preserve">The risk of cancer recurrence is minimized</w:t>
       </w:r>
     </w:p>
-    <w:bookmarkEnd w:id="39"/>
-    <w:bookmarkStart w:id="40" w:name="preoperative-therapy-4"/>
-    <w:p>
-      <w:pPr>
-        <w:pStyle w:val="Heading2"/>
-      </w:pPr>
-      <w:r>
-        <w:t xml:space="preserve">21 Preoperative Therapy</w:t>
+    <w:bookmarkEnd w:id="30"/>
+    <w:bookmarkStart w:id="31" w:name="preoperative-therapy-4"/>
+    <w:p>
+      <w:pPr>
+        <w:pStyle w:val="Heading2"/>
+      </w:pPr>
+      <w:r>
+        <w:t xml:space="preserve">23 Preoperative Therapy</w:t>
       </w:r>
     </w:p>
     <w:p>
@@ -990,14 +1135,14 @@
         <w:t xml:space="preserve">The risk of cancer recurrence is minimized</w:t>
       </w:r>
     </w:p>
-    <w:bookmarkEnd w:id="40"/>
-    <w:bookmarkStart w:id="41" w:name="chemotherapy-radiation-cross-trial"/>
-    <w:p>
-      <w:pPr>
-        <w:pStyle w:val="Heading2"/>
-      </w:pPr>
-      <w:r>
-        <w:t xml:space="preserve">22 Chemotherapy + Radiation CROSS Trial</w:t>
+    <w:bookmarkEnd w:id="31"/>
+    <w:bookmarkStart w:id="32" w:name="chemotherapy-radiation-cross-trial"/>
+    <w:p>
+      <w:pPr>
+        <w:pStyle w:val="Heading2"/>
+      </w:pPr>
+      <w:r>
+        <w:t xml:space="preserve">24 Chemotherapy + Radiation CROSS Trial</w:t>
       </w:r>
     </w:p>
     <w:p>
@@ -1065,14 +1210,14 @@
         <w:t xml:space="preserve">Surgery</w:t>
       </w:r>
     </w:p>
-    <w:bookmarkEnd w:id="41"/>
-    <w:bookmarkStart w:id="42" w:name="chemotherapy-radiation-cross-trial-1"/>
-    <w:p>
-      <w:pPr>
-        <w:pStyle w:val="Heading2"/>
-      </w:pPr>
-      <w:r>
-        <w:t xml:space="preserve">23 Chemotherapy + Radiation CROSS Trial</w:t>
+    <w:bookmarkEnd w:id="32"/>
+    <w:bookmarkStart w:id="33" w:name="chemotherapy-radiation-cross-trial-1"/>
+    <w:p>
+      <w:pPr>
+        <w:pStyle w:val="Heading2"/>
+      </w:pPr>
+      <w:r>
+        <w:t xml:space="preserve">25 Chemotherapy + Radiation CROSS Trial</w:t>
       </w:r>
     </w:p>
     <w:p>
@@ -1159,14 +1304,14 @@
         <w:t xml:space="preserve">The results were quite dramatic: The group that was treated with all three therapies, chemotherapy and radiation and surgery, lived on average twice a long as patients who had surgery alone.</w:t>
       </w:r>
     </w:p>
-    <w:bookmarkEnd w:id="42"/>
-    <w:bookmarkStart w:id="43" w:name="chemo-radiation-cross-trial"/>
-    <w:p>
-      <w:pPr>
-        <w:pStyle w:val="Heading2"/>
-      </w:pPr>
-      <w:r>
-        <w:t xml:space="preserve">24 Chemo + Radiation CROSS Trial</w:t>
+    <w:bookmarkEnd w:id="33"/>
+    <w:bookmarkStart w:id="34" w:name="chemo-radiation-cross-trial"/>
+    <w:p>
+      <w:pPr>
+        <w:pStyle w:val="Heading2"/>
+      </w:pPr>
+      <w:r>
+        <w:t xml:space="preserve">26 Chemo + Radiation CROSS Trial</w:t>
       </w:r>
     </w:p>
     <w:p>
@@ -1182,7 +1327,7 @@
         <w:pStyle w:val="Compact"/>
         <w:numPr>
           <w:ilvl w:val="0"/>
-          <w:numId w:val="1008"/>
+          <w:numId w:val="1010"/>
         </w:numPr>
       </w:pPr>
       <w:r>
@@ -1194,7 +1339,7 @@
         <w:pStyle w:val="Compact"/>
         <w:numPr>
           <w:ilvl w:val="0"/>
-          <w:numId w:val="1008"/>
+          <w:numId w:val="1010"/>
         </w:numPr>
       </w:pPr>
       <w:r>
@@ -1206,7 +1351,7 @@
         <w:pStyle w:val="Compact"/>
         <w:numPr>
           <w:ilvl w:val="0"/>
-          <w:numId w:val="1009"/>
+          <w:numId w:val="1011"/>
         </w:numPr>
       </w:pPr>
       <w:r>
@@ -1218,21 +1363,21 @@
         <w:pStyle w:val="Compact"/>
         <w:numPr>
           <w:ilvl w:val="0"/>
-          <w:numId w:val="1010"/>
+          <w:numId w:val="1012"/>
         </w:numPr>
       </w:pPr>
       <w:r>
         <w:t xml:space="preserve">Surgery 8 weeks after the end of radiation</w:t>
       </w:r>
     </w:p>
-    <w:bookmarkEnd w:id="43"/>
-    <w:bookmarkStart w:id="44" w:name="chemo-radiation---side-effects"/>
-    <w:p>
-      <w:pPr>
-        <w:pStyle w:val="Heading2"/>
-      </w:pPr>
-      <w:r>
-        <w:t xml:space="preserve">25 Chemo + Radiation - Side Effects</w:t>
+    <w:bookmarkEnd w:id="34"/>
+    <w:bookmarkStart w:id="35" w:name="chemo-radiation---side-effects"/>
+    <w:p>
+      <w:pPr>
+        <w:pStyle w:val="Heading2"/>
+      </w:pPr>
+      <w:r>
+        <w:t xml:space="preserve">27 Chemo + Radiation - Side Effects</w:t>
       </w:r>
     </w:p>
     <w:p>
@@ -1267,14 +1412,14 @@
         <w:t xml:space="preserve">Feeding tube may be needed for hydration/nutrition.</w:t>
       </w:r>
     </w:p>
-    <w:bookmarkEnd w:id="44"/>
-    <w:bookmarkStart w:id="45" w:name="chemotherapy-administration"/>
-    <w:p>
-      <w:pPr>
-        <w:pStyle w:val="Heading2"/>
-      </w:pPr>
-      <w:r>
-        <w:t xml:space="preserve">26 Chemotherapy Administration</w:t>
+    <w:bookmarkEnd w:id="35"/>
+    <w:bookmarkStart w:id="36" w:name="chemotherapy-administration"/>
+    <w:p>
+      <w:pPr>
+        <w:pStyle w:val="Heading2"/>
+      </w:pPr>
+      <w:r>
+        <w:t xml:space="preserve">28 Chemotherapy Administration</w:t>
       </w:r>
     </w:p>
     <w:p>
@@ -1298,7 +1443,7 @@
         <w:pStyle w:val="Compact"/>
         <w:numPr>
           <w:ilvl w:val="0"/>
-          <w:numId w:val="1011"/>
+          <w:numId w:val="1013"/>
         </w:numPr>
       </w:pPr>
       <w:r>
@@ -1310,7 +1455,7 @@
         <w:pStyle w:val="Compact"/>
         <w:numPr>
           <w:ilvl w:val="0"/>
-          <w:numId w:val="1011"/>
+          <w:numId w:val="1013"/>
         </w:numPr>
       </w:pPr>
       <w:r>
@@ -1322,21 +1467,21 @@
         <w:pStyle w:val="Compact"/>
         <w:numPr>
           <w:ilvl w:val="0"/>
-          <w:numId w:val="1011"/>
+          <w:numId w:val="1013"/>
         </w:numPr>
       </w:pPr>
       <w:r>
         <w:t xml:space="preserve">Central Venous port</w:t>
       </w:r>
     </w:p>
-    <w:bookmarkEnd w:id="45"/>
-    <w:bookmarkStart w:id="46" w:name="X24de4000c031f200c5dfe01452aa364022c5d0d"/>
-    <w:p>
-      <w:pPr>
-        <w:pStyle w:val="Heading2"/>
-      </w:pPr>
-      <w:r>
-        <w:t xml:space="preserve">27 Intravenous Catheter in Peripheral Vein (</w:t>
+    <w:bookmarkEnd w:id="36"/>
+    <w:bookmarkStart w:id="37" w:name="X24de4000c031f200c5dfe01452aa364022c5d0d"/>
+    <w:p>
+      <w:pPr>
+        <w:pStyle w:val="Heading2"/>
+      </w:pPr>
+      <w:r>
+        <w:t xml:space="preserve">29 Intravenous Catheter in Peripheral Vein (</w:t>
       </w:r>
       <w:r>
         <w:t xml:space="preserve">“IV”</w:t>
@@ -1350,7 +1495,7 @@
         <w:pStyle w:val="Compact"/>
         <w:numPr>
           <w:ilvl w:val="0"/>
-          <w:numId w:val="1012"/>
+          <w:numId w:val="1014"/>
         </w:numPr>
       </w:pPr>
       <w:r>
@@ -1362,7 +1507,7 @@
         <w:pStyle w:val="Compact"/>
         <w:numPr>
           <w:ilvl w:val="0"/>
-          <w:numId w:val="1012"/>
+          <w:numId w:val="1014"/>
         </w:numPr>
       </w:pPr>
       <w:r>
@@ -1374,7 +1519,7 @@
         <w:pStyle w:val="Compact"/>
         <w:numPr>
           <w:ilvl w:val="0"/>
-          <w:numId w:val="1012"/>
+          <w:numId w:val="1014"/>
         </w:numPr>
       </w:pPr>
       <w:r>
@@ -1386,7 +1531,7 @@
         <w:pStyle w:val="Compact"/>
         <w:numPr>
           <w:ilvl w:val="0"/>
-          <w:numId w:val="1012"/>
+          <w:numId w:val="1014"/>
         </w:numPr>
       </w:pPr>
       <w:r>
@@ -1398,7 +1543,7 @@
         <w:pStyle w:val="Compact"/>
         <w:numPr>
           <w:ilvl w:val="0"/>
-          <w:numId w:val="1012"/>
+          <w:numId w:val="1014"/>
         </w:numPr>
       </w:pPr>
       <w:r>
@@ -1429,22 +1574,22 @@
         <w:t xml:space="preserve">FLOT chemotherapy requires a home infusion pump, got which a peripheral IV won’t work</w:t>
       </w:r>
     </w:p>
-    <w:bookmarkEnd w:id="46"/>
-    <w:bookmarkStart w:id="47" w:name="central-venous-port"/>
-    <w:p>
-      <w:pPr>
-        <w:pStyle w:val="Heading2"/>
-      </w:pPr>
-      <w:r>
-        <w:t xml:space="preserve">28 Central Venous Port</w:t>
-      </w:r>
-    </w:p>
-    <w:p>
-      <w:pPr>
-        <w:pStyle w:val="Compact"/>
-        <w:numPr>
-          <w:ilvl w:val="0"/>
-          <w:numId w:val="1013"/>
+    <w:bookmarkEnd w:id="37"/>
+    <w:bookmarkStart w:id="38" w:name="central-venous-port"/>
+    <w:p>
+      <w:pPr>
+        <w:pStyle w:val="Heading2"/>
+      </w:pPr>
+      <w:r>
+        <w:t xml:space="preserve">30 Central Venous Port</w:t>
+      </w:r>
+    </w:p>
+    <w:p>
+      <w:pPr>
+        <w:pStyle w:val="Compact"/>
+        <w:numPr>
+          <w:ilvl w:val="0"/>
+          <w:numId w:val="1015"/>
         </w:numPr>
       </w:pPr>
       <w:r>
@@ -1456,7 +1601,7 @@
         <w:pStyle w:val="Compact"/>
         <w:numPr>
           <w:ilvl w:val="0"/>
-          <w:numId w:val="1013"/>
+          <w:numId w:val="1015"/>
         </w:numPr>
       </w:pPr>
       <w:r>
@@ -1468,7 +1613,7 @@
         <w:pStyle w:val="Compact"/>
         <w:numPr>
           <w:ilvl w:val="0"/>
-          <w:numId w:val="1013"/>
+          <w:numId w:val="1015"/>
         </w:numPr>
       </w:pPr>
       <w:r>
@@ -1480,7 +1625,7 @@
         <w:pStyle w:val="Compact"/>
         <w:numPr>
           <w:ilvl w:val="0"/>
-          <w:numId w:val="1013"/>
+          <w:numId w:val="1015"/>
         </w:numPr>
       </w:pPr>
       <w:r>
@@ -1492,7 +1637,7 @@
         <w:pStyle w:val="Compact"/>
         <w:numPr>
           <w:ilvl w:val="0"/>
-          <w:numId w:val="1013"/>
+          <w:numId w:val="1015"/>
         </w:numPr>
       </w:pPr>
       <w:r>
@@ -1539,22 +1684,22 @@
         <w:t xml:space="preserve">A port can be used for blood draws for blood tests as well.</w:t>
       </w:r>
     </w:p>
-    <w:bookmarkEnd w:id="47"/>
-    <w:bookmarkStart w:id="48" w:name="central-venous-port-1"/>
-    <w:p>
-      <w:pPr>
-        <w:pStyle w:val="Heading2"/>
-      </w:pPr>
-      <w:r>
-        <w:t xml:space="preserve">29 Central Venous Port</w:t>
-      </w:r>
-    </w:p>
-    <w:p>
-      <w:pPr>
-        <w:pStyle w:val="Compact"/>
-        <w:numPr>
-          <w:ilvl w:val="0"/>
-          <w:numId w:val="1014"/>
+    <w:bookmarkEnd w:id="38"/>
+    <w:bookmarkStart w:id="39" w:name="central-venous-port-1"/>
+    <w:p>
+      <w:pPr>
+        <w:pStyle w:val="Heading2"/>
+      </w:pPr>
+      <w:r>
+        <w:t xml:space="preserve">31 Central Venous Port</w:t>
+      </w:r>
+    </w:p>
+    <w:p>
+      <w:pPr>
+        <w:pStyle w:val="Compact"/>
+        <w:numPr>
+          <w:ilvl w:val="0"/>
+          <w:numId w:val="1016"/>
         </w:numPr>
       </w:pPr>
       <w:r>
@@ -1566,7 +1711,7 @@
         <w:pStyle w:val="Compact"/>
         <w:numPr>
           <w:ilvl w:val="0"/>
-          <w:numId w:val="1014"/>
+          <w:numId w:val="1016"/>
         </w:numPr>
       </w:pPr>
       <w:r>
@@ -1578,7 +1723,7 @@
         <w:pStyle w:val="Compact"/>
         <w:numPr>
           <w:ilvl w:val="0"/>
-          <w:numId w:val="1014"/>
+          <w:numId w:val="1016"/>
         </w:numPr>
       </w:pPr>
       <w:r>
@@ -1590,7 +1735,7 @@
         <w:pStyle w:val="Compact"/>
         <w:numPr>
           <w:ilvl w:val="0"/>
-          <w:numId w:val="1014"/>
+          <w:numId w:val="1016"/>
         </w:numPr>
       </w:pPr>
       <w:r>
@@ -1602,7 +1747,7 @@
         <w:pStyle w:val="Compact"/>
         <w:numPr>
           <w:ilvl w:val="0"/>
-          <w:numId w:val="1014"/>
+          <w:numId w:val="1016"/>
         </w:numPr>
       </w:pPr>
       <w:r>
@@ -1659,14 +1804,14 @@
         <w:t xml:space="preserve">covers the incisions and flakes off after a week or so</w:t>
       </w:r>
     </w:p>
-    <w:bookmarkEnd w:id="48"/>
-    <w:bookmarkStart w:id="49" w:name="central-venous-port-2"/>
-    <w:p>
-      <w:pPr>
-        <w:pStyle w:val="Heading2"/>
-      </w:pPr>
-      <w:r>
-        <w:t xml:space="preserve">30 Central Venous Port</w:t>
+    <w:bookmarkEnd w:id="39"/>
+    <w:bookmarkStart w:id="40" w:name="central-venous-port-2"/>
+    <w:p>
+      <w:pPr>
+        <w:pStyle w:val="Heading2"/>
+      </w:pPr>
+      <w:r>
+        <w:t xml:space="preserve">32 Central Venous Port</w:t>
       </w:r>
     </w:p>
     <w:p>
@@ -1685,14 +1830,14 @@
         <w:t xml:space="preserve">When it comes time for chemotherapy, the nurses can easily access the port with a needle that goes through the skin into the port, rather than placing an intravenous needle in a vein. The drugs can then be administered directly into the bloodstream. If blood needs to be drawn for tests, this can also be done through the port.</w:t>
       </w:r>
     </w:p>
-    <w:bookmarkEnd w:id="49"/>
-    <w:bookmarkStart w:id="50" w:name="restaging"/>
-    <w:p>
-      <w:pPr>
-        <w:pStyle w:val="Heading2"/>
-      </w:pPr>
-      <w:r>
-        <w:t xml:space="preserve">31 Restaging</w:t>
+    <w:bookmarkEnd w:id="40"/>
+    <w:bookmarkStart w:id="41" w:name="restaging"/>
+    <w:p>
+      <w:pPr>
+        <w:pStyle w:val="Heading2"/>
+      </w:pPr>
+      <w:r>
+        <w:t xml:space="preserve">33 Restaging</w:t>
       </w:r>
     </w:p>
     <w:p>
@@ -1716,7 +1861,7 @@
         <w:pStyle w:val="Compact"/>
         <w:numPr>
           <w:ilvl w:val="0"/>
-          <w:numId w:val="1015"/>
+          <w:numId w:val="1017"/>
         </w:numPr>
       </w:pPr>
       <w:r>
@@ -1728,21 +1873,21 @@
         <w:pStyle w:val="Compact"/>
         <w:numPr>
           <w:ilvl w:val="0"/>
-          <w:numId w:val="1015"/>
+          <w:numId w:val="1017"/>
         </w:numPr>
       </w:pPr>
       <w:r>
         <w:t xml:space="preserve">Timing depends upon recovery from therapy</w:t>
       </w:r>
     </w:p>
-    <w:bookmarkEnd w:id="50"/>
-    <w:bookmarkStart w:id="51" w:name="endoscopy-after-initial-therapy"/>
-    <w:p>
-      <w:pPr>
-        <w:pStyle w:val="Heading2"/>
-      </w:pPr>
-      <w:r>
-        <w:t xml:space="preserve">32 Endoscopy after Initial Therapy</w:t>
+    <w:bookmarkEnd w:id="41"/>
+    <w:bookmarkStart w:id="42" w:name="endoscopy-after-initial-therapy"/>
+    <w:p>
+      <w:pPr>
+        <w:pStyle w:val="Heading2"/>
+      </w:pPr>
+      <w:r>
+        <w:t xml:space="preserve">34 Endoscopy after Initial Therapy</w:t>
       </w:r>
     </w:p>
     <w:p>
@@ -1796,14 +1941,14 @@
         <w:t xml:space="preserve">Regular endoscopy is important to look for regrowth of cancer</w:t>
       </w:r>
     </w:p>
-    <w:bookmarkEnd w:id="51"/>
-    <w:bookmarkStart w:id="52" w:name="surgery-for-squamous-cell-carcinoma"/>
-    <w:p>
-      <w:pPr>
-        <w:pStyle w:val="Heading2"/>
-      </w:pPr>
-      <w:r>
-        <w:t xml:space="preserve">33 Surgery for Squamous Cell Carcinoma</w:t>
+    <w:bookmarkEnd w:id="42"/>
+    <w:bookmarkStart w:id="43" w:name="surgery-for-squamous-cell-carcinoma"/>
+    <w:p>
+      <w:pPr>
+        <w:pStyle w:val="Heading2"/>
+      </w:pPr>
+      <w:r>
+        <w:t xml:space="preserve">35 Surgery for Squamous Cell Carcinoma</w:t>
       </w:r>
     </w:p>
     <w:p>
@@ -1819,7 +1964,7 @@
         <w:pStyle w:val="Compact"/>
         <w:numPr>
           <w:ilvl w:val="0"/>
-          <w:numId w:val="1016"/>
+          <w:numId w:val="1018"/>
         </w:numPr>
       </w:pPr>
       <w:r>
@@ -1831,7 +1976,7 @@
         <w:pStyle w:val="Compact"/>
         <w:numPr>
           <w:ilvl w:val="0"/>
-          <w:numId w:val="1016"/>
+          <w:numId w:val="1018"/>
         </w:numPr>
       </w:pPr>
       <w:r>
@@ -1843,21 +1988,21 @@
         <w:pStyle w:val="Compact"/>
         <w:numPr>
           <w:ilvl w:val="0"/>
-          <w:numId w:val="1016"/>
+          <w:numId w:val="1018"/>
         </w:numPr>
       </w:pPr>
       <w:r>
         <w:t xml:space="preserve">Healthy enough to undergo surgery</w:t>
       </w:r>
     </w:p>
-    <w:bookmarkEnd w:id="52"/>
-    <w:bookmarkStart w:id="53" w:name="surgery-for-squamous-cell-carcinoma-1"/>
-    <w:p>
-      <w:pPr>
-        <w:pStyle w:val="Heading2"/>
-      </w:pPr>
-      <w:r>
-        <w:t xml:space="preserve">34 Surgery for Squamous Cell Carcinoma</w:t>
+    <w:bookmarkEnd w:id="43"/>
+    <w:bookmarkStart w:id="44" w:name="surgery-for-squamous-cell-carcinoma-1"/>
+    <w:p>
+      <w:pPr>
+        <w:pStyle w:val="Heading2"/>
+      </w:pPr>
+      <w:r>
+        <w:t xml:space="preserve">36 Surgery for Squamous Cell Carcinoma</w:t>
       </w:r>
     </w:p>
     <w:p>
@@ -1873,7 +2018,7 @@
         <w:pStyle w:val="Compact"/>
         <w:numPr>
           <w:ilvl w:val="0"/>
-          <w:numId w:val="1017"/>
+          <w:numId w:val="1019"/>
         </w:numPr>
       </w:pPr>
       <w:r>
@@ -1885,7 +2030,7 @@
         <w:pStyle w:val="Compact"/>
         <w:numPr>
           <w:ilvl w:val="0"/>
-          <w:numId w:val="1017"/>
+          <w:numId w:val="1019"/>
         </w:numPr>
       </w:pPr>
       <w:r>
@@ -1897,29 +2042,29 @@
         <w:pStyle w:val="Compact"/>
         <w:numPr>
           <w:ilvl w:val="0"/>
-          <w:numId w:val="1017"/>
+          <w:numId w:val="1019"/>
         </w:numPr>
       </w:pPr>
       <w:r>
         <w:t xml:space="preserve">Healthy enough to undergo surgery</w:t>
       </w:r>
     </w:p>
-    <w:bookmarkEnd w:id="53"/>
-    <w:bookmarkStart w:id="54" w:name="surveillance-if-surgery-not-performed"/>
-    <w:p>
-      <w:pPr>
-        <w:pStyle w:val="Heading2"/>
-      </w:pPr>
-      <w:r>
-        <w:t xml:space="preserve">35 Surveillance if Surgery Not Performed</w:t>
-      </w:r>
-    </w:p>
-    <w:p>
-      <w:pPr>
-        <w:pStyle w:val="Compact"/>
-        <w:numPr>
-          <w:ilvl w:val="0"/>
-          <w:numId w:val="1018"/>
+    <w:bookmarkEnd w:id="44"/>
+    <w:bookmarkStart w:id="45" w:name="surveillance-if-surgery-not-performed"/>
+    <w:p>
+      <w:pPr>
+        <w:pStyle w:val="Heading2"/>
+      </w:pPr>
+      <w:r>
+        <w:t xml:space="preserve">37 Surveillance if Surgery Not Performed</w:t>
+      </w:r>
+    </w:p>
+    <w:p>
+      <w:pPr>
+        <w:pStyle w:val="Compact"/>
+        <w:numPr>
+          <w:ilvl w:val="0"/>
+          <w:numId w:val="1020"/>
         </w:numPr>
       </w:pPr>
       <w:r>
@@ -1931,7 +2076,7 @@
         <w:pStyle w:val="Compact"/>
         <w:numPr>
           <w:ilvl w:val="0"/>
-          <w:numId w:val="1018"/>
+          <w:numId w:val="1020"/>
         </w:numPr>
       </w:pPr>
       <w:r>
@@ -1957,24 +2102,24 @@
         <w:t xml:space="preserve">Surgery if a recurrence in the esophagus is found</w:t>
       </w:r>
     </w:p>
-    <w:bookmarkEnd w:id="54"/>
-    <w:bookmarkStart w:id="55" w:name="protein-needs"/>
-    <w:p>
-      <w:pPr>
-        <w:pStyle w:val="Heading2"/>
-      </w:pPr>
-      <w:r>
-        <w:t xml:space="preserve">36 Protein Needs</w:t>
-      </w:r>
-    </w:p>
-    <w:bookmarkEnd w:id="55"/>
-    <w:bookmarkStart w:id="56" w:name="feeding-tubes"/>
-    <w:p>
-      <w:pPr>
-        <w:pStyle w:val="Heading2"/>
-      </w:pPr>
-      <w:r>
-        <w:t xml:space="preserve">37 Feeding Tubes</w:t>
+    <w:bookmarkEnd w:id="45"/>
+    <w:bookmarkStart w:id="46" w:name="protein-needs"/>
+    <w:p>
+      <w:pPr>
+        <w:pStyle w:val="Heading2"/>
+      </w:pPr>
+      <w:r>
+        <w:t xml:space="preserve">38 Protein Needs</w:t>
+      </w:r>
+    </w:p>
+    <w:bookmarkEnd w:id="46"/>
+    <w:bookmarkStart w:id="47" w:name="feeding-tubes"/>
+    <w:p>
+      <w:pPr>
+        <w:pStyle w:val="Heading2"/>
+      </w:pPr>
+      <w:r>
+        <w:t xml:space="preserve">39 Feeding Tubes</w:t>
       </w:r>
     </w:p>
     <w:p>
@@ -1989,7 +2134,7 @@
       <w:pPr>
         <w:numPr>
           <w:ilvl w:val="0"/>
-          <w:numId w:val="1019"/>
+          <w:numId w:val="1021"/>
         </w:numPr>
       </w:pPr>
       <w:r>
@@ -2000,7 +2145,7 @@
       <w:pPr>
         <w:numPr>
           <w:ilvl w:val="0"/>
-          <w:numId w:val="1019"/>
+          <w:numId w:val="1021"/>
         </w:numPr>
       </w:pPr>
       <w:r>
@@ -2015,14 +2160,14 @@
         <w:t xml:space="preserve">Your dietitian and physician will help you decide which tube is best for your situation</w:t>
       </w:r>
     </w:p>
-    <w:bookmarkEnd w:id="56"/>
-    <w:bookmarkStart w:id="57" w:name="gastrostomy-tube"/>
-    <w:p>
-      <w:pPr>
-        <w:pStyle w:val="Heading2"/>
-      </w:pPr>
-      <w:r>
-        <w:t xml:space="preserve">38 Gastrostomy Tube</w:t>
+    <w:bookmarkEnd w:id="47"/>
+    <w:bookmarkStart w:id="48" w:name="gastrostomy-tube"/>
+    <w:p>
+      <w:pPr>
+        <w:pStyle w:val="Heading2"/>
+      </w:pPr>
+      <w:r>
+        <w:t xml:space="preserve">40 Gastrostomy Tube</w:t>
       </w:r>
     </w:p>
     <w:p>
@@ -2038,7 +2183,7 @@
         <w:pStyle w:val="Compact"/>
         <w:numPr>
           <w:ilvl w:val="0"/>
-          <w:numId w:val="1020"/>
+          <w:numId w:val="1022"/>
         </w:numPr>
       </w:pPr>
       <w:r>
@@ -2050,7 +2195,7 @@
         <w:pStyle w:val="Compact"/>
         <w:numPr>
           <w:ilvl w:val="0"/>
-          <w:numId w:val="1020"/>
+          <w:numId w:val="1022"/>
         </w:numPr>
       </w:pPr>
       <w:r>
@@ -2062,7 +2207,7 @@
         <w:pStyle w:val="Compact"/>
         <w:numPr>
           <w:ilvl w:val="0"/>
-          <w:numId w:val="1020"/>
+          <w:numId w:val="1022"/>
         </w:numPr>
       </w:pPr>
       <w:r>
@@ -2074,21 +2219,21 @@
         <w:pStyle w:val="Compact"/>
         <w:numPr>
           <w:ilvl w:val="0"/>
-          <w:numId w:val="1020"/>
+          <w:numId w:val="1022"/>
         </w:numPr>
       </w:pPr>
       <w:r>
         <w:t xml:space="preserve">Removed easily in the office when no longer needed</w:t>
       </w:r>
     </w:p>
-    <w:bookmarkEnd w:id="57"/>
-    <w:bookmarkStart w:id="58" w:name="gastrostomy-tube-methods"/>
-    <w:p>
-      <w:pPr>
-        <w:pStyle w:val="Heading2"/>
-      </w:pPr>
-      <w:r>
-        <w:t xml:space="preserve">39 Gastrostomy Tube Methods</w:t>
+    <w:bookmarkEnd w:id="48"/>
+    <w:bookmarkStart w:id="49" w:name="gastrostomy-tube-methods"/>
+    <w:p>
+      <w:pPr>
+        <w:pStyle w:val="Heading2"/>
+      </w:pPr>
+      <w:r>
+        <w:t xml:space="preserve">41 Gastrostomy Tube Methods</w:t>
       </w:r>
     </w:p>
     <w:p>
@@ -2115,22 +2260,22 @@
         <w:t xml:space="preserve">Preferred method depends upon whether esophagectomy is planned</w:t>
       </w:r>
     </w:p>
-    <w:bookmarkEnd w:id="58"/>
-    <w:bookmarkStart w:id="59" w:name="gastrostomy-tube-1"/>
-    <w:p>
-      <w:pPr>
-        <w:pStyle w:val="Heading2"/>
-      </w:pPr>
-      <w:r>
-        <w:t xml:space="preserve">40 Gastrostomy Tube</w:t>
-      </w:r>
-    </w:p>
-    <w:p>
-      <w:pPr>
-        <w:pStyle w:val="Compact"/>
-        <w:numPr>
-          <w:ilvl w:val="0"/>
-          <w:numId w:val="1021"/>
+    <w:bookmarkEnd w:id="49"/>
+    <w:bookmarkStart w:id="50" w:name="gastrostomy-tube-1"/>
+    <w:p>
+      <w:pPr>
+        <w:pStyle w:val="Heading2"/>
+      </w:pPr>
+      <w:r>
+        <w:t xml:space="preserve">42 Gastrostomy Tube</w:t>
+      </w:r>
+    </w:p>
+    <w:p>
+      <w:pPr>
+        <w:pStyle w:val="Compact"/>
+        <w:numPr>
+          <w:ilvl w:val="0"/>
+          <w:numId w:val="1023"/>
         </w:numPr>
       </w:pPr>
       <w:r>
@@ -2142,21 +2287,21 @@
         <w:pStyle w:val="Compact"/>
         <w:numPr>
           <w:ilvl w:val="0"/>
-          <w:numId w:val="1021"/>
+          <w:numId w:val="1023"/>
         </w:numPr>
       </w:pPr>
       <w:r>
         <w:t xml:space="preserve">Central venous port can be placed at the same time (if needed)</w:t>
       </w:r>
     </w:p>
-    <w:bookmarkEnd w:id="59"/>
-    <w:bookmarkStart w:id="60" w:name="primary-care-practitioner-pcp"/>
-    <w:p>
-      <w:pPr>
-        <w:pStyle w:val="Heading2"/>
-      </w:pPr>
-      <w:r>
-        <w:t xml:space="preserve">41 Primary Care Practitioner (PCP)</w:t>
+    <w:bookmarkEnd w:id="50"/>
+    <w:bookmarkStart w:id="51" w:name="primary-care-practitioner-pcp"/>
+    <w:p>
+      <w:pPr>
+        <w:pStyle w:val="Heading2"/>
+      </w:pPr>
+      <w:r>
+        <w:t xml:space="preserve">43 Primary Care Practitioner (PCP)</w:t>
       </w:r>
     </w:p>
     <w:p>
@@ -2183,22 +2328,22 @@
         <w:t xml:space="preserve">PCP Referral Line (844) 235-6998</w:t>
       </w:r>
     </w:p>
-    <w:bookmarkEnd w:id="60"/>
-    <w:bookmarkStart w:id="61" w:name="my-atrium-patient-portal"/>
-    <w:p>
-      <w:pPr>
-        <w:pStyle w:val="Heading2"/>
-      </w:pPr>
-      <w:r>
-        <w:t xml:space="preserve">42 My Atrium Patient Portal</w:t>
-      </w:r>
-    </w:p>
-    <w:p>
-      <w:pPr>
-        <w:pStyle w:val="Compact"/>
-        <w:numPr>
-          <w:ilvl w:val="0"/>
-          <w:numId w:val="1022"/>
+    <w:bookmarkEnd w:id="51"/>
+    <w:bookmarkStart w:id="52" w:name="my-atrium-patient-portal"/>
+    <w:p>
+      <w:pPr>
+        <w:pStyle w:val="Heading2"/>
+      </w:pPr>
+      <w:r>
+        <w:t xml:space="preserve">44 My Atrium Patient Portal</w:t>
+      </w:r>
+    </w:p>
+    <w:p>
+      <w:pPr>
+        <w:pStyle w:val="Compact"/>
+        <w:numPr>
+          <w:ilvl w:val="0"/>
+          <w:numId w:val="1024"/>
         </w:numPr>
       </w:pPr>
       <w:r>
@@ -2210,7 +2355,7 @@
         <w:pStyle w:val="Compact"/>
         <w:numPr>
           <w:ilvl w:val="0"/>
-          <w:numId w:val="1022"/>
+          <w:numId w:val="1024"/>
         </w:numPr>
       </w:pPr>
       <w:r>
@@ -2222,29 +2367,29 @@
         <w:pStyle w:val="Compact"/>
         <w:numPr>
           <w:ilvl w:val="0"/>
-          <w:numId w:val="1022"/>
+          <w:numId w:val="1024"/>
         </w:numPr>
       </w:pPr>
       <w:r>
         <w:t xml:space="preserve">Sign up at my.atriumhealth.org</w:t>
       </w:r>
     </w:p>
-    <w:bookmarkEnd w:id="61"/>
-    <w:bookmarkStart w:id="62" w:name="exercise"/>
-    <w:p>
-      <w:pPr>
-        <w:pStyle w:val="Heading2"/>
-      </w:pPr>
-      <w:r>
-        <w:t xml:space="preserve">43 Exercise</w:t>
-      </w:r>
-    </w:p>
-    <w:p>
-      <w:pPr>
-        <w:pStyle w:val="Compact"/>
-        <w:numPr>
-          <w:ilvl w:val="0"/>
-          <w:numId w:val="1023"/>
+    <w:bookmarkEnd w:id="52"/>
+    <w:bookmarkStart w:id="53" w:name="exercise"/>
+    <w:p>
+      <w:pPr>
+        <w:pStyle w:val="Heading2"/>
+      </w:pPr>
+      <w:r>
+        <w:t xml:space="preserve">45 Exercise</w:t>
+      </w:r>
+    </w:p>
+    <w:p>
+      <w:pPr>
+        <w:pStyle w:val="Compact"/>
+        <w:numPr>
+          <w:ilvl w:val="0"/>
+          <w:numId w:val="1025"/>
         </w:numPr>
       </w:pPr>
       <w:r>
@@ -2256,69 +2401,11 @@
         <w:pStyle w:val="Compact"/>
         <w:numPr>
           <w:ilvl w:val="0"/>
-          <w:numId w:val="1023"/>
+          <w:numId w:val="1025"/>
         </w:numPr>
       </w:pPr>
       <w:r>
         <w:t xml:space="preserve">Goal is 30min/day of vigorous exercise 6 days/wk</w:t>
-      </w:r>
-    </w:p>
-    <w:p>
-      <w:pPr>
-        <w:pStyle w:val="Compact"/>
-        <w:numPr>
-          <w:ilvl w:val="1"/>
-          <w:numId w:val="1024"/>
-        </w:numPr>
-      </w:pPr>
-      <w:r>
-        <w:t xml:space="preserve">Working hard enough that you can’t converse</w:t>
-      </w:r>
-    </w:p>
-    <w:p>
-      <w:pPr>
-        <w:pStyle w:val="Compact"/>
-        <w:numPr>
-          <w:ilvl w:val="1"/>
-          <w:numId w:val="1024"/>
-        </w:numPr>
-      </w:pPr>
-      <w:r>
-        <w:t xml:space="preserve">Start slowly and build up</w:t>
-      </w:r>
-    </w:p>
-    <w:p>
-      <w:pPr>
-        <w:pStyle w:val="Compact"/>
-        <w:numPr>
-          <w:ilvl w:val="1"/>
-          <w:numId w:val="1024"/>
-        </w:numPr>
-      </w:pPr>
-      <w:r>
-        <w:t xml:space="preserve">Every day counts! (Aim for daily activity)</w:t>
-      </w:r>
-    </w:p>
-    <w:bookmarkEnd w:id="62"/>
-    <w:bookmarkStart w:id="63" w:name="smoking-cessation"/>
-    <w:p>
-      <w:pPr>
-        <w:pStyle w:val="Heading2"/>
-      </w:pPr>
-      <w:r>
-        <w:t xml:space="preserve">44 Smoking Cessation</w:t>
-      </w:r>
-    </w:p>
-    <w:p>
-      <w:pPr>
-        <w:pStyle w:val="Compact"/>
-        <w:numPr>
-          <w:ilvl w:val="0"/>
-          <w:numId w:val="1025"/>
-        </w:numPr>
-      </w:pPr>
-      <w:r>
-        <w:t xml:space="preserve">Smoking makes cancer treatment more difficult</w:t>
       </w:r>
     </w:p>
     <w:p>
@@ -2330,6 +2417,64 @@
         </w:numPr>
       </w:pPr>
       <w:r>
+        <w:t xml:space="preserve">Working hard enough that you can’t converse</w:t>
+      </w:r>
+    </w:p>
+    <w:p>
+      <w:pPr>
+        <w:pStyle w:val="Compact"/>
+        <w:numPr>
+          <w:ilvl w:val="1"/>
+          <w:numId w:val="1026"/>
+        </w:numPr>
+      </w:pPr>
+      <w:r>
+        <w:t xml:space="preserve">Start slowly and build up</w:t>
+      </w:r>
+    </w:p>
+    <w:p>
+      <w:pPr>
+        <w:pStyle w:val="Compact"/>
+        <w:numPr>
+          <w:ilvl w:val="1"/>
+          <w:numId w:val="1026"/>
+        </w:numPr>
+      </w:pPr>
+      <w:r>
+        <w:t xml:space="preserve">Every day counts! (Aim for daily activity)</w:t>
+      </w:r>
+    </w:p>
+    <w:bookmarkEnd w:id="53"/>
+    <w:bookmarkStart w:id="54" w:name="smoking-cessation"/>
+    <w:p>
+      <w:pPr>
+        <w:pStyle w:val="Heading2"/>
+      </w:pPr>
+      <w:r>
+        <w:t xml:space="preserve">46 Smoking Cessation</w:t>
+      </w:r>
+    </w:p>
+    <w:p>
+      <w:pPr>
+        <w:pStyle w:val="Compact"/>
+        <w:numPr>
+          <w:ilvl w:val="0"/>
+          <w:numId w:val="1027"/>
+        </w:numPr>
+      </w:pPr>
+      <w:r>
+        <w:t xml:space="preserve">Smoking makes cancer treatment more difficult</w:t>
+      </w:r>
+    </w:p>
+    <w:p>
+      <w:pPr>
+        <w:pStyle w:val="Compact"/>
+        <w:numPr>
+          <w:ilvl w:val="1"/>
+          <w:numId w:val="1028"/>
+        </w:numPr>
+      </w:pPr>
+      <w:r>
         <w:t xml:space="preserve">Increases risk of complications after surgery</w:t>
       </w:r>
     </w:p>
@@ -2338,7 +2483,7 @@
         <w:pStyle w:val="Compact"/>
         <w:numPr>
           <w:ilvl w:val="0"/>
-          <w:numId w:val="1025"/>
+          <w:numId w:val="1027"/>
         </w:numPr>
       </w:pPr>
       <w:r>
@@ -2350,7 +2495,7 @@
         <w:pStyle w:val="Compact"/>
         <w:numPr>
           <w:ilvl w:val="1"/>
-          <w:numId w:val="1027"/>
+          <w:numId w:val="1029"/>
         </w:numPr>
       </w:pPr>
       <w:r>
@@ -2362,7 +2507,7 @@
         <w:pStyle w:val="Compact"/>
         <w:numPr>
           <w:ilvl w:val="1"/>
-          <w:numId w:val="1027"/>
+          <w:numId w:val="1029"/>
         </w:numPr>
       </w:pPr>
       <w:r>
@@ -2374,21 +2519,21 @@
         <w:pStyle w:val="Compact"/>
         <w:numPr>
           <w:ilvl w:val="1"/>
-          <w:numId w:val="1027"/>
+          <w:numId w:val="1029"/>
         </w:numPr>
       </w:pPr>
       <w:r>
         <w:t xml:space="preserve">Smoking Cessation Counseling (Metro Charlotte)</w:t>
       </w:r>
     </w:p>
-    <w:bookmarkEnd w:id="63"/>
-    <w:bookmarkStart w:id="64" w:name="surgery-for-esophageal-cancer"/>
-    <w:p>
-      <w:pPr>
-        <w:pStyle w:val="Heading2"/>
-      </w:pPr>
-      <w:r>
-        <w:t xml:space="preserve">45 Surgery for Esophageal Cancer</w:t>
+    <w:bookmarkEnd w:id="54"/>
+    <w:bookmarkStart w:id="55" w:name="surgery-for-esophageal-cancer"/>
+    <w:p>
+      <w:pPr>
+        <w:pStyle w:val="Heading2"/>
+      </w:pPr>
+      <w:r>
+        <w:t xml:space="preserve">47 Surgery for Esophageal Cancer</w:t>
       </w:r>
     </w:p>
     <w:p>
@@ -2404,7 +2549,7 @@
         <w:pStyle w:val="Compact"/>
         <w:numPr>
           <w:ilvl w:val="0"/>
-          <w:numId w:val="1028"/>
+          <w:numId w:val="1030"/>
         </w:numPr>
       </w:pPr>
       <w:r>
@@ -2416,7 +2561,7 @@
         <w:pStyle w:val="Compact"/>
         <w:numPr>
           <w:ilvl w:val="0"/>
-          <w:numId w:val="1028"/>
+          <w:numId w:val="1030"/>
         </w:numPr>
       </w:pPr>
       <w:r>
@@ -2428,29 +2573,29 @@
         <w:pStyle w:val="Compact"/>
         <w:numPr>
           <w:ilvl w:val="0"/>
-          <w:numId w:val="1028"/>
+          <w:numId w:val="1030"/>
         </w:numPr>
       </w:pPr>
       <w:r>
         <w:t xml:space="preserve">Locally Advanced (T3 M0) after preop therapy</w:t>
       </w:r>
     </w:p>
-    <w:bookmarkEnd w:id="64"/>
-    <w:bookmarkStart w:id="68" w:name="goals-of-surgery"/>
-    <w:p>
-      <w:pPr>
-        <w:pStyle w:val="Heading2"/>
-      </w:pPr>
-      <w:r>
-        <w:t xml:space="preserve">46 Goals of Surgery</w:t>
-      </w:r>
-    </w:p>
-    <w:p>
-      <w:pPr>
-        <w:pStyle w:val="Compact"/>
-        <w:numPr>
-          <w:ilvl w:val="0"/>
-          <w:numId w:val="1029"/>
+    <w:bookmarkEnd w:id="55"/>
+    <w:bookmarkStart w:id="59" w:name="goals-of-surgery"/>
+    <w:p>
+      <w:pPr>
+        <w:pStyle w:val="Heading2"/>
+      </w:pPr>
+      <w:r>
+        <w:t xml:space="preserve">48 Goals of Surgery</w:t>
+      </w:r>
+    </w:p>
+    <w:p>
+      <w:pPr>
+        <w:pStyle w:val="Compact"/>
+        <w:numPr>
+          <w:ilvl w:val="0"/>
+          <w:numId w:val="1031"/>
         </w:numPr>
       </w:pPr>
       <w:r>
@@ -2462,7 +2607,7 @@
         <w:pStyle w:val="Compact"/>
         <w:numPr>
           <w:ilvl w:val="0"/>
-          <w:numId w:val="1029"/>
+          <w:numId w:val="1031"/>
         </w:numPr>
       </w:pPr>
       <w:r>
@@ -2474,7 +2619,7 @@
         <w:pStyle w:val="Compact"/>
         <w:numPr>
           <w:ilvl w:val="0"/>
-          <w:numId w:val="1029"/>
+          <w:numId w:val="1031"/>
         </w:numPr>
       </w:pPr>
       <w:r>
@@ -2490,18 +2635,18 @@
           <wp:inline>
             <wp:extent cx="5334000" cy="5481674"/>
             <wp:effectExtent b="0" l="0" r="0" t="0"/>
-            <wp:docPr descr="" title="" id="66" name="Picture"/>
+            <wp:docPr descr="" title="" id="57" name="Picture"/>
             <a:graphic>
               <a:graphicData uri="http://schemas.openxmlformats.org/drawingml/2006/picture">
                 <pic:pic>
                   <pic:nvPicPr>
-                    <pic:cNvPr descr="images/Eso_Resection1_ai.png" id="67" name="Picture"/>
+                    <pic:cNvPr descr="images/Eso_Resection1_ai.png" id="58" name="Picture"/>
                     <pic:cNvPicPr>
                       <a:picLocks noChangeArrowheads="1" noChangeAspect="1"/>
                     </pic:cNvPicPr>
                   </pic:nvPicPr>
                   <pic:blipFill>
-                    <a:blip r:embed="rId65"/>
+                    <a:blip r:embed="rId56"/>
                     <a:stretch>
                       <a:fillRect/>
                     </a:stretch>
@@ -2528,22 +2673,22 @@
         </w:drawing>
       </w:r>
     </w:p>
-    <w:bookmarkEnd w:id="68"/>
-    <w:bookmarkStart w:id="72" w:name="ivor-lewis-transthoracic-esophagectomy"/>
-    <w:p>
-      <w:pPr>
-        <w:pStyle w:val="Heading2"/>
-      </w:pPr>
-      <w:r>
-        <w:t xml:space="preserve">47 Ivor Lewis (Transthoracic) Esophagectomy</w:t>
-      </w:r>
-    </w:p>
-    <w:p>
-      <w:pPr>
-        <w:pStyle w:val="Compact"/>
-        <w:numPr>
-          <w:ilvl w:val="0"/>
-          <w:numId w:val="1030"/>
+    <w:bookmarkEnd w:id="59"/>
+    <w:bookmarkStart w:id="63" w:name="ivor-lewis-transthoracic-esophagectomy"/>
+    <w:p>
+      <w:pPr>
+        <w:pStyle w:val="Heading2"/>
+      </w:pPr>
+      <w:r>
+        <w:t xml:space="preserve">49 Ivor Lewis (Transthoracic) Esophagectomy</w:t>
+      </w:r>
+    </w:p>
+    <w:p>
+      <w:pPr>
+        <w:pStyle w:val="Compact"/>
+        <w:numPr>
+          <w:ilvl w:val="0"/>
+          <w:numId w:val="1032"/>
         </w:numPr>
       </w:pPr>
       <w:r>
@@ -2555,7 +2700,7 @@
         <w:pStyle w:val="Compact"/>
         <w:numPr>
           <w:ilvl w:val="0"/>
-          <w:numId w:val="1030"/>
+          <w:numId w:val="1032"/>
         </w:numPr>
       </w:pPr>
       <w:r>
@@ -2567,7 +2712,7 @@
         <w:pStyle w:val="Compact"/>
         <w:numPr>
           <w:ilvl w:val="0"/>
-          <w:numId w:val="1030"/>
+          <w:numId w:val="1032"/>
         </w:numPr>
       </w:pPr>
       <w:r>
@@ -2583,18 +2728,18 @@
           <wp:inline>
             <wp:extent cx="5334000" cy="5481674"/>
             <wp:effectExtent b="0" l="0" r="0" t="0"/>
-            <wp:docPr descr="" title="" id="70" name="Picture"/>
+            <wp:docPr descr="" title="" id="61" name="Picture"/>
             <a:graphic>
               <a:graphicData uri="http://schemas.openxmlformats.org/drawingml/2006/picture">
                 <pic:pic>
                   <pic:nvPicPr>
-                    <pic:cNvPr descr="images/Eso_Resection2_ai.png" id="71" name="Picture"/>
+                    <pic:cNvPr descr="images/Eso_Resection2_ai.png" id="62" name="Picture"/>
                     <pic:cNvPicPr>
                       <a:picLocks noChangeArrowheads="1" noChangeAspect="1"/>
                     </pic:cNvPicPr>
                   </pic:nvPicPr>
                   <pic:blipFill>
-                    <a:blip r:embed="rId69"/>
+                    <a:blip r:embed="rId60"/>
                     <a:stretch>
                       <a:fillRect/>
                     </a:stretch>
@@ -2621,14 +2766,14 @@
         </w:drawing>
       </w:r>
     </w:p>
-    <w:bookmarkEnd w:id="72"/>
-    <w:bookmarkStart w:id="76" w:name="reconstruction"/>
-    <w:p>
-      <w:pPr>
-        <w:pStyle w:val="Heading2"/>
-      </w:pPr>
-      <w:r>
-        <w:t xml:space="preserve">48 Reconstruction</w:t>
+    <w:bookmarkEnd w:id="63"/>
+    <w:bookmarkStart w:id="67" w:name="reconstruction"/>
+    <w:p>
+      <w:pPr>
+        <w:pStyle w:val="Heading2"/>
+      </w:pPr>
+      <w:r>
+        <w:t xml:space="preserve">50 Reconstruction</w:t>
       </w:r>
     </w:p>
     <w:p>
@@ -2648,18 +2793,18 @@
           <wp:inline>
             <wp:extent cx="5334000" cy="5481674"/>
             <wp:effectExtent b="0" l="0" r="0" t="0"/>
-            <wp:docPr descr="" title="" id="74" name="Picture"/>
+            <wp:docPr descr="" title="" id="65" name="Picture"/>
             <a:graphic>
               <a:graphicData uri="http://schemas.openxmlformats.org/drawingml/2006/picture">
                 <pic:pic>
                   <pic:nvPicPr>
-                    <pic:cNvPr descr="images/Eso_Resection3_ai.png" id="75" name="Picture"/>
+                    <pic:cNvPr descr="images/Eso_Resection3_ai.png" id="66" name="Picture"/>
                     <pic:cNvPicPr>
                       <a:picLocks noChangeArrowheads="1" noChangeAspect="1"/>
                     </pic:cNvPicPr>
                   </pic:nvPicPr>
                   <pic:blipFill>
-                    <a:blip r:embed="rId73"/>
+                    <a:blip r:embed="rId64"/>
                     <a:stretch>
                       <a:fillRect/>
                     </a:stretch>
@@ -2686,14 +2831,14 @@
         </w:drawing>
       </w:r>
     </w:p>
-    <w:bookmarkEnd w:id="76"/>
-    <w:bookmarkStart w:id="80" w:name="ivor-lewis-esophagectomy"/>
-    <w:p>
-      <w:pPr>
-        <w:pStyle w:val="Heading2"/>
-      </w:pPr>
-      <w:r>
-        <w:t xml:space="preserve">49 Ivor Lewis esophagectomy</w:t>
+    <w:bookmarkEnd w:id="67"/>
+    <w:bookmarkStart w:id="71" w:name="ivor-lewis-esophagectomy"/>
+    <w:p>
+      <w:pPr>
+        <w:pStyle w:val="Heading2"/>
+      </w:pPr>
+      <w:r>
+        <w:t xml:space="preserve">51 Ivor Lewis esophagectomy</w:t>
       </w:r>
     </w:p>
     <w:p>
@@ -2726,18 +2871,18 @@
           <wp:inline>
             <wp:extent cx="5334000" cy="5478622"/>
             <wp:effectExtent b="0" l="0" r="0" t="0"/>
-            <wp:docPr descr="" title="" id="78" name="Picture"/>
+            <wp:docPr descr="" title="" id="69" name="Picture"/>
             <a:graphic>
               <a:graphicData uri="http://schemas.openxmlformats.org/drawingml/2006/picture">
                 <pic:pic>
                   <pic:nvPicPr>
-                    <pic:cNvPr descr="images/Eso_IvorLewis_Anastomosis.png" id="79" name="Picture"/>
+                    <pic:cNvPr descr="images/Eso_IvorLewis_Anastomosis.png" id="70" name="Picture"/>
                     <pic:cNvPicPr>
                       <a:picLocks noChangeArrowheads="1" noChangeAspect="1"/>
                     </pic:cNvPicPr>
                   </pic:nvPicPr>
                   <pic:blipFill>
-                    <a:blip r:embed="rId77"/>
+                    <a:blip r:embed="rId68"/>
                     <a:stretch>
                       <a:fillRect/>
                     </a:stretch>
@@ -2764,22 +2909,22 @@
         </w:drawing>
       </w:r>
     </w:p>
-    <w:bookmarkEnd w:id="80"/>
-    <w:bookmarkStart w:id="84" w:name="minimally-invasive-ivor-lewis"/>
-    <w:p>
-      <w:pPr>
-        <w:pStyle w:val="Heading2"/>
-      </w:pPr>
-      <w:r>
-        <w:t xml:space="preserve">50 Minimally-invasive Ivor Lewis</w:t>
-      </w:r>
-    </w:p>
-    <w:p>
-      <w:pPr>
-        <w:pStyle w:val="Compact"/>
-        <w:numPr>
-          <w:ilvl w:val="0"/>
-          <w:numId w:val="1031"/>
+    <w:bookmarkEnd w:id="71"/>
+    <w:bookmarkStart w:id="75" w:name="minimally-invasive-ivor-lewis"/>
+    <w:p>
+      <w:pPr>
+        <w:pStyle w:val="Heading2"/>
+      </w:pPr>
+      <w:r>
+        <w:t xml:space="preserve">52 Minimally-invasive Ivor Lewis</w:t>
+      </w:r>
+    </w:p>
+    <w:p>
+      <w:pPr>
+        <w:pStyle w:val="Compact"/>
+        <w:numPr>
+          <w:ilvl w:val="0"/>
+          <w:numId w:val="1033"/>
         </w:numPr>
       </w:pPr>
       <w:r>
@@ -2791,7 +2936,7 @@
         <w:pStyle w:val="Compact"/>
         <w:numPr>
           <w:ilvl w:val="0"/>
-          <w:numId w:val="1031"/>
+          <w:numId w:val="1033"/>
         </w:numPr>
       </w:pPr>
       <w:r>
@@ -2803,7 +2948,7 @@
         <w:pStyle w:val="Compact"/>
         <w:numPr>
           <w:ilvl w:val="0"/>
-          <w:numId w:val="1031"/>
+          <w:numId w:val="1033"/>
         </w:numPr>
       </w:pPr>
       <w:r>
@@ -2836,18 +2981,18 @@
           <wp:inline>
             <wp:extent cx="5334000" cy="5481674"/>
             <wp:effectExtent b="0" l="0" r="0" t="0"/>
-            <wp:docPr descr="" title="" id="82" name="Picture"/>
+            <wp:docPr descr="" title="" id="73" name="Picture"/>
             <a:graphic>
               <a:graphicData uri="http://schemas.openxmlformats.org/drawingml/2006/picture">
                 <pic:pic>
                   <pic:nvPicPr>
-                    <pic:cNvPr descr="images/MIE_IvorLewisArtboard.png" id="83" name="Picture"/>
+                    <pic:cNvPr descr="images/MIE_IvorLewisArtboard.png" id="74" name="Picture"/>
                     <pic:cNvPicPr>
                       <a:picLocks noChangeArrowheads="1" noChangeAspect="1"/>
                     </pic:cNvPicPr>
                   </pic:nvPicPr>
                   <pic:blipFill>
-                    <a:blip r:embed="rId81"/>
+                    <a:blip r:embed="rId72"/>
                     <a:stretch>
                       <a:fillRect/>
                     </a:stretch>
@@ -2874,14 +3019,14 @@
         </w:drawing>
       </w:r>
     </w:p>
-    <w:bookmarkEnd w:id="84"/>
-    <w:bookmarkStart w:id="88" w:name="open-ivor-lewis"/>
-    <w:p>
-      <w:pPr>
-        <w:pStyle w:val="Heading2"/>
-      </w:pPr>
-      <w:r>
-        <w:t xml:space="preserve">51 Open Ivor Lewis</w:t>
+    <w:bookmarkEnd w:id="75"/>
+    <w:bookmarkStart w:id="79" w:name="open-ivor-lewis"/>
+    <w:p>
+      <w:pPr>
+        <w:pStyle w:val="Heading2"/>
+      </w:pPr>
+      <w:r>
+        <w:t xml:space="preserve">53 Open Ivor Lewis</w:t>
       </w:r>
     </w:p>
     <w:p>
@@ -2909,18 +3054,18 @@
           <wp:inline>
             <wp:extent cx="5334000" cy="5481674"/>
             <wp:effectExtent b="0" l="0" r="0" t="0"/>
-            <wp:docPr descr="" title="" id="86" name="Picture"/>
+            <wp:docPr descr="" title="" id="77" name="Picture"/>
             <a:graphic>
               <a:graphicData uri="http://schemas.openxmlformats.org/drawingml/2006/picture">
                 <pic:pic>
                   <pic:nvPicPr>
-                    <pic:cNvPr descr="images/IvorLewisArtboard.png" id="87" name="Picture"/>
+                    <pic:cNvPr descr="images/IvorLewisArtboard.png" id="78" name="Picture"/>
                     <pic:cNvPicPr>
                       <a:picLocks noChangeArrowheads="1" noChangeAspect="1"/>
                     </pic:cNvPicPr>
                   </pic:nvPicPr>
                   <pic:blipFill>
-                    <a:blip r:embed="rId85"/>
+                    <a:blip r:embed="rId76"/>
                     <a:stretch>
                       <a:fillRect/>
                     </a:stretch>
@@ -2947,14 +3092,14 @@
         </w:drawing>
       </w:r>
     </w:p>
-    <w:bookmarkEnd w:id="88"/>
-    <w:bookmarkStart w:id="92" w:name="total-esophagectomy"/>
-    <w:p>
-      <w:pPr>
-        <w:pStyle w:val="Heading2"/>
-      </w:pPr>
-      <w:r>
-        <w:t xml:space="preserve">52 Total Esophagectomy</w:t>
+    <w:bookmarkEnd w:id="79"/>
+    <w:bookmarkStart w:id="83" w:name="total-esophagectomy"/>
+    <w:p>
+      <w:pPr>
+        <w:pStyle w:val="Heading2"/>
+      </w:pPr>
+      <w:r>
+        <w:t xml:space="preserve">54 Total Esophagectomy</w:t>
       </w:r>
     </w:p>
     <w:p>
@@ -2982,18 +3127,18 @@
           <wp:inline>
             <wp:extent cx="5334000" cy="5481674"/>
             <wp:effectExtent b="0" l="0" r="0" t="0"/>
-            <wp:docPr descr="" title="" id="90" name="Picture"/>
+            <wp:docPr descr="" title="" id="81" name="Picture"/>
             <a:graphic>
               <a:graphicData uri="http://schemas.openxmlformats.org/drawingml/2006/picture">
                 <pic:pic>
                   <pic:nvPicPr>
-                    <pic:cNvPr descr="images/Eso_ProxTumorArtboard.png" id="91" name="Picture"/>
+                    <pic:cNvPr descr="images/Eso_ProxTumorArtboard.png" id="82" name="Picture"/>
                     <pic:cNvPicPr>
                       <a:picLocks noChangeArrowheads="1" noChangeAspect="1"/>
                     </pic:cNvPicPr>
                   </pic:nvPicPr>
                   <pic:blipFill>
-                    <a:blip r:embed="rId89"/>
+                    <a:blip r:embed="rId80"/>
                     <a:stretch>
                       <a:fillRect/>
                     </a:stretch>
@@ -3020,14 +3165,14 @@
         </w:drawing>
       </w:r>
     </w:p>
-    <w:bookmarkEnd w:id="92"/>
-    <w:bookmarkStart w:id="99" w:name="mckeown-esophagectomy"/>
-    <w:p>
-      <w:pPr>
-        <w:pStyle w:val="Heading2"/>
-      </w:pPr>
-      <w:r>
-        <w:t xml:space="preserve">53 McKeown Esophagectomy</w:t>
+    <w:bookmarkEnd w:id="83"/>
+    <w:bookmarkStart w:id="90" w:name="mckeown-esophagectomy"/>
+    <w:p>
+      <w:pPr>
+        <w:pStyle w:val="Heading2"/>
+      </w:pPr>
+      <w:r>
+        <w:t xml:space="preserve">55 McKeown Esophagectomy</w:t>
       </w:r>
     </w:p>
     <w:p>
@@ -3039,18 +3184,18 @@
           <wp:inline>
             <wp:extent cx="5334000" cy="5481674"/>
             <wp:effectExtent b="0" l="0" r="0" t="0"/>
-            <wp:docPr descr="" title="" id="94" name="Picture"/>
+            <wp:docPr descr="" title="" id="85" name="Picture"/>
             <a:graphic>
               <a:graphicData uri="http://schemas.openxmlformats.org/drawingml/2006/picture">
                 <pic:pic>
                   <pic:nvPicPr>
-                    <pic:cNvPr descr="images/Eso_ResectionTotalArtboard.png" id="95" name="Picture"/>
+                    <pic:cNvPr descr="images/Eso_ResectionTotalArtboard.png" id="86" name="Picture"/>
                     <pic:cNvPicPr>
                       <a:picLocks noChangeArrowheads="1" noChangeAspect="1"/>
                     </pic:cNvPicPr>
                   </pic:nvPicPr>
                   <pic:blipFill>
-                    <a:blip r:embed="rId93"/>
+                    <a:blip r:embed="rId84"/>
                     <a:stretch>
                       <a:fillRect/>
                     </a:stretch>
@@ -3092,18 +3237,18 @@
           <wp:inline>
             <wp:extent cx="5334000" cy="5481674"/>
             <wp:effectExtent b="0" l="0" r="0" t="0"/>
-            <wp:docPr descr="" title="" id="97" name="Picture"/>
+            <wp:docPr descr="" title="" id="88" name="Picture"/>
             <a:graphic>
               <a:graphicData uri="http://schemas.openxmlformats.org/drawingml/2006/picture">
                 <pic:pic>
                   <pic:nvPicPr>
-                    <pic:cNvPr descr="images/Eso_MIE_McKeownArtboard.png" id="98" name="Picture"/>
+                    <pic:cNvPr descr="images/Eso_MIE_McKeownArtboard.png" id="89" name="Picture"/>
                     <pic:cNvPicPr>
                       <a:picLocks noChangeArrowheads="1" noChangeAspect="1"/>
                     </pic:cNvPicPr>
                   </pic:nvPicPr>
                   <pic:blipFill>
-                    <a:blip r:embed="rId96"/>
+                    <a:blip r:embed="rId87"/>
                     <a:stretch>
                       <a:fillRect/>
                     </a:stretch>
@@ -3136,14 +3281,14 @@
         <w:t xml:space="preserve">Connection made in the neck</w:t>
       </w:r>
     </w:p>
-    <w:bookmarkEnd w:id="99"/>
-    <w:bookmarkStart w:id="100" w:name="risks-of-esophagectomy"/>
-    <w:p>
-      <w:pPr>
-        <w:pStyle w:val="Heading2"/>
-      </w:pPr>
-      <w:r>
-        <w:t xml:space="preserve">54 Risks of Esophagectomy</w:t>
+    <w:bookmarkEnd w:id="90"/>
+    <w:bookmarkStart w:id="91" w:name="risks-of-esophagectomy"/>
+    <w:p>
+      <w:pPr>
+        <w:pStyle w:val="Heading2"/>
+      </w:pPr>
+      <w:r>
+        <w:t xml:space="preserve">56 Risks of Esophagectomy</w:t>
       </w:r>
     </w:p>
     <w:p>
@@ -3167,7 +3312,7 @@
         <w:pStyle w:val="Compact"/>
         <w:numPr>
           <w:ilvl w:val="0"/>
-          <w:numId w:val="1032"/>
+          <w:numId w:val="1034"/>
         </w:numPr>
       </w:pPr>
       <w:r>
@@ -3179,21 +3324,21 @@
         <w:pStyle w:val="Compact"/>
         <w:numPr>
           <w:ilvl w:val="0"/>
-          <w:numId w:val="1032"/>
+          <w:numId w:val="1034"/>
         </w:numPr>
       </w:pPr>
       <w:r>
         <w:t xml:space="preserve">Pneumonia</w:t>
       </w:r>
     </w:p>
-    <w:bookmarkEnd w:id="100"/>
-    <w:bookmarkStart w:id="103" w:name="anastomotic-leak"/>
-    <w:p>
-      <w:pPr>
-        <w:pStyle w:val="Heading2"/>
-      </w:pPr>
-      <w:r>
-        <w:t xml:space="preserve">55 Anastomotic Leak</w:t>
+    <w:bookmarkEnd w:id="91"/>
+    <w:bookmarkStart w:id="94" w:name="anastomotic-leak"/>
+    <w:p>
+      <w:pPr>
+        <w:pStyle w:val="Heading2"/>
+      </w:pPr>
+      <w:r>
+        <w:t xml:space="preserve">57 Anastomotic Leak</w:t>
       </w:r>
     </w:p>
     <w:p>
@@ -3213,18 +3358,18 @@
           <wp:inline>
             <wp:extent cx="5334000" cy="5478622"/>
             <wp:effectExtent b="0" l="0" r="0" t="0"/>
-            <wp:docPr descr="" title="" id="101" name="Picture"/>
+            <wp:docPr descr="" title="" id="92" name="Picture"/>
             <a:graphic>
               <a:graphicData uri="http://schemas.openxmlformats.org/drawingml/2006/picture">
                 <pic:pic>
                   <pic:nvPicPr>
-                    <pic:cNvPr descr="images/Eso_IvorLewis_Anastomosis.png" id="102" name="Picture"/>
+                    <pic:cNvPr descr="images/Eso_IvorLewis_Anastomosis.png" id="93" name="Picture"/>
                     <pic:cNvPicPr>
                       <a:picLocks noChangeArrowheads="1" noChangeAspect="1"/>
                     </pic:cNvPicPr>
                   </pic:nvPicPr>
                   <pic:blipFill>
-                    <a:blip r:embed="rId77"/>
+                    <a:blip r:embed="rId68"/>
                     <a:stretch>
                       <a:fillRect/>
                     </a:stretch>
@@ -3251,14 +3396,14 @@
         </w:drawing>
       </w:r>
     </w:p>
-    <w:bookmarkEnd w:id="103"/>
-    <w:bookmarkStart w:id="107" w:name="anastomotic-leak-1"/>
-    <w:p>
-      <w:pPr>
-        <w:pStyle w:val="Heading2"/>
-      </w:pPr>
-      <w:r>
-        <w:t xml:space="preserve">56 Anastomotic Leak</w:t>
+    <w:bookmarkEnd w:id="94"/>
+    <w:bookmarkStart w:id="98" w:name="anastomotic-leak-1"/>
+    <w:p>
+      <w:pPr>
+        <w:pStyle w:val="Heading2"/>
+      </w:pPr>
+      <w:r>
+        <w:t xml:space="preserve">58 Anastomotic Leak</w:t>
       </w:r>
     </w:p>
     <w:p>
@@ -3274,7 +3419,7 @@
         <w:pStyle w:val="Compact"/>
         <w:numPr>
           <w:ilvl w:val="0"/>
-          <w:numId w:val="1033"/>
+          <w:numId w:val="1035"/>
         </w:numPr>
       </w:pPr>
       <w:r>
@@ -3286,7 +3431,7 @@
         <w:pStyle w:val="Compact"/>
         <w:numPr>
           <w:ilvl w:val="0"/>
-          <w:numId w:val="1033"/>
+          <w:numId w:val="1035"/>
         </w:numPr>
       </w:pPr>
       <w:r>
@@ -3298,7 +3443,7 @@
         <w:pStyle w:val="Compact"/>
         <w:numPr>
           <w:ilvl w:val="0"/>
-          <w:numId w:val="1033"/>
+          <w:numId w:val="1035"/>
         </w:numPr>
       </w:pPr>
       <w:r>
@@ -3314,18 +3459,18 @@
           <wp:inline>
             <wp:extent cx="5334000" cy="5478622"/>
             <wp:effectExtent b="0" l="0" r="0" t="0"/>
-            <wp:docPr descr="" title="" id="105" name="Picture"/>
+            <wp:docPr descr="" title="" id="96" name="Picture"/>
             <a:graphic>
               <a:graphicData uri="http://schemas.openxmlformats.org/drawingml/2006/picture">
                 <pic:pic>
                   <pic:nvPicPr>
-                    <pic:cNvPr descr="images/Eso_IvorLewis_Leak.png" id="106" name="Picture"/>
+                    <pic:cNvPr descr="images/Eso_IvorLewis_Leak.png" id="97" name="Picture"/>
                     <pic:cNvPicPr>
                       <a:picLocks noChangeArrowheads="1" noChangeAspect="1"/>
                     </pic:cNvPicPr>
                   </pic:nvPicPr>
                   <pic:blipFill>
-                    <a:blip r:embed="rId104"/>
+                    <a:blip r:embed="rId95"/>
                     <a:stretch>
                       <a:fillRect/>
                     </a:stretch>
@@ -3352,14 +3497,14 @@
         </w:drawing>
       </w:r>
     </w:p>
-    <w:bookmarkEnd w:id="107"/>
-    <w:bookmarkStart w:id="110" w:name="anastomotic-leak-2"/>
-    <w:p>
-      <w:pPr>
-        <w:pStyle w:val="Heading2"/>
-      </w:pPr>
-      <w:r>
-        <w:t xml:space="preserve">57 Anastomotic Leak</w:t>
+    <w:bookmarkEnd w:id="98"/>
+    <w:bookmarkStart w:id="101" w:name="anastomotic-leak-2"/>
+    <w:p>
+      <w:pPr>
+        <w:pStyle w:val="Heading2"/>
+      </w:pPr>
+      <w:r>
+        <w:t xml:space="preserve">59 Anastomotic Leak</w:t>
       </w:r>
     </w:p>
     <w:p>
@@ -3375,7 +3520,7 @@
         <w:pStyle w:val="Compact"/>
         <w:numPr>
           <w:ilvl w:val="0"/>
-          <w:numId w:val="1034"/>
+          <w:numId w:val="1036"/>
         </w:numPr>
       </w:pPr>
       <w:r>
@@ -3387,7 +3532,7 @@
         <w:pStyle w:val="Compact"/>
         <w:numPr>
           <w:ilvl w:val="0"/>
-          <w:numId w:val="1034"/>
+          <w:numId w:val="1036"/>
         </w:numPr>
       </w:pPr>
       <w:r>
@@ -3399,7 +3544,7 @@
         <w:pStyle w:val="Compact"/>
         <w:numPr>
           <w:ilvl w:val="0"/>
-          <w:numId w:val="1034"/>
+          <w:numId w:val="1036"/>
         </w:numPr>
       </w:pPr>
       <w:r>
@@ -3415,18 +3560,18 @@
           <wp:inline>
             <wp:extent cx="5334000" cy="5478622"/>
             <wp:effectExtent b="0" l="0" r="0" t="0"/>
-            <wp:docPr descr="" title="" id="108" name="Picture"/>
+            <wp:docPr descr="" title="" id="99" name="Picture"/>
             <a:graphic>
               <a:graphicData uri="http://schemas.openxmlformats.org/drawingml/2006/picture">
                 <pic:pic>
                   <pic:nvPicPr>
-                    <pic:cNvPr descr="images/Eso_IvorLewis_Leak.png" id="109" name="Picture"/>
+                    <pic:cNvPr descr="images/Eso_IvorLewis_Leak.png" id="100" name="Picture"/>
                     <pic:cNvPicPr>
                       <a:picLocks noChangeArrowheads="1" noChangeAspect="1"/>
                     </pic:cNvPicPr>
                   </pic:nvPicPr>
                   <pic:blipFill>
-                    <a:blip r:embed="rId104"/>
+                    <a:blip r:embed="rId95"/>
                     <a:stretch>
                       <a:fillRect/>
                     </a:stretch>
@@ -3453,14 +3598,14 @@
         </w:drawing>
       </w:r>
     </w:p>
-    <w:bookmarkEnd w:id="110"/>
-    <w:bookmarkStart w:id="113" w:name="anastomotic-leak-3"/>
-    <w:p>
-      <w:pPr>
-        <w:pStyle w:val="Heading2"/>
-      </w:pPr>
-      <w:r>
-        <w:t xml:space="preserve">58 Anastomotic Leak</w:t>
+    <w:bookmarkEnd w:id="101"/>
+    <w:bookmarkStart w:id="104" w:name="anastomotic-leak-3"/>
+    <w:p>
+      <w:pPr>
+        <w:pStyle w:val="Heading2"/>
+      </w:pPr>
+      <w:r>
+        <w:t xml:space="preserve">60 Anastomotic Leak</w:t>
       </w:r>
     </w:p>
     <w:p>
@@ -3476,7 +3621,7 @@
         <w:pStyle w:val="Compact"/>
         <w:numPr>
           <w:ilvl w:val="0"/>
-          <w:numId w:val="1035"/>
+          <w:numId w:val="1037"/>
         </w:numPr>
       </w:pPr>
       <w:r>
@@ -3488,7 +3633,7 @@
         <w:pStyle w:val="Compact"/>
         <w:numPr>
           <w:ilvl w:val="0"/>
-          <w:numId w:val="1035"/>
+          <w:numId w:val="1037"/>
         </w:numPr>
       </w:pPr>
       <w:r>
@@ -3500,7 +3645,7 @@
         <w:pStyle w:val="Compact"/>
         <w:numPr>
           <w:ilvl w:val="0"/>
-          <w:numId w:val="1035"/>
+          <w:numId w:val="1037"/>
         </w:numPr>
       </w:pPr>
       <w:r>
@@ -3516,18 +3661,18 @@
           <wp:inline>
             <wp:extent cx="5334000" cy="5478622"/>
             <wp:effectExtent b="0" l="0" r="0" t="0"/>
-            <wp:docPr descr="" title="" id="111" name="Picture"/>
+            <wp:docPr descr="" title="" id="102" name="Picture"/>
             <a:graphic>
               <a:graphicData uri="http://schemas.openxmlformats.org/drawingml/2006/picture">
                 <pic:pic>
                   <pic:nvPicPr>
-                    <pic:cNvPr descr="images/Eso_IvorLewis_Leak.png" id="112" name="Picture"/>
+                    <pic:cNvPr descr="images/Eso_IvorLewis_Leak.png" id="103" name="Picture"/>
                     <pic:cNvPicPr>
                       <a:picLocks noChangeArrowheads="1" noChangeAspect="1"/>
                     </pic:cNvPicPr>
                   </pic:nvPicPr>
                   <pic:blipFill>
-                    <a:blip r:embed="rId104"/>
+                    <a:blip r:embed="rId95"/>
                     <a:stretch>
                       <a:fillRect/>
                     </a:stretch>
@@ -3554,21 +3699,21 @@
         </w:drawing>
       </w:r>
     </w:p>
-    <w:bookmarkEnd w:id="113"/>
-    <w:bookmarkStart w:id="117" w:name="pneumonia"/>
-    <w:p>
-      <w:pPr>
-        <w:pStyle w:val="Heading2"/>
-      </w:pPr>
-      <w:r>
-        <w:t xml:space="preserve">59 Pneumonia</w:t>
-      </w:r>
-    </w:p>
-    <w:p>
-      <w:pPr>
-        <w:numPr>
-          <w:ilvl w:val="0"/>
-          <w:numId w:val="1036"/>
+    <w:bookmarkEnd w:id="104"/>
+    <w:bookmarkStart w:id="108" w:name="pneumonia"/>
+    <w:p>
+      <w:pPr>
+        <w:pStyle w:val="Heading2"/>
+      </w:pPr>
+      <w:r>
+        <w:t xml:space="preserve">61 Pneumonia</w:t>
+      </w:r>
+    </w:p>
+    <w:p>
+      <w:pPr>
+        <w:numPr>
+          <w:ilvl w:val="0"/>
+          <w:numId w:val="1038"/>
         </w:numPr>
       </w:pPr>
       <w:r>
@@ -3579,7 +3724,7 @@
       <w:pPr>
         <w:numPr>
           <w:ilvl w:val="0"/>
-          <w:numId w:val="1036"/>
+          <w:numId w:val="1038"/>
         </w:numPr>
       </w:pPr>
       <w:r>
@@ -3590,7 +3735,7 @@
       <w:pPr>
         <w:numPr>
           <w:ilvl w:val="0"/>
-          <w:numId w:val="1036"/>
+          <w:numId w:val="1038"/>
         </w:numPr>
       </w:pPr>
       <w:r>
@@ -3606,18 +3751,18 @@
           <wp:inline>
             <wp:extent cx="5334000" cy="5481674"/>
             <wp:effectExtent b="0" l="0" r="0" t="0"/>
-            <wp:docPr descr="" title="" id="115" name="Picture"/>
+            <wp:docPr descr="" title="" id="106" name="Picture"/>
             <a:graphic>
               <a:graphicData uri="http://schemas.openxmlformats.org/drawingml/2006/picture">
                 <pic:pic>
                   <pic:nvPicPr>
-                    <pic:cNvPr descr="images/Eso_LungsArtboard.png" id="116" name="Picture"/>
+                    <pic:cNvPr descr="images/Eso_LungsArtboard.png" id="107" name="Picture"/>
                     <pic:cNvPicPr>
                       <a:picLocks noChangeArrowheads="1" noChangeAspect="1"/>
                     </pic:cNvPicPr>
                   </pic:nvPicPr>
                   <pic:blipFill>
-                    <a:blip r:embed="rId114"/>
+                    <a:blip r:embed="rId105"/>
                     <a:stretch>
                       <a:fillRect/>
                     </a:stretch>
@@ -3644,14 +3789,14 @@
         </w:drawing>
       </w:r>
     </w:p>
-    <w:bookmarkEnd w:id="117"/>
-    <w:bookmarkStart w:id="118" w:name="preventing-pneumonia"/>
-    <w:p>
-      <w:pPr>
-        <w:pStyle w:val="Heading2"/>
-      </w:pPr>
-      <w:r>
-        <w:t xml:space="preserve">60 Preventing Pneumonia</w:t>
+    <w:bookmarkEnd w:id="108"/>
+    <w:bookmarkStart w:id="109" w:name="preventing-pneumonia"/>
+    <w:p>
+      <w:pPr>
+        <w:pStyle w:val="Heading2"/>
+      </w:pPr>
+      <w:r>
+        <w:t xml:space="preserve">62 Preventing Pneumonia</w:t>
       </w:r>
     </w:p>
     <w:p>
@@ -3667,7 +3812,7 @@
         <w:pStyle w:val="Compact"/>
         <w:numPr>
           <w:ilvl w:val="0"/>
-          <w:numId w:val="1037"/>
+          <w:numId w:val="1039"/>
         </w:numPr>
       </w:pPr>
       <w:r>
@@ -3679,7 +3824,7 @@
         <w:pStyle w:val="Compact"/>
         <w:numPr>
           <w:ilvl w:val="0"/>
-          <w:numId w:val="1037"/>
+          <w:numId w:val="1039"/>
         </w:numPr>
       </w:pPr>
       <w:r>
@@ -3691,7 +3836,7 @@
         <w:pStyle w:val="Compact"/>
         <w:numPr>
           <w:ilvl w:val="0"/>
-          <w:numId w:val="1037"/>
+          <w:numId w:val="1039"/>
         </w:numPr>
       </w:pPr>
       <w:r>
@@ -3711,7 +3856,7 @@
         <w:pStyle w:val="Compact"/>
         <w:numPr>
           <w:ilvl w:val="0"/>
-          <w:numId w:val="1038"/>
+          <w:numId w:val="1040"/>
         </w:numPr>
       </w:pPr>
       <w:r>
@@ -3723,21 +3868,21 @@
         <w:pStyle w:val="Compact"/>
         <w:numPr>
           <w:ilvl w:val="0"/>
-          <w:numId w:val="1038"/>
+          <w:numId w:val="1040"/>
         </w:numPr>
       </w:pPr>
       <w:r>
         <w:t xml:space="preserve">Walking in the halls as soon as possible</w:t>
       </w:r>
     </w:p>
-    <w:bookmarkEnd w:id="118"/>
-    <w:bookmarkStart w:id="125" w:name="minimally-invasive-esophagectomy"/>
-    <w:p>
-      <w:pPr>
-        <w:pStyle w:val="Heading2"/>
-      </w:pPr>
-      <w:r>
-        <w:t xml:space="preserve">61 Minimally-invasive Esophagectomy</w:t>
+    <w:bookmarkEnd w:id="109"/>
+    <w:bookmarkStart w:id="116" w:name="minimally-invasive-esophagectomy"/>
+    <w:p>
+      <w:pPr>
+        <w:pStyle w:val="Heading2"/>
+      </w:pPr>
+      <w:r>
+        <w:t xml:space="preserve">63 Minimally-invasive Esophagectomy</w:t>
       </w:r>
     </w:p>
     <w:p>
@@ -3749,18 +3894,18 @@
           <wp:inline>
             <wp:extent cx="5334000" cy="4000500"/>
             <wp:effectExtent b="0" l="0" r="0" t="0"/>
-            <wp:docPr descr="" title="" id="120" name="Picture"/>
+            <wp:docPr descr="" title="" id="111" name="Picture"/>
             <a:graphic>
               <a:graphicData uri="http://schemas.openxmlformats.org/drawingml/2006/picture">
                 <pic:pic>
                   <pic:nvPicPr>
-                    <pic:cNvPr descr="images/mie_abd.png" id="121" name="Picture"/>
+                    <pic:cNvPr descr="images/mie_abd.png" id="112" name="Picture"/>
                     <pic:cNvPicPr>
                       <a:picLocks noChangeArrowheads="1" noChangeAspect="1"/>
                     </pic:cNvPicPr>
                   </pic:nvPicPr>
                   <pic:blipFill>
-                    <a:blip r:embed="rId119"/>
+                    <a:blip r:embed="rId110"/>
                     <a:stretch>
                       <a:fillRect/>
                     </a:stretch>
@@ -3796,18 +3941,18 @@
           <wp:inline>
             <wp:extent cx="5334000" cy="4000500"/>
             <wp:effectExtent b="0" l="0" r="0" t="0"/>
-            <wp:docPr descr="" title="" id="123" name="Picture"/>
+            <wp:docPr descr="" title="" id="114" name="Picture"/>
             <a:graphic>
               <a:graphicData uri="http://schemas.openxmlformats.org/drawingml/2006/picture">
                 <pic:pic>
                   <pic:nvPicPr>
-                    <pic:cNvPr descr="images/mie_chest.png" id="124" name="Picture"/>
+                    <pic:cNvPr descr="images/mie_chest.png" id="115" name="Picture"/>
                     <pic:cNvPicPr>
                       <a:picLocks noChangeArrowheads="1" noChangeAspect="1"/>
                     </pic:cNvPicPr>
                   </pic:nvPicPr>
                   <pic:blipFill>
-                    <a:blip r:embed="rId122"/>
+                    <a:blip r:embed="rId113"/>
                     <a:stretch>
                       <a:fillRect/>
                     </a:stretch>
@@ -3834,14 +3979,14 @@
         </w:drawing>
       </w:r>
     </w:p>
-    <w:bookmarkEnd w:id="125"/>
-    <w:bookmarkStart w:id="126" w:name="risks-of-surgery"/>
-    <w:p>
-      <w:pPr>
-        <w:pStyle w:val="Heading2"/>
-      </w:pPr>
-      <w:r>
-        <w:t xml:space="preserve">62 Risks of Surgery</w:t>
+    <w:bookmarkEnd w:id="116"/>
+    <w:bookmarkStart w:id="117" w:name="risks-of-surgery"/>
+    <w:p>
+      <w:pPr>
+        <w:pStyle w:val="Heading2"/>
+      </w:pPr>
+      <w:r>
+        <w:t xml:space="preserve">64 Risks of Surgery</w:t>
       </w:r>
     </w:p>
     <w:p>
@@ -3857,7 +4002,7 @@
         <w:pStyle w:val="Compact"/>
         <w:numPr>
           <w:ilvl w:val="0"/>
-          <w:numId w:val="1039"/>
+          <w:numId w:val="1041"/>
         </w:numPr>
       </w:pPr>
       <w:r>
@@ -3869,7 +4014,7 @@
         <w:pStyle w:val="Compact"/>
         <w:numPr>
           <w:ilvl w:val="0"/>
-          <w:numId w:val="1039"/>
+          <w:numId w:val="1041"/>
         </w:numPr>
       </w:pPr>
       <w:r>
@@ -3881,7 +4026,7 @@
         <w:pStyle w:val="Compact"/>
         <w:numPr>
           <w:ilvl w:val="0"/>
-          <w:numId w:val="1039"/>
+          <w:numId w:val="1041"/>
         </w:numPr>
       </w:pPr>
       <w:r>
@@ -3893,7 +4038,7 @@
         <w:pStyle w:val="Compact"/>
         <w:numPr>
           <w:ilvl w:val="0"/>
-          <w:numId w:val="1039"/>
+          <w:numId w:val="1041"/>
         </w:numPr>
       </w:pPr>
       <w:r>
@@ -3905,21 +4050,21 @@
         <w:pStyle w:val="Compact"/>
         <w:numPr>
           <w:ilvl w:val="0"/>
-          <w:numId w:val="1039"/>
+          <w:numId w:val="1041"/>
         </w:numPr>
       </w:pPr>
       <w:r>
         <w:t xml:space="preserve">Pulmonary embolism (2%)</w:t>
       </w:r>
     </w:p>
-    <w:bookmarkEnd w:id="126"/>
-    <w:bookmarkStart w:id="127" w:name="risks-of-surgery-1"/>
-    <w:p>
-      <w:pPr>
-        <w:pStyle w:val="Heading2"/>
-      </w:pPr>
-      <w:r>
-        <w:t xml:space="preserve">63 Risks of Surgery</w:t>
+    <w:bookmarkEnd w:id="117"/>
+    <w:bookmarkStart w:id="118" w:name="risks-of-surgery-1"/>
+    <w:p>
+      <w:pPr>
+        <w:pStyle w:val="Heading2"/>
+      </w:pPr>
+      <w:r>
+        <w:t xml:space="preserve">65 Risks of Surgery</w:t>
       </w:r>
     </w:p>
     <w:p>
@@ -3935,7 +4080,7 @@
         <w:pStyle w:val="Compact"/>
         <w:numPr>
           <w:ilvl w:val="0"/>
-          <w:numId w:val="1040"/>
+          <w:numId w:val="1042"/>
         </w:numPr>
       </w:pPr>
       <w:r>
@@ -3947,7 +4092,7 @@
         <w:pStyle w:val="Compact"/>
         <w:numPr>
           <w:ilvl w:val="0"/>
-          <w:numId w:val="1040"/>
+          <w:numId w:val="1042"/>
         </w:numPr>
       </w:pPr>
       <w:r>
@@ -3959,7 +4104,7 @@
         <w:pStyle w:val="Compact"/>
         <w:numPr>
           <w:ilvl w:val="0"/>
-          <w:numId w:val="1040"/>
+          <w:numId w:val="1042"/>
         </w:numPr>
       </w:pPr>
       <w:r>
@@ -3971,7 +4116,7 @@
         <w:pStyle w:val="Compact"/>
         <w:numPr>
           <w:ilvl w:val="1"/>
-          <w:numId w:val="1041"/>
+          <w:numId w:val="1043"/>
         </w:numPr>
       </w:pPr>
       <w:r>
@@ -3983,7 +4128,7 @@
         <w:pStyle w:val="Compact"/>
         <w:numPr>
           <w:ilvl w:val="1"/>
-          <w:numId w:val="1041"/>
+          <w:numId w:val="1043"/>
         </w:numPr>
       </w:pPr>
       <w:r>
@@ -3995,21 +4140,21 @@
         <w:pStyle w:val="Compact"/>
         <w:numPr>
           <w:ilvl w:val="1"/>
-          <w:numId w:val="1041"/>
+          <w:numId w:val="1043"/>
         </w:numPr>
       </w:pPr>
       <w:r>
         <w:t xml:space="preserve">High risk = 30%</w:t>
       </w:r>
     </w:p>
-    <w:bookmarkEnd w:id="127"/>
-    <w:bookmarkStart w:id="128" w:name="risks-of-surgery-2"/>
-    <w:p>
-      <w:pPr>
-        <w:pStyle w:val="Heading2"/>
-      </w:pPr>
-      <w:r>
-        <w:t xml:space="preserve">64 Risks of Surgery</w:t>
+    <w:bookmarkEnd w:id="118"/>
+    <w:bookmarkStart w:id="119" w:name="risks-of-surgery-2"/>
+    <w:p>
+      <w:pPr>
+        <w:pStyle w:val="Heading2"/>
+      </w:pPr>
+      <w:r>
+        <w:t xml:space="preserve">66 Risks of Surgery</w:t>
       </w:r>
     </w:p>
     <w:p>
@@ -4144,22 +4289,22 @@
         </w:tc>
       </w:tr>
     </w:tbl>
-    <w:bookmarkEnd w:id="128"/>
-    <w:bookmarkStart w:id="129" w:name="day-prior-to-surgery"/>
-    <w:p>
-      <w:pPr>
-        <w:pStyle w:val="Heading2"/>
-      </w:pPr>
-      <w:r>
-        <w:t xml:space="preserve">65 Day Prior to Surgery</w:t>
-      </w:r>
-    </w:p>
-    <w:p>
-      <w:pPr>
-        <w:pStyle w:val="Compact"/>
-        <w:numPr>
-          <w:ilvl w:val="0"/>
-          <w:numId w:val="1042"/>
+    <w:bookmarkEnd w:id="119"/>
+    <w:bookmarkStart w:id="120" w:name="day-prior-to-surgery"/>
+    <w:p>
+      <w:pPr>
+        <w:pStyle w:val="Heading2"/>
+      </w:pPr>
+      <w:r>
+        <w:t xml:space="preserve">67 Day Prior to Surgery</w:t>
+      </w:r>
+    </w:p>
+    <w:p>
+      <w:pPr>
+        <w:pStyle w:val="Compact"/>
+        <w:numPr>
+          <w:ilvl w:val="0"/>
+          <w:numId w:val="1044"/>
         </w:numPr>
       </w:pPr>
       <w:r>
@@ -4171,7 +4316,7 @@
         <w:pStyle w:val="Compact"/>
         <w:numPr>
           <w:ilvl w:val="0"/>
-          <w:numId w:val="1042"/>
+          <w:numId w:val="1044"/>
         </w:numPr>
       </w:pPr>
       <w:r>
@@ -4183,29 +4328,29 @@
         <w:pStyle w:val="Compact"/>
         <w:numPr>
           <w:ilvl w:val="0"/>
-          <w:numId w:val="1042"/>
+          <w:numId w:val="1044"/>
         </w:numPr>
       </w:pPr>
       <w:r>
         <w:t xml:space="preserve">No tube feedings the night before surgery</w:t>
       </w:r>
     </w:p>
-    <w:bookmarkEnd w:id="129"/>
-    <w:bookmarkStart w:id="130" w:name="day-of-surgery"/>
-    <w:p>
-      <w:pPr>
-        <w:pStyle w:val="Heading2"/>
-      </w:pPr>
-      <w:r>
-        <w:t xml:space="preserve">66 Day of Surgery</w:t>
-      </w:r>
-    </w:p>
-    <w:p>
-      <w:pPr>
-        <w:pStyle w:val="Compact"/>
-        <w:numPr>
-          <w:ilvl w:val="0"/>
-          <w:numId w:val="1043"/>
+    <w:bookmarkEnd w:id="120"/>
+    <w:bookmarkStart w:id="121" w:name="day-of-surgery"/>
+    <w:p>
+      <w:pPr>
+        <w:pStyle w:val="Heading2"/>
+      </w:pPr>
+      <w:r>
+        <w:t xml:space="preserve">68 Day of Surgery</w:t>
+      </w:r>
+    </w:p>
+    <w:p>
+      <w:pPr>
+        <w:pStyle w:val="Compact"/>
+        <w:numPr>
+          <w:ilvl w:val="0"/>
+          <w:numId w:val="1045"/>
         </w:numPr>
       </w:pPr>
       <w:r>
@@ -4217,7 +4362,7 @@
         <w:pStyle w:val="Compact"/>
         <w:numPr>
           <w:ilvl w:val="0"/>
-          <w:numId w:val="1043"/>
+          <w:numId w:val="1045"/>
         </w:numPr>
       </w:pPr>
       <w:r>
@@ -4229,7 +4374,7 @@
         <w:pStyle w:val="Compact"/>
         <w:numPr>
           <w:ilvl w:val="0"/>
-          <w:numId w:val="1043"/>
+          <w:numId w:val="1045"/>
         </w:numPr>
       </w:pPr>
       <w:r>
@@ -4254,7 +4399,7 @@
         <w:pStyle w:val="Compact"/>
         <w:numPr>
           <w:ilvl w:val="0"/>
-          <w:numId w:val="1043"/>
+          <w:numId w:val="1045"/>
         </w:numPr>
       </w:pPr>
       <w:r>
@@ -4266,641 +4411,641 @@
         <w:pStyle w:val="Compact"/>
         <w:numPr>
           <w:ilvl w:val="0"/>
-          <w:numId w:val="1043"/>
+          <w:numId w:val="1045"/>
         </w:numPr>
       </w:pPr>
       <w:r>
         <w:t xml:space="preserve">Waiting room for family and friends on 5th floor</w:t>
       </w:r>
     </w:p>
+    <w:bookmarkEnd w:id="121"/>
+    <w:bookmarkStart w:id="122" w:name="epidural-catheter-for-pain-control"/>
+    <w:p>
+      <w:pPr>
+        <w:pStyle w:val="Heading2"/>
+      </w:pPr>
+      <w:r>
+        <w:t xml:space="preserve">69 Epidural Catheter for Pain Control</w:t>
+      </w:r>
+    </w:p>
+    <w:p>
+      <w:pPr>
+        <w:pStyle w:val="Compact"/>
+        <w:numPr>
+          <w:ilvl w:val="0"/>
+          <w:numId w:val="1046"/>
+        </w:numPr>
+      </w:pPr>
+      <w:r>
+        <w:t xml:space="preserve">Remains in place for 2-5 days</w:t>
+      </w:r>
+    </w:p>
+    <w:p>
+      <w:pPr>
+        <w:pStyle w:val="Compact"/>
+        <w:numPr>
+          <w:ilvl w:val="0"/>
+          <w:numId w:val="1046"/>
+        </w:numPr>
+      </w:pPr>
+      <w:r>
+        <w:t xml:space="preserve">Dosage can be adjusted as needed</w:t>
+      </w:r>
+    </w:p>
+    <w:p>
+      <w:pPr>
+        <w:pStyle w:val="Compact"/>
+        <w:numPr>
+          <w:ilvl w:val="0"/>
+          <w:numId w:val="1046"/>
+        </w:numPr>
+      </w:pPr>
+      <w:r>
+        <w:t xml:space="preserve">Can make it more difficult to urinate</w:t>
+      </w:r>
+    </w:p>
+    <w:p>
+      <w:pPr>
+        <w:pStyle w:val="Compact"/>
+        <w:numPr>
+          <w:ilvl w:val="0"/>
+          <w:numId w:val="1046"/>
+        </w:numPr>
+      </w:pPr>
+      <w:r>
+        <w:t xml:space="preserve">May require foley catheter in bladder</w:t>
+      </w:r>
+    </w:p>
+    <w:p>
+      <w:pPr>
+        <w:pStyle w:val="Compact"/>
+        <w:numPr>
+          <w:ilvl w:val="0"/>
+          <w:numId w:val="1046"/>
+        </w:numPr>
+      </w:pPr>
+      <w:r>
+        <w:t xml:space="preserve">Foley catheter removed after epidural removed</w:t>
+      </w:r>
+    </w:p>
+    <w:bookmarkEnd w:id="122"/>
+    <w:bookmarkStart w:id="123" w:name="intensive-care-unit-icu-2-4-days"/>
+    <w:p>
+      <w:pPr>
+        <w:pStyle w:val="Heading2"/>
+      </w:pPr>
+      <w:r>
+        <w:t xml:space="preserve">70 Intensive Care Unit (ICU) (2-4 days)</w:t>
+      </w:r>
+    </w:p>
+    <w:p>
+      <w:pPr>
+        <w:pStyle w:val="Compact"/>
+        <w:numPr>
+          <w:ilvl w:val="0"/>
+          <w:numId w:val="1047"/>
+        </w:numPr>
+      </w:pPr>
+      <w:r>
+        <w:t xml:space="preserve">Surgical ICU on 11th floor</w:t>
+      </w:r>
+    </w:p>
+    <w:p>
+      <w:pPr>
+        <w:pStyle w:val="Compact"/>
+        <w:numPr>
+          <w:ilvl w:val="0"/>
+          <w:numId w:val="1047"/>
+        </w:numPr>
+      </w:pPr>
+      <w:r>
+        <w:t xml:space="preserve">NG tube in nose to drain stomach and esophagus</w:t>
+      </w:r>
+    </w:p>
+    <w:p>
+      <w:pPr>
+        <w:pStyle w:val="Compact"/>
+        <w:numPr>
+          <w:ilvl w:val="0"/>
+          <w:numId w:val="1047"/>
+        </w:numPr>
+      </w:pPr>
+      <w:r>
+        <w:t xml:space="preserve">Catheter in bladder</w:t>
+      </w:r>
+    </w:p>
+    <w:p>
+      <w:pPr>
+        <w:pStyle w:val="Compact"/>
+        <w:numPr>
+          <w:ilvl w:val="0"/>
+          <w:numId w:val="1047"/>
+        </w:numPr>
+      </w:pPr>
+      <w:r>
+        <w:t xml:space="preserve">Chest tube right chest</w:t>
+      </w:r>
+    </w:p>
+    <w:p>
+      <w:pPr>
+        <w:pStyle w:val="Compact"/>
+        <w:numPr>
+          <w:ilvl w:val="0"/>
+          <w:numId w:val="1047"/>
+        </w:numPr>
+      </w:pPr>
+      <w:r>
+        <w:t xml:space="preserve">Abdominal drains (usually 2)</w:t>
+      </w:r>
+    </w:p>
+    <w:p>
+      <w:pPr>
+        <w:pStyle w:val="Compact"/>
+        <w:numPr>
+          <w:ilvl w:val="0"/>
+          <w:numId w:val="1047"/>
+        </w:numPr>
+      </w:pPr>
+      <w:r>
+        <w:t xml:space="preserve">Feeding jejunostomy (usually stays in 8 wks)</w:t>
+      </w:r>
+    </w:p>
+    <w:bookmarkEnd w:id="123"/>
+    <w:bookmarkStart w:id="124" w:name="intensive-care-unit-icu"/>
+    <w:p>
+      <w:pPr>
+        <w:pStyle w:val="Heading2"/>
+      </w:pPr>
+      <w:r>
+        <w:t xml:space="preserve">71 Intensive Care Unit (ICU)</w:t>
+      </w:r>
+    </w:p>
+    <w:p>
+      <w:pPr>
+        <w:pStyle w:val="Compact"/>
+        <w:numPr>
+          <w:ilvl w:val="0"/>
+          <w:numId w:val="1048"/>
+        </w:numPr>
+      </w:pPr>
+      <w:r>
+        <w:t xml:space="preserve">Bladder catheter removed → check that bladder empties properly</w:t>
+      </w:r>
+    </w:p>
+    <w:p>
+      <w:pPr>
+        <w:pStyle w:val="Compact"/>
+        <w:numPr>
+          <w:ilvl w:val="0"/>
+          <w:numId w:val="1048"/>
+        </w:numPr>
+      </w:pPr>
+      <w:r>
+        <w:t xml:space="preserve">Chest tube removed (day 2-4) → follow-up x-ray</w:t>
+      </w:r>
+    </w:p>
+    <w:p>
+      <w:pPr>
+        <w:pStyle w:val="Compact"/>
+        <w:numPr>
+          <w:ilvl w:val="0"/>
+          <w:numId w:val="1048"/>
+        </w:numPr>
+      </w:pPr>
+      <w:r>
+        <w:t xml:space="preserve">Fluid emptied from drains every few hours</w:t>
+      </w:r>
+    </w:p>
+    <w:p>
+      <w:pPr>
+        <w:pStyle w:val="Compact"/>
+        <w:numPr>
+          <w:ilvl w:val="0"/>
+          <w:numId w:val="1048"/>
+        </w:numPr>
+      </w:pPr>
+      <w:r>
+        <w:t xml:space="preserve">Start tube feedings by feeding</w:t>
+      </w:r>
+    </w:p>
+    <w:p>
+      <w:pPr>
+        <w:pStyle w:val="Compact"/>
+        <w:numPr>
+          <w:ilvl w:val="0"/>
+          <w:numId w:val="1048"/>
+        </w:numPr>
+      </w:pPr>
+      <w:r>
+        <w:t xml:space="preserve">Feeding jejunostomy (stays in 8 weeks)</w:t>
+      </w:r>
+    </w:p>
+    <w:bookmarkEnd w:id="124"/>
+    <w:bookmarkStart w:id="125" w:name="ward---6tower"/>
+    <w:p>
+      <w:pPr>
+        <w:pStyle w:val="Heading2"/>
+      </w:pPr>
+      <w:r>
+        <w:t xml:space="preserve">72 Ward - 6Tower</w:t>
+      </w:r>
+    </w:p>
+    <w:p>
+      <w:pPr>
+        <w:pStyle w:val="Compact"/>
+        <w:numPr>
+          <w:ilvl w:val="0"/>
+          <w:numId w:val="1049"/>
+        </w:numPr>
+      </w:pPr>
+      <w:r>
+        <w:t xml:space="preserve">Jejunostomy feeds started</w:t>
+      </w:r>
+    </w:p>
+    <w:p>
+      <w:pPr>
+        <w:pStyle w:val="Compact"/>
+        <w:numPr>
+          <w:ilvl w:val="0"/>
+          <w:numId w:val="1049"/>
+        </w:numPr>
+      </w:pPr>
+      <w:r>
+        <w:t xml:space="preserve">Up in a chair most of the day</w:t>
+      </w:r>
+    </w:p>
+    <w:p>
+      <w:pPr>
+        <w:pStyle w:val="Compact"/>
+        <w:numPr>
+          <w:ilvl w:val="0"/>
+          <w:numId w:val="1049"/>
+        </w:numPr>
+      </w:pPr>
+      <w:r>
+        <w:t xml:space="preserve">Walking in the halls</w:t>
+      </w:r>
+    </w:p>
+    <w:p>
+      <w:pPr>
+        <w:pStyle w:val="Compact"/>
+        <w:numPr>
+          <w:ilvl w:val="1"/>
+          <w:numId w:val="1050"/>
+        </w:numPr>
+      </w:pPr>
+      <w:r>
+        <w:t xml:space="preserve">Start with assistance</w:t>
+      </w:r>
+    </w:p>
+    <w:p>
+      <w:pPr>
+        <w:pStyle w:val="Compact"/>
+        <w:numPr>
+          <w:ilvl w:val="1"/>
+          <w:numId w:val="1050"/>
+        </w:numPr>
+      </w:pPr>
+      <w:r>
+        <w:t xml:space="preserve">Improves lung function</w:t>
+      </w:r>
+    </w:p>
+    <w:p>
+      <w:pPr>
+        <w:pStyle w:val="Compact"/>
+        <w:numPr>
+          <w:ilvl w:val="1"/>
+          <w:numId w:val="1050"/>
+        </w:numPr>
+      </w:pPr>
+      <w:r>
+        <w:t xml:space="preserve">Prevents loss of muscle strength</w:t>
+      </w:r>
+    </w:p>
+    <w:bookmarkEnd w:id="125"/>
+    <w:bookmarkStart w:id="126" w:name="jejunostomy-feeds"/>
+    <w:p>
+      <w:pPr>
+        <w:pStyle w:val="Heading2"/>
+      </w:pPr>
+      <w:r>
+        <w:t xml:space="preserve">73 Jejunostomy Feeds</w:t>
+      </w:r>
+    </w:p>
+    <w:p>
+      <w:pPr>
+        <w:pStyle w:val="FirstParagraph"/>
+      </w:pPr>
+      <w:r>
+        <w:t xml:space="preserve">Jejunostomy tube feeds</w:t>
+      </w:r>
+    </w:p>
+    <w:p>
+      <w:pPr>
+        <w:pStyle w:val="Compact"/>
+        <w:numPr>
+          <w:ilvl w:val="0"/>
+          <w:numId w:val="1051"/>
+        </w:numPr>
+      </w:pPr>
+      <w:r>
+        <w:t xml:space="preserve">Start continuous (24 hours)</w:t>
+      </w:r>
+    </w:p>
+    <w:p>
+      <w:pPr>
+        <w:pStyle w:val="Compact"/>
+        <w:numPr>
+          <w:ilvl w:val="0"/>
+          <w:numId w:val="1051"/>
+        </w:numPr>
+      </w:pPr>
+      <w:r>
+        <w:t xml:space="preserve">Convert to night-time only (16 hours)</w:t>
+      </w:r>
+    </w:p>
+    <w:p>
+      <w:pPr>
+        <w:pStyle w:val="FirstParagraph"/>
+      </w:pPr>
+      <w:r>
+        <w:t xml:space="preserve">Water administered through feeding tube</w:t>
+      </w:r>
+    </w:p>
+    <w:p>
+      <w:pPr>
+        <w:pStyle w:val="Compact"/>
+        <w:numPr>
+          <w:ilvl w:val="0"/>
+          <w:numId w:val="1052"/>
+        </w:numPr>
+      </w:pPr>
+      <w:r>
+        <w:t xml:space="preserve">Usually 8oz 4 times/day</w:t>
+      </w:r>
+    </w:p>
+    <w:p>
+      <w:pPr>
+        <w:pStyle w:val="Compact"/>
+        <w:numPr>
+          <w:ilvl w:val="0"/>
+          <w:numId w:val="1052"/>
+        </w:numPr>
+      </w:pPr>
+      <w:r>
+        <w:t xml:space="preserve">Important to prevent dehydration</w:t>
+      </w:r>
+    </w:p>
+    <w:bookmarkEnd w:id="126"/>
+    <w:bookmarkStart w:id="127" w:name="jejunostomy-tube"/>
+    <w:p>
+      <w:pPr>
+        <w:pStyle w:val="Heading2"/>
+      </w:pPr>
+      <w:r>
+        <w:t xml:space="preserve">74 Jejunostomy Tube</w:t>
+      </w:r>
+    </w:p>
+    <w:bookmarkEnd w:id="127"/>
+    <w:bookmarkStart w:id="128" w:name="jejunostomy-typical-regimen"/>
+    <w:p>
+      <w:pPr>
+        <w:pStyle w:val="Heading2"/>
+      </w:pPr>
+      <w:r>
+        <w:t xml:space="preserve">75 Jejunostomy Typical Regimen</w:t>
+      </w:r>
+    </w:p>
+    <w:p>
+      <w:pPr>
+        <w:pStyle w:val="Compact"/>
+        <w:numPr>
+          <w:ilvl w:val="0"/>
+          <w:numId w:val="1053"/>
+        </w:numPr>
+      </w:pPr>
+      <w:r>
+        <w:t xml:space="preserve">Jejunostomy tube feeds for 16 hours (6pm-10am)</w:t>
+      </w:r>
+    </w:p>
+    <w:p>
+      <w:pPr>
+        <w:pStyle w:val="Compact"/>
+        <w:numPr>
+          <w:ilvl w:val="1"/>
+          <w:numId w:val="1054"/>
+        </w:numPr>
+      </w:pPr>
+      <w:r>
+        <w:t xml:space="preserve">Men: 75mL/hour x 16 hours = 5 cartons</w:t>
+      </w:r>
+    </w:p>
+    <w:p>
+      <w:pPr>
+        <w:pStyle w:val="Compact"/>
+        <w:numPr>
+          <w:ilvl w:val="1"/>
+          <w:numId w:val="1054"/>
+        </w:numPr>
+      </w:pPr>
+      <w:r>
+        <w:t xml:space="preserve">Women: 60mL/hour x 16 hours = 4 cartons</w:t>
+      </w:r>
+    </w:p>
+    <w:p>
+      <w:pPr>
+        <w:pStyle w:val="Compact"/>
+        <w:numPr>
+          <w:ilvl w:val="0"/>
+          <w:numId w:val="1053"/>
+        </w:numPr>
+      </w:pPr>
+      <w:r>
+        <w:t xml:space="preserve">Water 240ml (8oz) via syringe 4x/day</w:t>
+      </w:r>
+    </w:p>
+    <w:p>
+      <w:pPr>
+        <w:pStyle w:val="FirstParagraph"/>
+      </w:pPr>
+      <w:r>
+        <w:t xml:space="preserve">Hospital nurses will teach use of the feeding tube</w:t>
+      </w:r>
+    </w:p>
+    <w:bookmarkEnd w:id="128"/>
+    <w:bookmarkStart w:id="129" w:name="jejunostomy-feeds-with-diabetes"/>
+    <w:p>
+      <w:pPr>
+        <w:pStyle w:val="Heading2"/>
+      </w:pPr>
+      <w:r>
+        <w:t xml:space="preserve">76 Jejunostomy Feeds with Diabetes</w:t>
+      </w:r>
+    </w:p>
+    <w:p>
+      <w:pPr>
+        <w:pStyle w:val="FirstParagraph"/>
+      </w:pPr>
+      <w:r>
+        <w:t xml:space="preserve">Jejunostomy feedings elevate blood sugars</w:t>
+      </w:r>
+    </w:p>
+    <w:p>
+      <w:pPr>
+        <w:pStyle w:val="Compact"/>
+        <w:numPr>
+          <w:ilvl w:val="0"/>
+          <w:numId w:val="1055"/>
+        </w:numPr>
+      </w:pPr>
+      <w:r>
+        <w:t xml:space="preserve">Insulin may be required along with feeds</w:t>
+      </w:r>
+    </w:p>
+    <w:p>
+      <w:pPr>
+        <w:pStyle w:val="FirstParagraph"/>
+      </w:pPr>
+      <w:r>
+        <w:t xml:space="preserve">Typical Pattern for tube feeds</w:t>
+      </w:r>
+    </w:p>
+    <w:p>
+      <w:pPr>
+        <w:pStyle w:val="Compact"/>
+        <w:numPr>
+          <w:ilvl w:val="0"/>
+          <w:numId w:val="1056"/>
+        </w:numPr>
+      </w:pPr>
+      <w:r>
+        <w:t xml:space="preserve">Feeds run via pump from 6pm to 10am</w:t>
+      </w:r>
+    </w:p>
+    <w:p>
+      <w:pPr>
+        <w:pStyle w:val="Compact"/>
+        <w:numPr>
+          <w:ilvl w:val="0"/>
+          <w:numId w:val="1056"/>
+        </w:numPr>
+      </w:pPr>
+      <w:r>
+        <w:t xml:space="preserve">Insulin at 6pm (70/30 insulin)</w:t>
+      </w:r>
+    </w:p>
+    <w:p>
+      <w:pPr>
+        <w:pStyle w:val="Compact"/>
+        <w:numPr>
+          <w:ilvl w:val="0"/>
+          <w:numId w:val="1056"/>
+        </w:numPr>
+      </w:pPr>
+      <w:r>
+        <w:t xml:space="preserve">Insulin at Midnight (70/30 insulin)</w:t>
+      </w:r>
+    </w:p>
+    <w:p>
+      <w:pPr>
+        <w:pStyle w:val="Compact"/>
+        <w:numPr>
+          <w:ilvl w:val="0"/>
+          <w:numId w:val="1056"/>
+        </w:numPr>
+      </w:pPr>
+      <w:r>
+        <w:t xml:space="preserve">No insulin if tube feedings are not run</w:t>
+      </w:r>
+    </w:p>
+    <w:bookmarkEnd w:id="129"/>
+    <w:bookmarkStart w:id="130" w:name="jejunostomy-video"/>
+    <w:p>
+      <w:pPr>
+        <w:pStyle w:val="Heading2"/>
+      </w:pPr>
+      <w:r>
+        <w:t xml:space="preserve">77 Jejunostomy Video</w:t>
+      </w:r>
+    </w:p>
     <w:bookmarkEnd w:id="130"/>
-    <w:bookmarkStart w:id="131" w:name="epidural-catheter-for-pain-control"/>
-    <w:p>
-      <w:pPr>
-        <w:pStyle w:val="Heading2"/>
-      </w:pPr>
-      <w:r>
-        <w:t xml:space="preserve">67 Epidural Catheter for Pain Control</w:t>
-      </w:r>
-    </w:p>
-    <w:p>
-      <w:pPr>
-        <w:pStyle w:val="Compact"/>
-        <w:numPr>
-          <w:ilvl w:val="0"/>
-          <w:numId w:val="1044"/>
-        </w:numPr>
-      </w:pPr>
-      <w:r>
-        <w:t xml:space="preserve">Remains in place for 2-5 days</w:t>
-      </w:r>
-    </w:p>
-    <w:p>
-      <w:pPr>
-        <w:pStyle w:val="Compact"/>
-        <w:numPr>
-          <w:ilvl w:val="0"/>
-          <w:numId w:val="1044"/>
-        </w:numPr>
-      </w:pPr>
-      <w:r>
-        <w:t xml:space="preserve">Dosage can be adjusted as needed</w:t>
-      </w:r>
-    </w:p>
-    <w:p>
-      <w:pPr>
-        <w:pStyle w:val="Compact"/>
-        <w:numPr>
-          <w:ilvl w:val="0"/>
-          <w:numId w:val="1044"/>
-        </w:numPr>
-      </w:pPr>
-      <w:r>
-        <w:t xml:space="preserve">Can make it more difficult to urinate</w:t>
-      </w:r>
-    </w:p>
-    <w:p>
-      <w:pPr>
-        <w:pStyle w:val="Compact"/>
-        <w:numPr>
-          <w:ilvl w:val="0"/>
-          <w:numId w:val="1044"/>
-        </w:numPr>
-      </w:pPr>
-      <w:r>
-        <w:t xml:space="preserve">May require foley catheter in bladder</w:t>
-      </w:r>
-    </w:p>
-    <w:p>
-      <w:pPr>
-        <w:pStyle w:val="Compact"/>
-        <w:numPr>
-          <w:ilvl w:val="0"/>
-          <w:numId w:val="1044"/>
-        </w:numPr>
-      </w:pPr>
-      <w:r>
-        <w:t xml:space="preserve">Foley catheter removed after epidural removed</w:t>
+    <w:bookmarkStart w:id="131" w:name="activity-after-surgery"/>
+    <w:p>
+      <w:pPr>
+        <w:pStyle w:val="Heading2"/>
+      </w:pPr>
+      <w:r>
+        <w:t xml:space="preserve">78 Activity after Surgery</w:t>
+      </w:r>
+    </w:p>
+    <w:p>
+      <w:pPr>
+        <w:pStyle w:val="Compact"/>
+        <w:numPr>
+          <w:ilvl w:val="0"/>
+          <w:numId w:val="1057"/>
+        </w:numPr>
+      </w:pPr>
+      <w:r>
+        <w:t xml:space="preserve">Up in chair most of the day</w:t>
+      </w:r>
+    </w:p>
+    <w:p>
+      <w:pPr>
+        <w:pStyle w:val="Compact"/>
+        <w:numPr>
+          <w:ilvl w:val="0"/>
+          <w:numId w:val="1057"/>
+        </w:numPr>
+      </w:pPr>
+      <w:r>
+        <w:t xml:space="preserve">Walking with help from nurse/Physical Therapist</w:t>
+      </w:r>
+    </w:p>
+    <w:p>
+      <w:pPr>
+        <w:pStyle w:val="Compact"/>
+        <w:numPr>
+          <w:ilvl w:val="0"/>
+          <w:numId w:val="1057"/>
+        </w:numPr>
+      </w:pPr>
+      <w:r>
+        <w:t xml:space="preserve">Goals:</w:t>
+      </w:r>
+    </w:p>
+    <w:p>
+      <w:pPr>
+        <w:pStyle w:val="Compact"/>
+        <w:numPr>
+          <w:ilvl w:val="1"/>
+          <w:numId w:val="1058"/>
+        </w:numPr>
+      </w:pPr>
+      <w:r>
+        <w:t xml:space="preserve">Improve lung function</w:t>
+      </w:r>
+    </w:p>
+    <w:p>
+      <w:pPr>
+        <w:pStyle w:val="Compact"/>
+        <w:numPr>
+          <w:ilvl w:val="1"/>
+          <w:numId w:val="1058"/>
+        </w:numPr>
+      </w:pPr>
+      <w:r>
+        <w:t xml:space="preserve">Prevent muscle loss</w:t>
       </w:r>
     </w:p>
     <w:bookmarkEnd w:id="131"/>
-    <w:bookmarkStart w:id="132" w:name="intensive-care-unit-icu-2-4-days"/>
-    <w:p>
-      <w:pPr>
-        <w:pStyle w:val="Heading2"/>
-      </w:pPr>
-      <w:r>
-        <w:t xml:space="preserve">68 Intensive Care Unit (ICU) (2-4 days)</w:t>
-      </w:r>
-    </w:p>
-    <w:p>
-      <w:pPr>
-        <w:pStyle w:val="Compact"/>
-        <w:numPr>
-          <w:ilvl w:val="0"/>
-          <w:numId w:val="1045"/>
-        </w:numPr>
-      </w:pPr>
-      <w:r>
-        <w:t xml:space="preserve">Surgical ICU on 11th floor</w:t>
-      </w:r>
-    </w:p>
-    <w:p>
-      <w:pPr>
-        <w:pStyle w:val="Compact"/>
-        <w:numPr>
-          <w:ilvl w:val="0"/>
-          <w:numId w:val="1045"/>
-        </w:numPr>
-      </w:pPr>
-      <w:r>
-        <w:t xml:space="preserve">NG tube in nose to drain stomach and esophagus</w:t>
-      </w:r>
-    </w:p>
-    <w:p>
-      <w:pPr>
-        <w:pStyle w:val="Compact"/>
-        <w:numPr>
-          <w:ilvl w:val="0"/>
-          <w:numId w:val="1045"/>
-        </w:numPr>
-      </w:pPr>
-      <w:r>
-        <w:t xml:space="preserve">Catheter in bladder</w:t>
-      </w:r>
-    </w:p>
-    <w:p>
-      <w:pPr>
-        <w:pStyle w:val="Compact"/>
-        <w:numPr>
-          <w:ilvl w:val="0"/>
-          <w:numId w:val="1045"/>
-        </w:numPr>
-      </w:pPr>
-      <w:r>
-        <w:t xml:space="preserve">Chest tube right chest</w:t>
-      </w:r>
-    </w:p>
-    <w:p>
-      <w:pPr>
-        <w:pStyle w:val="Compact"/>
-        <w:numPr>
-          <w:ilvl w:val="0"/>
-          <w:numId w:val="1045"/>
-        </w:numPr>
-      </w:pPr>
-      <w:r>
-        <w:t xml:space="preserve">Abdominal drains (usually 2)</w:t>
-      </w:r>
-    </w:p>
-    <w:p>
-      <w:pPr>
-        <w:pStyle w:val="Compact"/>
-        <w:numPr>
-          <w:ilvl w:val="0"/>
-          <w:numId w:val="1045"/>
-        </w:numPr>
-      </w:pPr>
-      <w:r>
-        <w:t xml:space="preserve">Feeding jejunostomy (usually stays in 8 wks)</w:t>
-      </w:r>
-    </w:p>
-    <w:bookmarkEnd w:id="132"/>
-    <w:bookmarkStart w:id="133" w:name="intensive-care-unit-icu"/>
-    <w:p>
-      <w:pPr>
-        <w:pStyle w:val="Heading2"/>
-      </w:pPr>
-      <w:r>
-        <w:t xml:space="preserve">69 Intensive Care Unit (ICU)</w:t>
-      </w:r>
-    </w:p>
-    <w:p>
-      <w:pPr>
-        <w:pStyle w:val="Compact"/>
-        <w:numPr>
-          <w:ilvl w:val="0"/>
-          <w:numId w:val="1046"/>
-        </w:numPr>
-      </w:pPr>
-      <w:r>
-        <w:t xml:space="preserve">Bladder catheter removed → check that bladder empties properly</w:t>
-      </w:r>
-    </w:p>
-    <w:p>
-      <w:pPr>
-        <w:pStyle w:val="Compact"/>
-        <w:numPr>
-          <w:ilvl w:val="0"/>
-          <w:numId w:val="1046"/>
-        </w:numPr>
-      </w:pPr>
-      <w:r>
-        <w:t xml:space="preserve">Chest tube removed (day 2-4) → follow-up x-ray</w:t>
-      </w:r>
-    </w:p>
-    <w:p>
-      <w:pPr>
-        <w:pStyle w:val="Compact"/>
-        <w:numPr>
-          <w:ilvl w:val="0"/>
-          <w:numId w:val="1046"/>
-        </w:numPr>
-      </w:pPr>
-      <w:r>
-        <w:t xml:space="preserve">Fluid emptied from drains every few hours</w:t>
-      </w:r>
-    </w:p>
-    <w:p>
-      <w:pPr>
-        <w:pStyle w:val="Compact"/>
-        <w:numPr>
-          <w:ilvl w:val="0"/>
-          <w:numId w:val="1046"/>
-        </w:numPr>
-      </w:pPr>
-      <w:r>
-        <w:t xml:space="preserve">Start tube feedings by feeding</w:t>
-      </w:r>
-    </w:p>
-    <w:p>
-      <w:pPr>
-        <w:pStyle w:val="Compact"/>
-        <w:numPr>
-          <w:ilvl w:val="0"/>
-          <w:numId w:val="1046"/>
-        </w:numPr>
-      </w:pPr>
-      <w:r>
-        <w:t xml:space="preserve">Feeding jejunostomy (stays in 8 weeks)</w:t>
-      </w:r>
-    </w:p>
-    <w:bookmarkEnd w:id="133"/>
-    <w:bookmarkStart w:id="134" w:name="ward---6tower"/>
-    <w:p>
-      <w:pPr>
-        <w:pStyle w:val="Heading2"/>
-      </w:pPr>
-      <w:r>
-        <w:t xml:space="preserve">70 Ward - 6Tower</w:t>
-      </w:r>
-    </w:p>
-    <w:p>
-      <w:pPr>
-        <w:pStyle w:val="Compact"/>
-        <w:numPr>
-          <w:ilvl w:val="0"/>
-          <w:numId w:val="1047"/>
-        </w:numPr>
-      </w:pPr>
-      <w:r>
-        <w:t xml:space="preserve">Jejunostomy feeds started</w:t>
-      </w:r>
-    </w:p>
-    <w:p>
-      <w:pPr>
-        <w:pStyle w:val="Compact"/>
-        <w:numPr>
-          <w:ilvl w:val="0"/>
-          <w:numId w:val="1047"/>
-        </w:numPr>
-      </w:pPr>
-      <w:r>
-        <w:t xml:space="preserve">Up in a chair most of the day</w:t>
-      </w:r>
-    </w:p>
-    <w:p>
-      <w:pPr>
-        <w:pStyle w:val="Compact"/>
-        <w:numPr>
-          <w:ilvl w:val="0"/>
-          <w:numId w:val="1047"/>
-        </w:numPr>
-      </w:pPr>
-      <w:r>
-        <w:t xml:space="preserve">Walking in the halls</w:t>
-      </w:r>
-    </w:p>
-    <w:p>
-      <w:pPr>
-        <w:pStyle w:val="Compact"/>
-        <w:numPr>
-          <w:ilvl w:val="1"/>
-          <w:numId w:val="1048"/>
-        </w:numPr>
-      </w:pPr>
-      <w:r>
-        <w:t xml:space="preserve">Start with assistance</w:t>
-      </w:r>
-    </w:p>
-    <w:p>
-      <w:pPr>
-        <w:pStyle w:val="Compact"/>
-        <w:numPr>
-          <w:ilvl w:val="1"/>
-          <w:numId w:val="1048"/>
-        </w:numPr>
-      </w:pPr>
-      <w:r>
-        <w:t xml:space="preserve">Improves lung function</w:t>
-      </w:r>
-    </w:p>
-    <w:p>
-      <w:pPr>
-        <w:pStyle w:val="Compact"/>
-        <w:numPr>
-          <w:ilvl w:val="1"/>
-          <w:numId w:val="1048"/>
-        </w:numPr>
-      </w:pPr>
-      <w:r>
-        <w:t xml:space="preserve">Prevents loss of muscle strength</w:t>
-      </w:r>
-    </w:p>
-    <w:bookmarkEnd w:id="134"/>
-    <w:bookmarkStart w:id="135" w:name="jejunostomy-feeds"/>
-    <w:p>
-      <w:pPr>
-        <w:pStyle w:val="Heading2"/>
-      </w:pPr>
-      <w:r>
-        <w:t xml:space="preserve">71 Jejunostomy Feeds</w:t>
-      </w:r>
-    </w:p>
-    <w:p>
-      <w:pPr>
-        <w:pStyle w:val="FirstParagraph"/>
-      </w:pPr>
-      <w:r>
-        <w:t xml:space="preserve">Jejunostomy tube feeds</w:t>
-      </w:r>
-    </w:p>
-    <w:p>
-      <w:pPr>
-        <w:pStyle w:val="Compact"/>
-        <w:numPr>
-          <w:ilvl w:val="0"/>
-          <w:numId w:val="1049"/>
-        </w:numPr>
-      </w:pPr>
-      <w:r>
-        <w:t xml:space="preserve">Start continuous (24 hours)</w:t>
-      </w:r>
-    </w:p>
-    <w:p>
-      <w:pPr>
-        <w:pStyle w:val="Compact"/>
-        <w:numPr>
-          <w:ilvl w:val="0"/>
-          <w:numId w:val="1049"/>
-        </w:numPr>
-      </w:pPr>
-      <w:r>
-        <w:t xml:space="preserve">Convert to night-time only (16 hours)</w:t>
-      </w:r>
-    </w:p>
-    <w:p>
-      <w:pPr>
-        <w:pStyle w:val="FirstParagraph"/>
-      </w:pPr>
-      <w:r>
-        <w:t xml:space="preserve">Water administered through feeding tube</w:t>
-      </w:r>
-    </w:p>
-    <w:p>
-      <w:pPr>
-        <w:pStyle w:val="Compact"/>
-        <w:numPr>
-          <w:ilvl w:val="0"/>
-          <w:numId w:val="1050"/>
-        </w:numPr>
-      </w:pPr>
-      <w:r>
-        <w:t xml:space="preserve">Usually 8oz 4 times/day</w:t>
-      </w:r>
-    </w:p>
-    <w:p>
-      <w:pPr>
-        <w:pStyle w:val="Compact"/>
-        <w:numPr>
-          <w:ilvl w:val="0"/>
-          <w:numId w:val="1050"/>
-        </w:numPr>
-      </w:pPr>
-      <w:r>
-        <w:t xml:space="preserve">Important to prevent dehydration</w:t>
-      </w:r>
-    </w:p>
-    <w:bookmarkEnd w:id="135"/>
-    <w:bookmarkStart w:id="136" w:name="jejunostomy-tube"/>
-    <w:p>
-      <w:pPr>
-        <w:pStyle w:val="Heading2"/>
-      </w:pPr>
-      <w:r>
-        <w:t xml:space="preserve">72 Jejunostomy Tube</w:t>
-      </w:r>
-    </w:p>
-    <w:bookmarkEnd w:id="136"/>
-    <w:bookmarkStart w:id="137" w:name="jejunostomy-typical-regimen"/>
-    <w:p>
-      <w:pPr>
-        <w:pStyle w:val="Heading2"/>
-      </w:pPr>
-      <w:r>
-        <w:t xml:space="preserve">73 Jejunostomy Typical Regimen</w:t>
-      </w:r>
-    </w:p>
-    <w:p>
-      <w:pPr>
-        <w:pStyle w:val="Compact"/>
-        <w:numPr>
-          <w:ilvl w:val="0"/>
-          <w:numId w:val="1051"/>
-        </w:numPr>
-      </w:pPr>
-      <w:r>
-        <w:t xml:space="preserve">Jejunostomy tube feeds for 16 hours (6pm-10am)</w:t>
-      </w:r>
-    </w:p>
-    <w:p>
-      <w:pPr>
-        <w:pStyle w:val="Compact"/>
-        <w:numPr>
-          <w:ilvl w:val="1"/>
-          <w:numId w:val="1052"/>
-        </w:numPr>
-      </w:pPr>
-      <w:r>
-        <w:t xml:space="preserve">Men: 75mL/hour x 16 hours = 5 cartons</w:t>
-      </w:r>
-    </w:p>
-    <w:p>
-      <w:pPr>
-        <w:pStyle w:val="Compact"/>
-        <w:numPr>
-          <w:ilvl w:val="1"/>
-          <w:numId w:val="1052"/>
-        </w:numPr>
-      </w:pPr>
-      <w:r>
-        <w:t xml:space="preserve">Women: 60mL/hour x 16 hours = 4 cartons</w:t>
-      </w:r>
-    </w:p>
-    <w:p>
-      <w:pPr>
-        <w:pStyle w:val="Compact"/>
-        <w:numPr>
-          <w:ilvl w:val="0"/>
-          <w:numId w:val="1051"/>
-        </w:numPr>
-      </w:pPr>
-      <w:r>
-        <w:t xml:space="preserve">Water 240ml (8oz) via syringe 4x/day</w:t>
-      </w:r>
-    </w:p>
-    <w:p>
-      <w:pPr>
-        <w:pStyle w:val="FirstParagraph"/>
-      </w:pPr>
-      <w:r>
-        <w:t xml:space="preserve">Hospital nurses will teach use of the feeding tube</w:t>
-      </w:r>
-    </w:p>
-    <w:bookmarkEnd w:id="137"/>
-    <w:bookmarkStart w:id="138" w:name="jejunostomy-feeds-with-diabetes"/>
-    <w:p>
-      <w:pPr>
-        <w:pStyle w:val="Heading2"/>
-      </w:pPr>
-      <w:r>
-        <w:t xml:space="preserve">74 Jejunostomy Feeds with Diabetes</w:t>
-      </w:r>
-    </w:p>
-    <w:p>
-      <w:pPr>
-        <w:pStyle w:val="FirstParagraph"/>
-      </w:pPr>
-      <w:r>
-        <w:t xml:space="preserve">Jejunostomy feedings elevate blood sugars</w:t>
-      </w:r>
-    </w:p>
-    <w:p>
-      <w:pPr>
-        <w:pStyle w:val="Compact"/>
-        <w:numPr>
-          <w:ilvl w:val="0"/>
-          <w:numId w:val="1053"/>
-        </w:numPr>
-      </w:pPr>
-      <w:r>
-        <w:t xml:space="preserve">Insulin may be required along with feeds</w:t>
-      </w:r>
-    </w:p>
-    <w:p>
-      <w:pPr>
-        <w:pStyle w:val="FirstParagraph"/>
-      </w:pPr>
-      <w:r>
-        <w:t xml:space="preserve">Typical Pattern for tube feeds</w:t>
-      </w:r>
-    </w:p>
-    <w:p>
-      <w:pPr>
-        <w:pStyle w:val="Compact"/>
-        <w:numPr>
-          <w:ilvl w:val="0"/>
-          <w:numId w:val="1054"/>
-        </w:numPr>
-      </w:pPr>
-      <w:r>
-        <w:t xml:space="preserve">Feeds run via pump from 6pm to 10am</w:t>
-      </w:r>
-    </w:p>
-    <w:p>
-      <w:pPr>
-        <w:pStyle w:val="Compact"/>
-        <w:numPr>
-          <w:ilvl w:val="0"/>
-          <w:numId w:val="1054"/>
-        </w:numPr>
-      </w:pPr>
-      <w:r>
-        <w:t xml:space="preserve">Insulin at 6pm (70/30 insulin)</w:t>
-      </w:r>
-    </w:p>
-    <w:p>
-      <w:pPr>
-        <w:pStyle w:val="Compact"/>
-        <w:numPr>
-          <w:ilvl w:val="0"/>
-          <w:numId w:val="1054"/>
-        </w:numPr>
-      </w:pPr>
-      <w:r>
-        <w:t xml:space="preserve">Insulin at Midnight (70/30 insulin)</w:t>
-      </w:r>
-    </w:p>
-    <w:p>
-      <w:pPr>
-        <w:pStyle w:val="Compact"/>
-        <w:numPr>
-          <w:ilvl w:val="0"/>
-          <w:numId w:val="1054"/>
-        </w:numPr>
-      </w:pPr>
-      <w:r>
-        <w:t xml:space="preserve">No insulin if tube feedings are not run</w:t>
-      </w:r>
-    </w:p>
-    <w:bookmarkEnd w:id="138"/>
-    <w:bookmarkStart w:id="139" w:name="jejunostomy-video"/>
-    <w:p>
-      <w:pPr>
-        <w:pStyle w:val="Heading2"/>
-      </w:pPr>
-      <w:r>
-        <w:t xml:space="preserve">75 Jejunostomy Video</w:t>
-      </w:r>
-    </w:p>
-    <w:bookmarkEnd w:id="139"/>
-    <w:bookmarkStart w:id="140" w:name="activity-after-surgery"/>
-    <w:p>
-      <w:pPr>
-        <w:pStyle w:val="Heading2"/>
-      </w:pPr>
-      <w:r>
-        <w:t xml:space="preserve">76 Activity after Surgery</w:t>
-      </w:r>
-    </w:p>
-    <w:p>
-      <w:pPr>
-        <w:pStyle w:val="Compact"/>
-        <w:numPr>
-          <w:ilvl w:val="0"/>
-          <w:numId w:val="1055"/>
-        </w:numPr>
-      </w:pPr>
-      <w:r>
-        <w:t xml:space="preserve">Up in chair most of the day</w:t>
-      </w:r>
-    </w:p>
-    <w:p>
-      <w:pPr>
-        <w:pStyle w:val="Compact"/>
-        <w:numPr>
-          <w:ilvl w:val="0"/>
-          <w:numId w:val="1055"/>
-        </w:numPr>
-      </w:pPr>
-      <w:r>
-        <w:t xml:space="preserve">Walking with help from nurse/Physical Therapist</w:t>
-      </w:r>
-    </w:p>
-    <w:p>
-      <w:pPr>
-        <w:pStyle w:val="Compact"/>
-        <w:numPr>
-          <w:ilvl w:val="0"/>
-          <w:numId w:val="1055"/>
-        </w:numPr>
-      </w:pPr>
-      <w:r>
-        <w:t xml:space="preserve">Goals:</w:t>
-      </w:r>
-    </w:p>
-    <w:p>
-      <w:pPr>
-        <w:pStyle w:val="Compact"/>
-        <w:numPr>
-          <w:ilvl w:val="1"/>
-          <w:numId w:val="1056"/>
-        </w:numPr>
-      </w:pPr>
-      <w:r>
-        <w:t xml:space="preserve">Improve lung function</w:t>
-      </w:r>
-    </w:p>
-    <w:p>
-      <w:pPr>
-        <w:pStyle w:val="Compact"/>
-        <w:numPr>
-          <w:ilvl w:val="1"/>
-          <w:numId w:val="1056"/>
-        </w:numPr>
-      </w:pPr>
-      <w:r>
-        <w:t xml:space="preserve">Prevent muscle loss</w:t>
-      </w:r>
-    </w:p>
-    <w:bookmarkEnd w:id="140"/>
-    <w:bookmarkStart w:id="141" w:name="nasogastric-ng-tube"/>
-    <w:p>
-      <w:pPr>
-        <w:pStyle w:val="Heading2"/>
-      </w:pPr>
-      <w:r>
-        <w:t xml:space="preserve">77 Nasogastric (NG) Tube</w:t>
+    <w:bookmarkStart w:id="132" w:name="nasogastric-ng-tube"/>
+    <w:p>
+      <w:pPr>
+        <w:pStyle w:val="Heading2"/>
+      </w:pPr>
+      <w:r>
+        <w:t xml:space="preserve">79 Nasogastric (NG) Tube</w:t>
       </w:r>
     </w:p>
     <w:p>
@@ -4916,7 +5061,7 @@
         <w:pStyle w:val="Compact"/>
         <w:numPr>
           <w:ilvl w:val="0"/>
-          <w:numId w:val="1057"/>
+          <w:numId w:val="1059"/>
         </w:numPr>
       </w:pPr>
       <w:r>
@@ -4928,7 +5073,7 @@
         <w:pStyle w:val="Compact"/>
         <w:numPr>
           <w:ilvl w:val="0"/>
-          <w:numId w:val="1057"/>
+          <w:numId w:val="1059"/>
         </w:numPr>
       </w:pPr>
       <w:r>
@@ -4948,7 +5093,7 @@
         <w:pStyle w:val="Compact"/>
         <w:numPr>
           <w:ilvl w:val="0"/>
-          <w:numId w:val="1058"/>
+          <w:numId w:val="1060"/>
         </w:numPr>
       </w:pPr>
       <w:r>
@@ -4977,21 +5122,21 @@
         <w:pStyle w:val="Compact"/>
         <w:numPr>
           <w:ilvl w:val="0"/>
-          <w:numId w:val="1058"/>
+          <w:numId w:val="1060"/>
         </w:numPr>
       </w:pPr>
       <w:r>
         <w:t xml:space="preserve">Otherwise, X-ray repeated 2-3 days later</w:t>
       </w:r>
     </w:p>
-    <w:bookmarkEnd w:id="141"/>
-    <w:bookmarkStart w:id="142" w:name="swallowing-evaluation"/>
-    <w:p>
-      <w:pPr>
-        <w:pStyle w:val="Heading2"/>
-      </w:pPr>
-      <w:r>
-        <w:t xml:space="preserve">78 Swallowing Evaluation</w:t>
+    <w:bookmarkEnd w:id="132"/>
+    <w:bookmarkStart w:id="133" w:name="swallowing-evaluation"/>
+    <w:p>
+      <w:pPr>
+        <w:pStyle w:val="Heading2"/>
+      </w:pPr>
+      <w:r>
+        <w:t xml:space="preserve">80 Swallowing Evaluation</w:t>
       </w:r>
     </w:p>
     <w:p>
@@ -5015,7 +5160,7 @@
         <w:pStyle w:val="Compact"/>
         <w:numPr>
           <w:ilvl w:val="0"/>
-          <w:numId w:val="1059"/>
+          <w:numId w:val="1061"/>
         </w:numPr>
       </w:pPr>
       <w:r>
@@ -5027,7 +5172,7 @@
         <w:pStyle w:val="Compact"/>
         <w:numPr>
           <w:ilvl w:val="0"/>
-          <w:numId w:val="1059"/>
+          <w:numId w:val="1061"/>
         </w:numPr>
       </w:pPr>
       <w:r>
@@ -5039,7 +5184,7 @@
         <w:pStyle w:val="Compact"/>
         <w:numPr>
           <w:ilvl w:val="0"/>
-          <w:numId w:val="1059"/>
+          <w:numId w:val="1061"/>
         </w:numPr>
       </w:pPr>
       <w:r>
@@ -5063,14 +5208,14 @@
         <w:t xml:space="preserve">liquids started by mouth</w:t>
       </w:r>
     </w:p>
-    <w:bookmarkEnd w:id="142"/>
-    <w:bookmarkStart w:id="143" w:name="oral-intake-at-home"/>
-    <w:p>
-      <w:pPr>
-        <w:pStyle w:val="Heading2"/>
-      </w:pPr>
-      <w:r>
-        <w:t xml:space="preserve">79 Oral Intake at Home</w:t>
+    <w:bookmarkEnd w:id="133"/>
+    <w:bookmarkStart w:id="134" w:name="oral-intake-at-home"/>
+    <w:p>
+      <w:pPr>
+        <w:pStyle w:val="Heading2"/>
+      </w:pPr>
+      <w:r>
+        <w:t xml:space="preserve">81 Oral Intake at Home</w:t>
       </w:r>
     </w:p>
     <w:p>
@@ -5097,7 +5242,7 @@
         <w:pStyle w:val="Compact"/>
         <w:numPr>
           <w:ilvl w:val="0"/>
-          <w:numId w:val="1060"/>
+          <w:numId w:val="1062"/>
         </w:numPr>
       </w:pPr>
       <w:r>
@@ -5109,21 +5254,21 @@
         <w:pStyle w:val="Compact"/>
         <w:numPr>
           <w:ilvl w:val="0"/>
-          <w:numId w:val="1060"/>
+          <w:numId w:val="1062"/>
         </w:numPr>
       </w:pPr>
       <w:r>
         <w:t xml:space="preserve">4 oz per hour if 2oz are tolerated well</w:t>
       </w:r>
     </w:p>
-    <w:bookmarkEnd w:id="143"/>
-    <w:bookmarkStart w:id="144" w:name="discharge"/>
-    <w:p>
-      <w:pPr>
-        <w:pStyle w:val="Heading2"/>
-      </w:pPr>
-      <w:r>
-        <w:t xml:space="preserve">80 Discharge</w:t>
+    <w:bookmarkEnd w:id="134"/>
+    <w:bookmarkStart w:id="135" w:name="discharge"/>
+    <w:p>
+      <w:pPr>
+        <w:pStyle w:val="Heading2"/>
+      </w:pPr>
+      <w:r>
+        <w:t xml:space="preserve">82 Discharge</w:t>
       </w:r>
     </w:p>
     <w:p>
@@ -5139,7 +5284,7 @@
         <w:pStyle w:val="Compact"/>
         <w:numPr>
           <w:ilvl w:val="0"/>
-          <w:numId w:val="1061"/>
+          <w:numId w:val="1063"/>
         </w:numPr>
       </w:pPr>
       <w:r>
@@ -5151,7 +5296,7 @@
         <w:pStyle w:val="Compact"/>
         <w:numPr>
           <w:ilvl w:val="0"/>
-          <w:numId w:val="1061"/>
+          <w:numId w:val="1063"/>
         </w:numPr>
       </w:pPr>
       <w:r>
@@ -5163,7 +5308,7 @@
         <w:pStyle w:val="Compact"/>
         <w:numPr>
           <w:ilvl w:val="1"/>
-          <w:numId w:val="1062"/>
+          <w:numId w:val="1064"/>
         </w:numPr>
       </w:pPr>
       <w:r>
@@ -5175,7 +5320,7 @@
         <w:pStyle w:val="Compact"/>
         <w:numPr>
           <w:ilvl w:val="1"/>
-          <w:numId w:val="1062"/>
+          <w:numId w:val="1064"/>
         </w:numPr>
       </w:pPr>
       <w:r>
@@ -5187,7 +5332,7 @@
         <w:pStyle w:val="Compact"/>
         <w:numPr>
           <w:ilvl w:val="0"/>
-          <w:numId w:val="1061"/>
+          <w:numId w:val="1063"/>
         </w:numPr>
       </w:pPr>
       <w:r>
@@ -5199,7 +5344,7 @@
         <w:pStyle w:val="Compact"/>
         <w:numPr>
           <w:ilvl w:val="0"/>
-          <w:numId w:val="1061"/>
+          <w:numId w:val="1063"/>
         </w:numPr>
       </w:pPr>
       <w:r>
@@ -5211,21 +5356,21 @@
         <w:pStyle w:val="Compact"/>
         <w:numPr>
           <w:ilvl w:val="0"/>
-          <w:numId w:val="1061"/>
+          <w:numId w:val="1063"/>
         </w:numPr>
       </w:pPr>
       <w:r>
         <w:t xml:space="preserve">Home infusion (tube feeding supplies)</w:t>
       </w:r>
     </w:p>
-    <w:bookmarkEnd w:id="144"/>
-    <w:bookmarkStart w:id="145" w:name="nutrition-after-surgery"/>
-    <w:p>
-      <w:pPr>
-        <w:pStyle w:val="Heading2"/>
-      </w:pPr>
-      <w:r>
-        <w:t xml:space="preserve">81 Nutrition after Surgery</w:t>
+    <w:bookmarkEnd w:id="135"/>
+    <w:bookmarkStart w:id="136" w:name="nutrition-after-surgery"/>
+    <w:p>
+      <w:pPr>
+        <w:pStyle w:val="Heading2"/>
+      </w:pPr>
+      <w:r>
+        <w:t xml:space="preserve">83 Nutrition after Surgery</w:t>
       </w:r>
     </w:p>
     <w:p>
@@ -5241,7 +5386,7 @@
         <w:pStyle w:val="Compact"/>
         <w:numPr>
           <w:ilvl w:val="0"/>
-          <w:numId w:val="1063"/>
+          <w:numId w:val="1065"/>
         </w:numPr>
       </w:pPr>
       <w:r>
@@ -5253,7 +5398,7 @@
         <w:pStyle w:val="Compact"/>
         <w:numPr>
           <w:ilvl w:val="0"/>
-          <w:numId w:val="1063"/>
+          <w:numId w:val="1065"/>
         </w:numPr>
       </w:pPr>
       <w:r>
@@ -5273,7 +5418,7 @@
         <w:pStyle w:val="Compact"/>
         <w:numPr>
           <w:ilvl w:val="0"/>
-          <w:numId w:val="1064"/>
+          <w:numId w:val="1066"/>
         </w:numPr>
       </w:pPr>
       <w:r>
@@ -5296,14 +5441,14 @@
         <w:t xml:space="preserve">8-12 weeks: Remove feeding tube (in office)</w:t>
       </w:r>
     </w:p>
-    <w:bookmarkEnd w:id="145"/>
-    <w:bookmarkStart w:id="146" w:name="X15701f9deabaab366e08b73bd1ea6f1240694c5"/>
-    <w:p>
-      <w:pPr>
-        <w:pStyle w:val="Heading2"/>
-      </w:pPr>
-      <w:r>
-        <w:t xml:space="preserve">82 Transition from Tube Feeds</w:t>
+    <w:bookmarkEnd w:id="136"/>
+    <w:bookmarkStart w:id="137" w:name="X15701f9deabaab366e08b73bd1ea6f1240694c5"/>
+    <w:p>
+      <w:pPr>
+        <w:pStyle w:val="Heading2"/>
+      </w:pPr>
+      <w:r>
+        <w:t xml:space="preserve">84 Transition from Tube Feeds</w:t>
       </w:r>
       <w:r>
         <w:t xml:space="preserve"> </w:t>
@@ -5336,7 +5481,7 @@
         <w:pStyle w:val="Compact"/>
         <w:numPr>
           <w:ilvl w:val="0"/>
-          <w:numId w:val="1065"/>
+          <w:numId w:val="1067"/>
         </w:numPr>
       </w:pPr>
       <w:r>
@@ -5348,7 +5493,7 @@
         <w:pStyle w:val="Compact"/>
         <w:numPr>
           <w:ilvl w:val="0"/>
-          <w:numId w:val="1065"/>
+          <w:numId w:val="1067"/>
         </w:numPr>
       </w:pPr>
       <w:r>
@@ -5360,7 +5505,7 @@
         <w:pStyle w:val="Compact"/>
         <w:numPr>
           <w:ilvl w:val="1"/>
-          <w:numId w:val="1066"/>
+          <w:numId w:val="1068"/>
         </w:numPr>
       </w:pPr>
       <w:r>
@@ -5372,7 +5517,7 @@
         <w:pStyle w:val="Compact"/>
         <w:numPr>
           <w:ilvl w:val="0"/>
-          <w:numId w:val="1065"/>
+          <w:numId w:val="1067"/>
         </w:numPr>
       </w:pPr>
       <w:r>
@@ -5409,29 +5554,29 @@
         <w:pStyle w:val="Compact"/>
         <w:numPr>
           <w:ilvl w:val="0"/>
-          <w:numId w:val="1067"/>
+          <w:numId w:val="1069"/>
         </w:numPr>
       </w:pPr>
       <w:r>
         <w:t xml:space="preserve">Three meals + 2-3 high-protein snacks</w:t>
       </w:r>
     </w:p>
-    <w:bookmarkEnd w:id="146"/>
-    <w:bookmarkStart w:id="147" w:name="post-esophagectomy-diet"/>
-    <w:p>
-      <w:pPr>
-        <w:pStyle w:val="Heading2"/>
-      </w:pPr>
-      <w:r>
-        <w:t xml:space="preserve">83 Post-esophagectomy Diet</w:t>
-      </w:r>
-    </w:p>
-    <w:p>
-      <w:pPr>
-        <w:pStyle w:val="Compact"/>
-        <w:numPr>
-          <w:ilvl w:val="0"/>
-          <w:numId w:val="1068"/>
+    <w:bookmarkEnd w:id="137"/>
+    <w:bookmarkStart w:id="138" w:name="post-esophagectomy-diet"/>
+    <w:p>
+      <w:pPr>
+        <w:pStyle w:val="Heading2"/>
+      </w:pPr>
+      <w:r>
+        <w:t xml:space="preserve">85 Post-esophagectomy Diet</w:t>
+      </w:r>
+    </w:p>
+    <w:p>
+      <w:pPr>
+        <w:pStyle w:val="Compact"/>
+        <w:numPr>
+          <w:ilvl w:val="0"/>
+          <w:numId w:val="1070"/>
         </w:numPr>
       </w:pPr>
       <w:r>
@@ -5443,7 +5588,7 @@
         <w:pStyle w:val="Compact"/>
         <w:numPr>
           <w:ilvl w:val="0"/>
-          <w:numId w:val="1068"/>
+          <w:numId w:val="1070"/>
         </w:numPr>
       </w:pPr>
       <w:r>
@@ -5455,28 +5600,19 @@
         <w:pStyle w:val="Compact"/>
         <w:numPr>
           <w:ilvl w:val="0"/>
-          <w:numId w:val="1068"/>
-        </w:numPr>
-      </w:pPr>
-      <w:r>
-        <w:t xml:space="preserve">Avoid sugary liquids (can cause</w:t>
-      </w:r>
-      <w:r>
-        <w:t xml:space="preserve"> </w:t>
-      </w:r>
-      <w:r>
-        <w:t xml:space="preserve">‘dumping’</w:t>
-      </w:r>
-      <w:r>
-        <w:t xml:space="preserve">)</w:t>
-      </w:r>
-    </w:p>
-    <w:p>
-      <w:pPr>
-        <w:pStyle w:val="Compact"/>
-        <w:numPr>
-          <w:ilvl w:val="0"/>
-          <w:numId w:val="1068"/>
+          <w:numId w:val="1070"/>
+        </w:numPr>
+      </w:pPr>
+      <w:r>
+        <w:t xml:space="preserve">Avoid sugary liquids (can cause ‘dumping’)</w:t>
+      </w:r>
+    </w:p>
+    <w:p>
+      <w:pPr>
+        <w:pStyle w:val="Compact"/>
+        <w:numPr>
+          <w:ilvl w:val="0"/>
+          <w:numId w:val="1070"/>
         </w:numPr>
       </w:pPr>
       <w:r>
@@ -5488,7 +5624,7 @@
         <w:pStyle w:val="Compact"/>
         <w:numPr>
           <w:ilvl w:val="0"/>
-          <w:numId w:val="1068"/>
+          <w:numId w:val="1070"/>
         </w:numPr>
       </w:pPr>
       <w:r>
@@ -5500,7 +5636,7 @@
         <w:pStyle w:val="Compact"/>
         <w:numPr>
           <w:ilvl w:val="1"/>
-          <w:numId w:val="1069"/>
+          <w:numId w:val="1071"/>
         </w:numPr>
       </w:pPr>
       <w:r>
@@ -5512,7 +5648,7 @@
         <w:pStyle w:val="Compact"/>
         <w:numPr>
           <w:ilvl w:val="1"/>
-          <w:numId w:val="1069"/>
+          <w:numId w:val="1071"/>
         </w:numPr>
       </w:pPr>
       <w:r>
@@ -5524,21 +5660,21 @@
         <w:pStyle w:val="Compact"/>
         <w:numPr>
           <w:ilvl w:val="1"/>
-          <w:numId w:val="1069"/>
+          <w:numId w:val="1071"/>
         </w:numPr>
       </w:pPr>
       <w:r>
         <w:t xml:space="preserve">Avoid eating within 2 hours of bedtime</w:t>
       </w:r>
     </w:p>
-    <w:bookmarkEnd w:id="147"/>
-    <w:bookmarkStart w:id="148" w:name="medicines-at-home---pain"/>
-    <w:p>
-      <w:pPr>
-        <w:pStyle w:val="Heading2"/>
-      </w:pPr>
-      <w:r>
-        <w:t xml:space="preserve">84 Medicines at Home - Pain</w:t>
+    <w:bookmarkEnd w:id="138"/>
+    <w:bookmarkStart w:id="139" w:name="medicines-at-home---pain"/>
+    <w:p>
+      <w:pPr>
+        <w:pStyle w:val="Heading2"/>
+      </w:pPr>
+      <w:r>
+        <w:t xml:space="preserve">86 Medicines at Home - Pain</w:t>
       </w:r>
     </w:p>
     <w:p>
@@ -5570,7 +5706,7 @@
         <w:pStyle w:val="Compact"/>
         <w:numPr>
           <w:ilvl w:val="0"/>
-          <w:numId w:val="1070"/>
+          <w:numId w:val="1072"/>
         </w:numPr>
       </w:pPr>
       <w:r>
@@ -5582,7 +5718,7 @@
         <w:pStyle w:val="Compact"/>
         <w:numPr>
           <w:ilvl w:val="0"/>
-          <w:numId w:val="1070"/>
+          <w:numId w:val="1072"/>
         </w:numPr>
       </w:pPr>
       <w:r>
@@ -5594,7 +5730,7 @@
         <w:pStyle w:val="Compact"/>
         <w:numPr>
           <w:ilvl w:val="0"/>
-          <w:numId w:val="1070"/>
+          <w:numId w:val="1072"/>
         </w:numPr>
       </w:pPr>
       <w:r>
@@ -5606,21 +5742,21 @@
         <w:pStyle w:val="Compact"/>
         <w:numPr>
           <w:ilvl w:val="0"/>
-          <w:numId w:val="1070"/>
+          <w:numId w:val="1072"/>
         </w:numPr>
       </w:pPr>
       <w:r>
         <w:t xml:space="preserve">NO DRIVING WHILE ON OXYCODONE</w:t>
       </w:r>
     </w:p>
-    <w:bookmarkEnd w:id="148"/>
-    <w:bookmarkStart w:id="149" w:name="non-steroidals-anti-inflammatory-nsaid"/>
-    <w:p>
-      <w:pPr>
-        <w:pStyle w:val="Heading2"/>
-      </w:pPr>
-      <w:r>
-        <w:t xml:space="preserve">85 Non-steroidals Anti Inflammatory (NSAID)</w:t>
+    <w:bookmarkEnd w:id="139"/>
+    <w:bookmarkStart w:id="140" w:name="non-steroidals-anti-inflammatory-nsaid"/>
+    <w:p>
+      <w:pPr>
+        <w:pStyle w:val="Heading2"/>
+      </w:pPr>
+      <w:r>
+        <w:t xml:space="preserve">87 Non-steroidals Anti Inflammatory (NSAID)</w:t>
       </w:r>
     </w:p>
     <w:p>
@@ -5636,7 +5772,7 @@
         <w:pStyle w:val="Compact"/>
         <w:numPr>
           <w:ilvl w:val="0"/>
-          <w:numId w:val="1071"/>
+          <w:numId w:val="1073"/>
         </w:numPr>
       </w:pPr>
       <w:r>
@@ -5656,21 +5792,21 @@
         <w:pStyle w:val="Compact"/>
         <w:numPr>
           <w:ilvl w:val="0"/>
-          <w:numId w:val="1072"/>
+          <w:numId w:val="1074"/>
         </w:numPr>
       </w:pPr>
       <w:r>
         <w:t xml:space="preserve">(Can cause permanent scarring at the surgery site)</w:t>
       </w:r>
     </w:p>
-    <w:bookmarkEnd w:id="149"/>
-    <w:bookmarkStart w:id="150" w:name="acid-blockers-proton-pump-inhibitors"/>
-    <w:p>
-      <w:pPr>
-        <w:pStyle w:val="Heading2"/>
-      </w:pPr>
-      <w:r>
-        <w:t xml:space="preserve">86 Acid Blockers = Proton Pump Inhibitors</w:t>
+    <w:bookmarkEnd w:id="140"/>
+    <w:bookmarkStart w:id="141" w:name="acid-blockers-proton-pump-inhibitors"/>
+    <w:p>
+      <w:pPr>
+        <w:pStyle w:val="Heading2"/>
+      </w:pPr>
+      <w:r>
+        <w:t xml:space="preserve">88 Acid Blockers = Proton Pump Inhibitors</w:t>
       </w:r>
     </w:p>
     <w:p>
@@ -5686,7 +5822,7 @@
         <w:pStyle w:val="Compact"/>
         <w:numPr>
           <w:ilvl w:val="0"/>
-          <w:numId w:val="1073"/>
+          <w:numId w:val="1075"/>
         </w:numPr>
       </w:pPr>
       <w:r>
@@ -5698,7 +5834,7 @@
         <w:pStyle w:val="Compact"/>
         <w:numPr>
           <w:ilvl w:val="0"/>
-          <w:numId w:val="1073"/>
+          <w:numId w:val="1075"/>
         </w:numPr>
       </w:pPr>
       <w:r>
@@ -5710,21 +5846,21 @@
         <w:pStyle w:val="Compact"/>
         <w:numPr>
           <w:ilvl w:val="0"/>
-          <w:numId w:val="1073"/>
+          <w:numId w:val="1075"/>
         </w:numPr>
       </w:pPr>
       <w:r>
         <w:t xml:space="preserve">To administer through feeding tube, open capsule and resuspend beads in 60mL (2oz) of water</w:t>
       </w:r>
     </w:p>
-    <w:bookmarkEnd w:id="150"/>
-    <w:bookmarkStart w:id="151" w:name="medicines-at-home"/>
-    <w:p>
-      <w:pPr>
-        <w:pStyle w:val="Heading2"/>
-      </w:pPr>
-      <w:r>
-        <w:t xml:space="preserve">87 Medicines at Home</w:t>
+    <w:bookmarkEnd w:id="141"/>
+    <w:bookmarkStart w:id="142" w:name="medicines-at-home"/>
+    <w:p>
+      <w:pPr>
+        <w:pStyle w:val="Heading2"/>
+      </w:pPr>
+      <w:r>
+        <w:t xml:space="preserve">89 Medicines at Home</w:t>
       </w:r>
     </w:p>
     <w:p>
@@ -5740,7 +5876,7 @@
         <w:pStyle w:val="Compact"/>
         <w:numPr>
           <w:ilvl w:val="0"/>
-          <w:numId w:val="1074"/>
+          <w:numId w:val="1076"/>
         </w:numPr>
       </w:pPr>
       <w:r>
@@ -5752,7 +5888,7 @@
         <w:pStyle w:val="Compact"/>
         <w:numPr>
           <w:ilvl w:val="0"/>
-          <w:numId w:val="1074"/>
+          <w:numId w:val="1076"/>
         </w:numPr>
       </w:pPr>
       <w:r>
@@ -5772,7 +5908,7 @@
         <w:pStyle w:val="Compact"/>
         <w:numPr>
           <w:ilvl w:val="0"/>
-          <w:numId w:val="1075"/>
+          <w:numId w:val="1077"/>
         </w:numPr>
       </w:pPr>
       <w:r>
@@ -5784,7 +5920,7 @@
         <w:pStyle w:val="Compact"/>
         <w:numPr>
           <w:ilvl w:val="0"/>
-          <w:numId w:val="1075"/>
+          <w:numId w:val="1077"/>
         </w:numPr>
       </w:pPr>
       <w:r>
@@ -5796,29 +5932,29 @@
         <w:pStyle w:val="Compact"/>
         <w:numPr>
           <w:ilvl w:val="0"/>
-          <w:numId w:val="1075"/>
+          <w:numId w:val="1077"/>
         </w:numPr>
       </w:pPr>
       <w:r>
         <w:t xml:space="preserve">Will stop within first three months of surgery</w:t>
       </w:r>
     </w:p>
-    <w:bookmarkEnd w:id="151"/>
-    <w:bookmarkStart w:id="152" w:name="metoprolol-beta-blockers"/>
-    <w:p>
-      <w:pPr>
-        <w:pStyle w:val="Heading2"/>
-      </w:pPr>
-      <w:r>
-        <w:t xml:space="preserve">88 Metoprolol = Beta Blockers</w:t>
-      </w:r>
-    </w:p>
-    <w:p>
-      <w:pPr>
-        <w:pStyle w:val="Compact"/>
-        <w:numPr>
-          <w:ilvl w:val="0"/>
-          <w:numId w:val="1076"/>
+    <w:bookmarkEnd w:id="142"/>
+    <w:bookmarkStart w:id="143" w:name="metoprolol-beta-blockers"/>
+    <w:p>
+      <w:pPr>
+        <w:pStyle w:val="Heading2"/>
+      </w:pPr>
+      <w:r>
+        <w:t xml:space="preserve">90 Metoprolol = Beta Blockers</w:t>
+      </w:r>
+    </w:p>
+    <w:p>
+      <w:pPr>
+        <w:pStyle w:val="Compact"/>
+        <w:numPr>
+          <w:ilvl w:val="0"/>
+          <w:numId w:val="1078"/>
         </w:numPr>
       </w:pPr>
       <w:r>
@@ -5833,7 +5969,7 @@
         <w:pStyle w:val="Compact"/>
         <w:numPr>
           <w:ilvl w:val="0"/>
-          <w:numId w:val="1076"/>
+          <w:numId w:val="1078"/>
         </w:numPr>
       </w:pPr>
       <w:r>
@@ -5845,7 +5981,7 @@
         <w:pStyle w:val="Compact"/>
         <w:numPr>
           <w:ilvl w:val="0"/>
-          <w:numId w:val="1076"/>
+          <w:numId w:val="1078"/>
         </w:numPr>
       </w:pPr>
       <w:r>
@@ -5874,7 +6010,7 @@
         <w:pStyle w:val="Compact"/>
         <w:numPr>
           <w:ilvl w:val="0"/>
-          <w:numId w:val="1076"/>
+          <w:numId w:val="1078"/>
         </w:numPr>
       </w:pPr>
       <w:r>
@@ -5898,14 +6034,14 @@
         <w:t xml:space="preserve">return to prior dose and drug after surgery</w:t>
       </w:r>
     </w:p>
-    <w:bookmarkEnd w:id="152"/>
-    <w:bookmarkStart w:id="156" w:name="sleeping-at-home"/>
-    <w:p>
-      <w:pPr>
-        <w:pStyle w:val="Heading2"/>
-      </w:pPr>
-      <w:r>
-        <w:t xml:space="preserve">89 Sleeping at Home</w:t>
+    <w:bookmarkEnd w:id="143"/>
+    <w:bookmarkStart w:id="147" w:name="sleeping-at-home"/>
+    <w:p>
+      <w:pPr>
+        <w:pStyle w:val="Heading2"/>
+      </w:pPr>
+      <w:r>
+        <w:t xml:space="preserve">91 Sleeping at Home</w:t>
       </w:r>
     </w:p>
     <w:p>
@@ -5941,18 +6077,18 @@
           <wp:inline>
             <wp:extent cx="5334000" cy="5334000"/>
             <wp:effectExtent b="0" l="0" r="0" t="0"/>
-            <wp:docPr descr="" title="" id="154" name="Picture"/>
+            <wp:docPr descr="" title="" id="145" name="Picture"/>
             <a:graphic>
               <a:graphicData uri="http://schemas.openxmlformats.org/drawingml/2006/picture">
                 <pic:pic>
                   <pic:nvPicPr>
-                    <pic:cNvPr descr="images/wedge_pillow_comm.jpg" id="155" name="Picture"/>
+                    <pic:cNvPr descr="images/wedge_pillow_comm.jpg" id="146" name="Picture"/>
                     <pic:cNvPicPr>
                       <a:picLocks noChangeArrowheads="1" noChangeAspect="1"/>
                     </pic:cNvPicPr>
                   </pic:nvPicPr>
                   <pic:blipFill>
-                    <a:blip r:embed="rId153"/>
+                    <a:blip r:embed="rId144"/>
                     <a:stretch>
                       <a:fillRect/>
                     </a:stretch>
@@ -5979,14 +6115,14 @@
         </w:drawing>
       </w:r>
     </w:p>
-    <w:bookmarkEnd w:id="156"/>
-    <w:bookmarkStart w:id="157" w:name="postoperative-visit-at-7-10-days"/>
-    <w:p>
-      <w:pPr>
-        <w:pStyle w:val="Heading2"/>
-      </w:pPr>
-      <w:r>
-        <w:t xml:space="preserve">90 Postoperative Visit at 7-10 Days</w:t>
+    <w:bookmarkEnd w:id="147"/>
+    <w:bookmarkStart w:id="148" w:name="postoperative-visit-at-7-10-days"/>
+    <w:p>
+      <w:pPr>
+        <w:pStyle w:val="Heading2"/>
+      </w:pPr>
+      <w:r>
+        <w:t xml:space="preserve">92 Postoperative Visit at 7-10 Days</w:t>
       </w:r>
     </w:p>
     <w:p>
@@ -6002,7 +6138,7 @@
         <w:pStyle w:val="Compact"/>
         <w:numPr>
           <w:ilvl w:val="0"/>
-          <w:numId w:val="1077"/>
+          <w:numId w:val="1079"/>
         </w:numPr>
       </w:pPr>
       <w:r>
@@ -6022,7 +6158,7 @@
         <w:pStyle w:val="Compact"/>
         <w:numPr>
           <w:ilvl w:val="0"/>
-          <w:numId w:val="1078"/>
+          <w:numId w:val="1080"/>
         </w:numPr>
       </w:pPr>
       <w:r>
@@ -6034,7 +6170,7 @@
         <w:pStyle w:val="Compact"/>
         <w:numPr>
           <w:ilvl w:val="0"/>
-          <w:numId w:val="1078"/>
+          <w:numId w:val="1080"/>
         </w:numPr>
       </w:pPr>
       <w:r>
@@ -6057,14 +6193,14 @@
         <w:t xml:space="preserve">Reduce tube feeds</w:t>
       </w:r>
     </w:p>
-    <w:bookmarkEnd w:id="157"/>
-    <w:bookmarkStart w:id="158" w:name="after-surgery"/>
-    <w:p>
-      <w:pPr>
-        <w:pStyle w:val="Heading2"/>
-      </w:pPr>
-      <w:r>
-        <w:t xml:space="preserve">91 After surgery</w:t>
+    <w:bookmarkEnd w:id="148"/>
+    <w:bookmarkStart w:id="149" w:name="after-surgery"/>
+    <w:p>
+      <w:pPr>
+        <w:pStyle w:val="Heading2"/>
+      </w:pPr>
+      <w:r>
+        <w:t xml:space="preserve">93 After surgery</w:t>
       </w:r>
     </w:p>
     <w:p>
@@ -6080,7 +6216,7 @@
         <w:pStyle w:val="Compact"/>
         <w:numPr>
           <w:ilvl w:val="0"/>
-          <w:numId w:val="1079"/>
+          <w:numId w:val="1081"/>
         </w:numPr>
       </w:pPr>
       <w:r>
@@ -6092,7 +6228,7 @@
         <w:pStyle w:val="Compact"/>
         <w:numPr>
           <w:ilvl w:val="0"/>
-          <w:numId w:val="1079"/>
+          <w:numId w:val="1081"/>
         </w:numPr>
       </w:pPr>
       <w:r>
@@ -6104,7 +6240,7 @@
         <w:pStyle w:val="Compact"/>
         <w:numPr>
           <w:ilvl w:val="0"/>
-          <w:numId w:val="1079"/>
+          <w:numId w:val="1081"/>
         </w:numPr>
       </w:pPr>
       <w:r>
@@ -6119,14 +6255,14 @@
         <w:t xml:space="preserve">Continue acid blockers for at least 1 year</w:t>
       </w:r>
     </w:p>
-    <w:bookmarkEnd w:id="158"/>
-    <w:bookmarkStart w:id="159" w:name="jejunostomy-removal"/>
-    <w:p>
-      <w:pPr>
-        <w:pStyle w:val="Heading2"/>
-      </w:pPr>
-      <w:r>
-        <w:t xml:space="preserve">92 Jejunostomy Removal</w:t>
+    <w:bookmarkEnd w:id="149"/>
+    <w:bookmarkStart w:id="150" w:name="jejunostomy-removal"/>
+    <w:p>
+      <w:pPr>
+        <w:pStyle w:val="Heading2"/>
+      </w:pPr>
+      <w:r>
+        <w:t xml:space="preserve">94 Jejunostomy Removal</w:t>
       </w:r>
     </w:p>
     <w:p>
@@ -6153,14 +6289,14 @@
         <w:t xml:space="preserve">May take 30 minutes and some local anesthetic to loosen up the tube for removal.</w:t>
       </w:r>
     </w:p>
-    <w:bookmarkEnd w:id="159"/>
-    <w:bookmarkStart w:id="160" w:name="nutritional-monitoring-after-surgery"/>
-    <w:p>
-      <w:pPr>
-        <w:pStyle w:val="Heading2"/>
-      </w:pPr>
-      <w:r>
-        <w:t xml:space="preserve">93 Nutritional Monitoring after Surgery</w:t>
+    <w:bookmarkEnd w:id="150"/>
+    <w:bookmarkStart w:id="151" w:name="nutritional-monitoring-after-surgery"/>
+    <w:p>
+      <w:pPr>
+        <w:pStyle w:val="Heading2"/>
+      </w:pPr>
+      <w:r>
+        <w:t xml:space="preserve">95 Nutritional Monitoring after Surgery</w:t>
       </w:r>
     </w:p>
     <w:p>
@@ -6176,7 +6312,7 @@
         <w:pStyle w:val="Compact"/>
         <w:numPr>
           <w:ilvl w:val="0"/>
-          <w:numId w:val="1080"/>
+          <w:numId w:val="1082"/>
         </w:numPr>
       </w:pPr>
       <w:r>
@@ -6188,7 +6324,7 @@
         <w:pStyle w:val="Compact"/>
         <w:numPr>
           <w:ilvl w:val="0"/>
-          <w:numId w:val="1080"/>
+          <w:numId w:val="1082"/>
         </w:numPr>
       </w:pPr>
       <w:r>
@@ -6200,21 +6336,21 @@
         <w:pStyle w:val="Compact"/>
         <w:numPr>
           <w:ilvl w:val="0"/>
-          <w:numId w:val="1080"/>
+          <w:numId w:val="1082"/>
         </w:numPr>
       </w:pPr>
       <w:r>
         <w:t xml:space="preserve">Vitamin D</w:t>
       </w:r>
     </w:p>
-    <w:bookmarkEnd w:id="160"/>
-    <w:bookmarkStart w:id="161" w:name="nutritional-monitoring-after-surgery-1"/>
-    <w:p>
-      <w:pPr>
-        <w:pStyle w:val="Heading2"/>
-      </w:pPr>
-      <w:r>
-        <w:t xml:space="preserve">94 Nutritional Monitoring after Surgery</w:t>
+    <w:bookmarkEnd w:id="151"/>
+    <w:bookmarkStart w:id="152" w:name="nutritional-monitoring-after-surgery-1"/>
+    <w:p>
+      <w:pPr>
+        <w:pStyle w:val="Heading2"/>
+      </w:pPr>
+      <w:r>
+        <w:t xml:space="preserve">96 Nutritional Monitoring after Surgery</w:t>
       </w:r>
     </w:p>
     <w:p>
@@ -6230,7 +6366,7 @@
         <w:pStyle w:val="Compact"/>
         <w:numPr>
           <w:ilvl w:val="0"/>
-          <w:numId w:val="1081"/>
+          <w:numId w:val="1083"/>
         </w:numPr>
       </w:pPr>
       <w:r>
@@ -6242,7 +6378,7 @@
         <w:pStyle w:val="Compact"/>
         <w:numPr>
           <w:ilvl w:val="0"/>
-          <w:numId w:val="1081"/>
+          <w:numId w:val="1083"/>
         </w:numPr>
       </w:pPr>
       <w:r>
@@ -6254,21 +6390,21 @@
         <w:pStyle w:val="Compact"/>
         <w:numPr>
           <w:ilvl w:val="0"/>
-          <w:numId w:val="1081"/>
+          <w:numId w:val="1083"/>
         </w:numPr>
       </w:pPr>
       <w:r>
         <w:t xml:space="preserve">Vitamin D</w:t>
       </w:r>
     </w:p>
-    <w:bookmarkEnd w:id="161"/>
-    <w:bookmarkStart w:id="162" w:name="nutritional-replacements-after-surgery"/>
-    <w:p>
-      <w:pPr>
-        <w:pStyle w:val="Heading2"/>
-      </w:pPr>
-      <w:r>
-        <w:t xml:space="preserve">95 Nutritional Replacements after Surgery</w:t>
+    <w:bookmarkEnd w:id="152"/>
+    <w:bookmarkStart w:id="153" w:name="nutritional-replacements-after-surgery"/>
+    <w:p>
+      <w:pPr>
+        <w:pStyle w:val="Heading2"/>
+      </w:pPr>
+      <w:r>
+        <w:t xml:space="preserve">97 Nutritional Replacements after Surgery</w:t>
       </w:r>
     </w:p>
     <w:p>
@@ -6284,7 +6420,7 @@
         <w:pStyle w:val="Compact"/>
         <w:numPr>
           <w:ilvl w:val="0"/>
-          <w:numId w:val="1082"/>
+          <w:numId w:val="1084"/>
         </w:numPr>
       </w:pPr>
       <w:r>
@@ -6296,7 +6432,7 @@
         <w:pStyle w:val="Compact"/>
         <w:numPr>
           <w:ilvl w:val="0"/>
-          <w:numId w:val="1082"/>
+          <w:numId w:val="1084"/>
         </w:numPr>
       </w:pPr>
       <w:r>
@@ -6308,7 +6444,7 @@
         <w:pStyle w:val="Compact"/>
         <w:numPr>
           <w:ilvl w:val="0"/>
-          <w:numId w:val="1082"/>
+          <w:numId w:val="1084"/>
         </w:numPr>
       </w:pPr>
       <w:r>
@@ -6328,7 +6464,7 @@
         <w:pStyle w:val="Compact"/>
         <w:numPr>
           <w:ilvl w:val="0"/>
-          <w:numId w:val="1083"/>
+          <w:numId w:val="1085"/>
         </w:numPr>
       </w:pPr>
       <w:r>
@@ -6340,21 +6476,21 @@
         <w:pStyle w:val="Compact"/>
         <w:numPr>
           <w:ilvl w:val="0"/>
-          <w:numId w:val="1083"/>
+          <w:numId w:val="1085"/>
         </w:numPr>
       </w:pPr>
       <w:r>
         <w:t xml:space="preserve">Repeat testing in 3-6 months</w:t>
       </w:r>
     </w:p>
-    <w:bookmarkEnd w:id="162"/>
-    <w:bookmarkStart w:id="163" w:name="team-members---physicians"/>
-    <w:p>
-      <w:pPr>
-        <w:pStyle w:val="Heading2"/>
-      </w:pPr>
-      <w:r>
-        <w:t xml:space="preserve">96 Team Members - Physicians</w:t>
+    <w:bookmarkEnd w:id="153"/>
+    <w:bookmarkStart w:id="154" w:name="team-members---physicians"/>
+    <w:p>
+      <w:pPr>
+        <w:pStyle w:val="Heading2"/>
+      </w:pPr>
+      <w:r>
+        <w:t xml:space="preserve">98 Team Members - Physicians</w:t>
       </w:r>
     </w:p>
     <w:p>
@@ -6402,7 +6538,7 @@
         <w:pStyle w:val="Compact"/>
         <w:numPr>
           <w:ilvl w:val="0"/>
-          <w:numId w:val="1084"/>
+          <w:numId w:val="1086"/>
         </w:numPr>
       </w:pPr>
       <w:r>
@@ -6414,7 +6550,7 @@
         <w:pStyle w:val="Compact"/>
         <w:numPr>
           <w:ilvl w:val="0"/>
-          <w:numId w:val="1084"/>
+          <w:numId w:val="1086"/>
         </w:numPr>
       </w:pPr>
       <w:r>
@@ -6426,21 +6562,21 @@
         <w:pStyle w:val="Compact"/>
         <w:numPr>
           <w:ilvl w:val="0"/>
-          <w:numId w:val="1084"/>
+          <w:numId w:val="1086"/>
         </w:numPr>
       </w:pPr>
       <w:r>
         <w:t xml:space="preserve">Michael Roach MD</w:t>
       </w:r>
     </w:p>
-    <w:bookmarkEnd w:id="163"/>
-    <w:bookmarkStart w:id="164" w:name="team-members---support-staff"/>
-    <w:p>
-      <w:pPr>
-        <w:pStyle w:val="Heading2"/>
-      </w:pPr>
-      <w:r>
-        <w:t xml:space="preserve">97 Team Members - Support Staff</w:t>
+    <w:bookmarkEnd w:id="154"/>
+    <w:bookmarkStart w:id="155" w:name="team-members---support-staff"/>
+    <w:p>
+      <w:pPr>
+        <w:pStyle w:val="Heading2"/>
+      </w:pPr>
+      <w:r>
+        <w:t xml:space="preserve">99 Team Members - Support Staff</w:t>
       </w:r>
     </w:p>
     <w:p>
@@ -6464,7 +6600,7 @@
         <w:pStyle w:val="Compact"/>
         <w:numPr>
           <w:ilvl w:val="0"/>
-          <w:numId w:val="1085"/>
+          <w:numId w:val="1087"/>
         </w:numPr>
       </w:pPr>
       <w:r>
@@ -6476,7 +6612,7 @@
         <w:pStyle w:val="Compact"/>
         <w:numPr>
           <w:ilvl w:val="0"/>
-          <w:numId w:val="1085"/>
+          <w:numId w:val="1087"/>
         </w:numPr>
       </w:pPr>
       <w:r>
@@ -6491,7 +6627,7 @@
         <w:t xml:space="preserve">Navigator - Laura Swift</w:t>
       </w:r>
     </w:p>
-    <w:bookmarkEnd w:id="164"/>
+    <w:bookmarkEnd w:id="155"/>
     <w:sectPr>
       <w:footnotePr>
         <w:numRestart w:val="eachSect"/>
@@ -6963,6 +7099,12 @@
   <w:num w:numId="1085">
     <w:abstractNumId w:val="991"/>
   </w:num>
+  <w:num w:numId="1086">
+    <w:abstractNumId w:val="991"/>
+  </w:num>
+  <w:num w:numId="1087">
+    <w:abstractNumId w:val="991"/>
+  </w:num>
 </w:numbering>
 </file>
 
@@ -6971,10 +7113,10 @@
   <w:docDefaults>
     <w:rPrDefault>
       <w:rPr>
-        <w:rFonts w:asciiTheme="minorHAnsi" w:cstheme="minorBidi" w:eastAsiaTheme="minorHAnsi" w:hAnsiTheme="minorHAnsi"/>
+        <w:rFonts w:asciiTheme="minorHAnsi" w:cstheme="minorBidi" w:eastAsiaTheme="minorEastAsia" w:hAnsiTheme="minorHAnsi"/>
         <w:sz w:val="24"/>
         <w:szCs w:val="24"/>
-        <w:lang w:bidi="ar-SA" w:eastAsia="en-US" w:val="en-US"/>
+        <w:lang w:bidi="ar-SA" w:eastAsia="zh-CN" w:val="en-US"/>
       </w:rPr>
     </w:rPrDefault>
     <w:pPrDefault>
@@ -7515,13 +7657,6 @@
       </w:tblCellMar>
     </w:tblPr>
     <w:tblStylePr w:type="firstRow">
-      <w:tblPr>
-        <w:jc w:val="left"/>
-        <w:tblInd w:type="dxa" w:w="0"/>
-      </w:tblPr>
-      <w:trPr>
-        <w:jc w:val="left"/>
-      </w:trPr>
       <w:tcPr>
         <w:tcBorders>
           <w:bottom w:val="single"/>

--- a/lci_eso_scca.docx
+++ b/lci_eso_scca.docx
@@ -489,7 +489,7 @@
         <w:t xml:space="preserve"> </w:t>
       </w:r>
       <w:r>
-        <w:t xml:space="preserve">cancers have not spread to other parts of the body</w:t>
+        <w:t xml:space="preserve">cancers have not spread</w:t>
       </w:r>
     </w:p>
     <w:p>
@@ -511,17 +511,71 @@
         <w:t xml:space="preserve"> </w:t>
       </w:r>
       <w:r>
-        <w:t xml:space="preserve">cancers have spread lungs, liver, or bone</w:t>
+        <w:t xml:space="preserve">cancers have spread to lungs, liver, bone, or within the abdomen</w:t>
       </w:r>
     </w:p>
     <w:bookmarkEnd w:id="17"/>
-    <w:bookmarkStart w:id="18" w:name="pet-scan"/>
-    <w:p>
-      <w:pPr>
-        <w:pStyle w:val="Heading2"/>
-      </w:pPr>
-      <w:r>
-        <w:t xml:space="preserve">10 PET scan</w:t>
+    <w:bookmarkStart w:id="18" w:name="carcinomatosis-m1"/>
+    <w:p>
+      <w:pPr>
+        <w:pStyle w:val="Heading2"/>
+      </w:pPr>
+      <w:r>
+        <w:t xml:space="preserve">10 Carcinomatosis (M1)</w:t>
+      </w:r>
+    </w:p>
+    <w:p>
+      <w:pPr>
+        <w:pStyle w:val="FirstParagraph"/>
+      </w:pPr>
+      <w:r>
+        <w:t xml:space="preserve">Spread within the abdomen is</w:t>
+      </w:r>
+      <w:r>
+        <w:t xml:space="preserve"> </w:t>
+      </w:r>
+      <w:r>
+        <w:rPr>
+          <w:b/>
+          <w:bCs/>
+        </w:rPr>
+        <w:t xml:space="preserve">carcinomatosis</w:t>
+      </w:r>
+    </w:p>
+    <w:p>
+      <w:pPr>
+        <w:pStyle w:val="BodyText"/>
+      </w:pPr>
+      <w:r>
+        <w:t xml:space="preserve">Tumors can be very small (grain of rice)</w:t>
+      </w:r>
+    </w:p>
+    <w:p>
+      <w:pPr>
+        <w:pStyle w:val="BodyText"/>
+      </w:pPr>
+      <w:r>
+        <w:t xml:space="preserve">Fluid can also build up:</w:t>
+      </w:r>
+      <w:r>
+        <w:t xml:space="preserve"> </w:t>
+      </w:r>
+      <w:r>
+        <w:rPr>
+          <w:b/>
+          <w:bCs/>
+        </w:rPr>
+        <w:t xml:space="preserve">ascites</w:t>
+      </w:r>
+    </w:p>
+    <w:bookmarkEnd w:id="18"/>
+    <w:bookmarkStart w:id="19" w:name="pet-scan"/>
+    <w:p>
+      <w:pPr>
+        <w:pStyle w:val="Heading2"/>
+      </w:pPr>
+      <w:r>
+        <w:t xml:space="preserve">11 PET scan</w:t>
       </w:r>
     </w:p>
     <w:p>
@@ -590,14 +644,14 @@
         <w:t xml:space="preserve">In some cases, the PET scan is not performed until a CT scans b=has been done.</w:t>
       </w:r>
     </w:p>
-    <w:bookmarkEnd w:id="18"/>
-    <w:bookmarkStart w:id="19" w:name="pet-scan-preparation"/>
-    <w:p>
-      <w:pPr>
-        <w:pStyle w:val="Heading2"/>
-      </w:pPr>
-      <w:r>
-        <w:t xml:space="preserve">11 PET scan Preparation</w:t>
+    <w:bookmarkEnd w:id="19"/>
+    <w:bookmarkStart w:id="20" w:name="pet-scan-preparation"/>
+    <w:p>
+      <w:pPr>
+        <w:pStyle w:val="Heading2"/>
+      </w:pPr>
+      <w:r>
+        <w:t xml:space="preserve">12 PET scan Preparation</w:t>
       </w:r>
     </w:p>
     <w:p>
@@ -619,7 +673,7 @@
         </w:numPr>
       </w:pPr>
       <w:r>
-        <w:t xml:space="preserve">Eat a high-protein low-carbohydrate diet the day prior</w:t>
+        <w:t xml:space="preserve">High-protein low-carbohydrate diet the day prior</w:t>
       </w:r>
     </w:p>
     <w:p>
@@ -633,22 +687,39 @@
         <w:t xml:space="preserve">No strenous activity day prior to study</w:t>
       </w:r>
     </w:p>
-    <w:bookmarkEnd w:id="19"/>
-    <w:bookmarkStart w:id="20" w:name="pet-scan-prepration---diabetic-patients"/>
-    <w:p>
-      <w:pPr>
-        <w:pStyle w:val="Heading2"/>
-      </w:pPr>
-      <w:r>
-        <w:t xml:space="preserve">12 PET scan Prepration - Diabetic Patients</w:t>
-      </w:r>
-    </w:p>
-    <w:p>
-      <w:pPr>
-        <w:pStyle w:val="FirstParagraph"/>
-      </w:pPr>
-      <w:r>
-        <w:t xml:space="preserve">The PET scan uses a tracer which is a modified sugar molecule. For this reason, you will need to be careful about blood sugar and insulin before the study</w:t>
+    <w:bookmarkEnd w:id="20"/>
+    <w:bookmarkStart w:id="21" w:name="pet-scan-prepration---diabetic-patients"/>
+    <w:p>
+      <w:pPr>
+        <w:pStyle w:val="Heading2"/>
+      </w:pPr>
+      <w:r>
+        <w:t xml:space="preserve">13 PET scan Prepration - Diabetic Patients</w:t>
+      </w:r>
+    </w:p>
+    <w:p>
+      <w:pPr>
+        <w:pStyle w:val="FirstParagraph"/>
+      </w:pPr>
+      <w:r>
+        <w:t xml:space="preserve">PET scan uses a modified sugar as a tracer</w:t>
+      </w:r>
+      <w:r>
+        <w:t xml:space="preserve"> </w:t>
+      </w:r>
+      <m:oMath>
+        <m:r>
+          <m:rPr>
+            <m:sty m:val="p"/>
+          </m:rPr>
+          <m:t>⇒</m:t>
+        </m:r>
+      </m:oMath>
+      <w:r>
+        <w:t xml:space="preserve"> </w:t>
+      </w:r>
+      <w:r>
+        <w:t xml:space="preserve">you will need to be careful about blood sugar and insulin before the study</w:t>
       </w:r>
     </w:p>
     <w:p>
@@ -672,7 +743,7 @@
         </w:numPr>
       </w:pPr>
       <w:r>
-        <w:t xml:space="preserve">OK to take oral diabetes medications the day of the exam</w:t>
+        <w:t xml:space="preserve">OK to take diabetes pills the day of the exam</w:t>
       </w:r>
     </w:p>
     <w:p>
@@ -684,7 +755,7 @@
         </w:numPr>
       </w:pPr>
       <w:r>
-        <w:t xml:space="preserve">PET scans are generally best in the morning for diabetic patients</w:t>
+        <w:t xml:space="preserve">PET scans are generally best in the morning</w:t>
       </w:r>
     </w:p>
     <w:p>
@@ -699,24 +770,58 @@
         <w:t xml:space="preserve">Plan to eat a meal after the PET scan, with half the usual morning dose of insulin</w:t>
       </w:r>
     </w:p>
-    <w:p>
-      <w:pPr>
-        <w:pStyle w:val="Compact"/>
-        <w:numPr>
-          <w:ilvl w:val="0"/>
-          <w:numId w:val="1007"/>
-        </w:numPr>
-      </w:pPr>
-      <w:r>
-        <w:t xml:space="preserve">If PET is scheduled after 10M, eat a low-carbohydrate breakfast at least 4 hours before the study along with half the usual regular (short-acting insulin)</w:t>
-      </w:r>
-    </w:p>
-    <w:p>
-      <w:pPr>
-        <w:pStyle w:val="Compact"/>
-        <w:numPr>
-          <w:ilvl w:val="0"/>
-          <w:numId w:val="1007"/>
+    <w:bookmarkEnd w:id="21"/>
+    <w:bookmarkStart w:id="22" w:name="Xf350099f6d659e07cb2f27fc37620fedaa63615"/>
+    <w:p>
+      <w:pPr>
+        <w:pStyle w:val="Heading2"/>
+      </w:pPr>
+      <w:r>
+        <w:t xml:space="preserve">14 PET scan Prepration - Diabetic Patients</w:t>
+      </w:r>
+    </w:p>
+    <w:p>
+      <w:pPr>
+        <w:pStyle w:val="Compact"/>
+        <w:numPr>
+          <w:ilvl w:val="0"/>
+          <w:numId w:val="1008"/>
+        </w:numPr>
+      </w:pPr>
+      <w:r>
+        <w:t xml:space="preserve">If PET is scheduled after 10AM:</w:t>
+      </w:r>
+    </w:p>
+    <w:p>
+      <w:pPr>
+        <w:pStyle w:val="Compact"/>
+        <w:numPr>
+          <w:ilvl w:val="1"/>
+          <w:numId w:val="1009"/>
+        </w:numPr>
+      </w:pPr>
+      <w:r>
+        <w:t xml:space="preserve">low-carbohydrate breakfast at least 4 hours before</w:t>
+      </w:r>
+    </w:p>
+    <w:p>
+      <w:pPr>
+        <w:pStyle w:val="Compact"/>
+        <w:numPr>
+          <w:ilvl w:val="1"/>
+          <w:numId w:val="1009"/>
+        </w:numPr>
+      </w:pPr>
+      <w:r>
+        <w:t xml:space="preserve">half the usual regular (short-acting) insulin</w:t>
+      </w:r>
+    </w:p>
+    <w:p>
+      <w:pPr>
+        <w:pStyle w:val="Compact"/>
+        <w:numPr>
+          <w:ilvl w:val="0"/>
+          <w:numId w:val="1008"/>
         </w:numPr>
       </w:pPr>
       <w:r>
@@ -728,32 +833,32 @@
         <w:pStyle w:val="Compact"/>
         <w:numPr>
           <w:ilvl w:val="0"/>
-          <w:numId w:val="1007"/>
-        </w:numPr>
-      </w:pPr>
-      <w:r>
-        <w:t xml:space="preserve">If you use an insulin pump, turn it off 4 hours before the study (or turn it down to basal/nightime rate)</w:t>
-      </w:r>
-    </w:p>
-    <w:bookmarkEnd w:id="20"/>
-    <w:bookmarkStart w:id="21" w:name="endoscopic-ultrasound"/>
-    <w:p>
-      <w:pPr>
-        <w:pStyle w:val="Heading2"/>
-      </w:pPr>
-      <w:r>
-        <w:t xml:space="preserve">13 Endoscopic Ultrasound</w:t>
-      </w:r>
-    </w:p>
-    <w:p>
-      <w:pPr>
-        <w:pStyle w:val="Compact"/>
-        <w:numPr>
-          <w:ilvl w:val="0"/>
           <w:numId w:val="1008"/>
         </w:numPr>
       </w:pPr>
       <w:r>
+        <w:t xml:space="preserve">Insulin pump: turn it off 4 hours before the study (or turn it down to basal/night-time rate)</w:t>
+      </w:r>
+    </w:p>
+    <w:bookmarkEnd w:id="22"/>
+    <w:bookmarkStart w:id="23" w:name="endoscopic-ultrasound"/>
+    <w:p>
+      <w:pPr>
+        <w:pStyle w:val="Heading2"/>
+      </w:pPr>
+      <w:r>
+        <w:t xml:space="preserve">15 Endoscopic Ultrasound</w:t>
+      </w:r>
+    </w:p>
+    <w:p>
+      <w:pPr>
+        <w:pStyle w:val="Compact"/>
+        <w:numPr>
+          <w:ilvl w:val="0"/>
+          <w:numId w:val="1010"/>
+        </w:numPr>
+      </w:pPr>
+      <w:r>
         <w:t xml:space="preserve">Similar to upper endoscopy (EGD)</w:t>
       </w:r>
     </w:p>
@@ -762,7 +867,7 @@
         <w:pStyle w:val="Compact"/>
         <w:numPr>
           <w:ilvl w:val="0"/>
-          <w:numId w:val="1008"/>
+          <w:numId w:val="1010"/>
         </w:numPr>
       </w:pPr>
       <w:r>
@@ -774,7 +879,7 @@
         <w:pStyle w:val="Compact"/>
         <w:numPr>
           <w:ilvl w:val="0"/>
-          <w:numId w:val="1008"/>
+          <w:numId w:val="1010"/>
         </w:numPr>
       </w:pPr>
       <w:r>
@@ -789,14 +894,14 @@
         <w:t xml:space="preserve">Endoscopic ultrasound is most helpful in early stage cancers.</w:t>
       </w:r>
     </w:p>
-    <w:bookmarkEnd w:id="21"/>
-    <w:bookmarkStart w:id="22" w:name="treatment-plan-depends-upon-stage"/>
-    <w:p>
-      <w:pPr>
-        <w:pStyle w:val="Heading2"/>
-      </w:pPr>
-      <w:r>
-        <w:t xml:space="preserve">14 Treatment Plan Depends upon Stage</w:t>
+    <w:bookmarkEnd w:id="23"/>
+    <w:bookmarkStart w:id="24" w:name="treatment-plan-depends-upon-stage"/>
+    <w:p>
+      <w:pPr>
+        <w:pStyle w:val="Heading2"/>
+      </w:pPr>
+      <w:r>
+        <w:t xml:space="preserve">16 Treatment Plan Depends upon Stage</w:t>
       </w:r>
     </w:p>
     <w:p>
@@ -858,7 +963,7 @@
         <w:pStyle w:val="Compact"/>
         <w:numPr>
           <w:ilvl w:val="0"/>
-          <w:numId w:val="1009"/>
+          <w:numId w:val="1011"/>
         </w:numPr>
       </w:pPr>
       <w:r>
@@ -870,7 +975,7 @@
         <w:pStyle w:val="Compact"/>
         <w:numPr>
           <w:ilvl w:val="0"/>
-          <w:numId w:val="1009"/>
+          <w:numId w:val="1011"/>
         </w:numPr>
       </w:pPr>
       <w:r>
@@ -882,7 +987,7 @@
         <w:pStyle w:val="Compact"/>
         <w:numPr>
           <w:ilvl w:val="0"/>
-          <w:numId w:val="1009"/>
+          <w:numId w:val="1011"/>
         </w:numPr>
       </w:pPr>
       <w:r>
@@ -894,21 +999,21 @@
         <w:pStyle w:val="Compact"/>
         <w:numPr>
           <w:ilvl w:val="0"/>
-          <w:numId w:val="1009"/>
+          <w:numId w:val="1011"/>
         </w:numPr>
       </w:pPr>
       <w:r>
         <w:t xml:space="preserve">Metastatic cancers are M1 and are treated primary by chemotherapy.</w:t>
       </w:r>
     </w:p>
-    <w:bookmarkEnd w:id="22"/>
-    <w:bookmarkStart w:id="23" w:name="locally-advanced-cancers-1"/>
-    <w:p>
-      <w:pPr>
-        <w:pStyle w:val="Heading2"/>
-      </w:pPr>
-      <w:r>
-        <w:t xml:space="preserve">15 Locally-advanced cancers</w:t>
+    <w:bookmarkEnd w:id="24"/>
+    <w:bookmarkStart w:id="25" w:name="locally-advanced-cancers-1"/>
+    <w:p>
+      <w:pPr>
+        <w:pStyle w:val="Heading2"/>
+      </w:pPr>
+      <w:r>
+        <w:t xml:space="preserve">17 Locally-advanced cancers</w:t>
       </w:r>
     </w:p>
     <w:p>
@@ -919,14 +1024,14 @@
         <w:t xml:space="preserve">Patients with locally-advanced esophageal cancer often have localized spread of cancer cells in the surrounding area</w:t>
       </w:r>
     </w:p>
-    <w:bookmarkEnd w:id="23"/>
-    <w:bookmarkStart w:id="24" w:name="locally-advanced-cancers-2"/>
-    <w:p>
-      <w:pPr>
-        <w:pStyle w:val="Heading2"/>
-      </w:pPr>
-      <w:r>
-        <w:t xml:space="preserve">16 Locally-advanced cancers</w:t>
+    <w:bookmarkEnd w:id="25"/>
+    <w:bookmarkStart w:id="26" w:name="locally-advanced-cancers-2"/>
+    <w:p>
+      <w:pPr>
+        <w:pStyle w:val="Heading2"/>
+      </w:pPr>
+      <w:r>
+        <w:t xml:space="preserve">18 Locally-advanced cancers</w:t>
       </w:r>
     </w:p>
     <w:p>
@@ -937,14 +1042,14 @@
         <w:t xml:space="preserve">If locally-advanced cancers are treated with surgery alone…</w:t>
       </w:r>
     </w:p>
-    <w:bookmarkEnd w:id="24"/>
-    <w:bookmarkStart w:id="25" w:name="locally-advanced-cancers-3"/>
-    <w:p>
-      <w:pPr>
-        <w:pStyle w:val="Heading2"/>
-      </w:pPr>
-      <w:r>
-        <w:t xml:space="preserve">17 Locally-advanced cancers</w:t>
+    <w:bookmarkEnd w:id="26"/>
+    <w:bookmarkStart w:id="27" w:name="locally-advanced-cancers-3"/>
+    <w:p>
+      <w:pPr>
+        <w:pStyle w:val="Heading2"/>
+      </w:pPr>
+      <w:r>
+        <w:t xml:space="preserve">19 Locally-advanced cancers</w:t>
       </w:r>
     </w:p>
     <w:p>
@@ -963,14 +1068,14 @@
         <w:t xml:space="preserve">There is a risk that cancer cells can be left behind</w:t>
       </w:r>
     </w:p>
-    <w:bookmarkEnd w:id="25"/>
-    <w:bookmarkStart w:id="26" w:name="preoperative-therapy"/>
-    <w:p>
-      <w:pPr>
-        <w:pStyle w:val="Heading2"/>
-      </w:pPr>
-      <w:r>
-        <w:t xml:space="preserve">18 Preoperative Therapy</w:t>
+    <w:bookmarkEnd w:id="27"/>
+    <w:bookmarkStart w:id="28" w:name="preoperative-therapy"/>
+    <w:p>
+      <w:pPr>
+        <w:pStyle w:val="Heading2"/>
+      </w:pPr>
+      <w:r>
+        <w:t xml:space="preserve">20 Preoperative Therapy</w:t>
       </w:r>
     </w:p>
     <w:p>
@@ -997,14 +1102,14 @@
         <w:t xml:space="preserve">surgery that will shrink the cancer.</w:t>
       </w:r>
     </w:p>
-    <w:bookmarkEnd w:id="26"/>
-    <w:bookmarkStart w:id="27" w:name="preoperative-therapy-1"/>
-    <w:p>
-      <w:pPr>
-        <w:pStyle w:val="Heading2"/>
-      </w:pPr>
-      <w:r>
-        <w:t xml:space="preserve">19 Preoperative Therapy</w:t>
+    <w:bookmarkEnd w:id="28"/>
+    <w:bookmarkStart w:id="29" w:name="preoperative-therapy-1"/>
+    <w:p>
+      <w:pPr>
+        <w:pStyle w:val="Heading2"/>
+      </w:pPr>
+      <w:r>
+        <w:t xml:space="preserve">21 Preoperative Therapy</w:t>
       </w:r>
     </w:p>
     <w:p>
@@ -1031,14 +1136,14 @@
         <w:t xml:space="preserve">surgery that will shrink the cancer.</w:t>
       </w:r>
     </w:p>
-    <w:bookmarkEnd w:id="27"/>
-    <w:bookmarkStart w:id="28" w:name="preoperative-therapy-2"/>
-    <w:p>
-      <w:pPr>
-        <w:pStyle w:val="Heading2"/>
-      </w:pPr>
-      <w:r>
-        <w:t xml:space="preserve">20 Preoperative Therapy</w:t>
+    <w:bookmarkEnd w:id="29"/>
+    <w:bookmarkStart w:id="30" w:name="preoperative-therapy-2"/>
+    <w:p>
+      <w:pPr>
+        <w:pStyle w:val="Heading2"/>
+      </w:pPr>
+      <w:r>
+        <w:t xml:space="preserve">22 Preoperative Therapy</w:t>
       </w:r>
     </w:p>
     <w:p>
@@ -1065,14 +1170,14 @@
         <w:t xml:space="preserve">surgery that will shrink the cancer.</w:t>
       </w:r>
     </w:p>
-    <w:bookmarkEnd w:id="28"/>
-    <w:bookmarkStart w:id="29" w:name="surgery-after-preoperative-therapy"/>
-    <w:p>
-      <w:pPr>
-        <w:pStyle w:val="Heading2"/>
-      </w:pPr>
-      <w:r>
-        <w:t xml:space="preserve">21 Surgery after Preoperative Therapy</w:t>
+    <w:bookmarkEnd w:id="30"/>
+    <w:bookmarkStart w:id="31" w:name="surgery-after-preoperative-therapy"/>
+    <w:p>
+      <w:pPr>
+        <w:pStyle w:val="Heading2"/>
+      </w:pPr>
+      <w:r>
+        <w:t xml:space="preserve">23 Surgery after Preoperative Therapy</w:t>
       </w:r>
     </w:p>
     <w:p>
@@ -1083,14 +1188,14 @@
         <w:t xml:space="preserve">When surgery is then performed…</w:t>
       </w:r>
     </w:p>
-    <w:bookmarkEnd w:id="29"/>
-    <w:bookmarkStart w:id="30" w:name="preoperative-therapy-3"/>
-    <w:p>
-      <w:pPr>
-        <w:pStyle w:val="Heading2"/>
-      </w:pPr>
-      <w:r>
-        <w:t xml:space="preserve">22 Preoperative Therapy</w:t>
+    <w:bookmarkEnd w:id="31"/>
+    <w:bookmarkStart w:id="32" w:name="preoperative-therapy-3"/>
+    <w:p>
+      <w:pPr>
+        <w:pStyle w:val="Heading2"/>
+      </w:pPr>
+      <w:r>
+        <w:t xml:space="preserve">24 Preoperative Therapy</w:t>
       </w:r>
     </w:p>
     <w:p>
@@ -1109,14 +1214,14 @@
         <w:t xml:space="preserve">The risk of cancer recurrence is minimized</w:t>
       </w:r>
     </w:p>
-    <w:bookmarkEnd w:id="30"/>
-    <w:bookmarkStart w:id="31" w:name="preoperative-therapy-4"/>
-    <w:p>
-      <w:pPr>
-        <w:pStyle w:val="Heading2"/>
-      </w:pPr>
-      <w:r>
-        <w:t xml:space="preserve">23 Preoperative Therapy</w:t>
+    <w:bookmarkEnd w:id="32"/>
+    <w:bookmarkStart w:id="33" w:name="preoperative-therapy-4"/>
+    <w:p>
+      <w:pPr>
+        <w:pStyle w:val="Heading2"/>
+      </w:pPr>
+      <w:r>
+        <w:t xml:space="preserve">25 Preoperative Therapy</w:t>
       </w:r>
     </w:p>
     <w:p>
@@ -1135,14 +1240,14 @@
         <w:t xml:space="preserve">The risk of cancer recurrence is minimized</w:t>
       </w:r>
     </w:p>
-    <w:bookmarkEnd w:id="31"/>
-    <w:bookmarkStart w:id="32" w:name="chemotherapy-radiation-cross-trial"/>
-    <w:p>
-      <w:pPr>
-        <w:pStyle w:val="Heading2"/>
-      </w:pPr>
-      <w:r>
-        <w:t xml:space="preserve">24 Chemotherapy + Radiation CROSS Trial</w:t>
+    <w:bookmarkEnd w:id="33"/>
+    <w:bookmarkStart w:id="34" w:name="chemotherapy-radiation-cross-trial"/>
+    <w:p>
+      <w:pPr>
+        <w:pStyle w:val="Heading2"/>
+      </w:pPr>
+      <w:r>
+        <w:t xml:space="preserve">26 Chemotherapy + Radiation CROSS Trial</w:t>
       </w:r>
     </w:p>
     <w:p>
@@ -1210,14 +1315,14 @@
         <w:t xml:space="preserve">Surgery</w:t>
       </w:r>
     </w:p>
-    <w:bookmarkEnd w:id="32"/>
-    <w:bookmarkStart w:id="33" w:name="chemotherapy-radiation-cross-trial-1"/>
-    <w:p>
-      <w:pPr>
-        <w:pStyle w:val="Heading2"/>
-      </w:pPr>
-      <w:r>
-        <w:t xml:space="preserve">25 Chemotherapy + Radiation CROSS Trial</w:t>
+    <w:bookmarkEnd w:id="34"/>
+    <w:bookmarkStart w:id="35" w:name="chemotherapy-radiation-cross-trial-1"/>
+    <w:p>
+      <w:pPr>
+        <w:pStyle w:val="Heading2"/>
+      </w:pPr>
+      <w:r>
+        <w:t xml:space="preserve">27 Chemotherapy + Radiation CROSS Trial</w:t>
       </w:r>
     </w:p>
     <w:p>
@@ -1304,14 +1409,14 @@
         <w:t xml:space="preserve">The results were quite dramatic: The group that was treated with all three therapies, chemotherapy and radiation and surgery, lived on average twice a long as patients who had surgery alone.</w:t>
       </w:r>
     </w:p>
-    <w:bookmarkEnd w:id="33"/>
-    <w:bookmarkStart w:id="34" w:name="chemo-radiation-cross-trial"/>
-    <w:p>
-      <w:pPr>
-        <w:pStyle w:val="Heading2"/>
-      </w:pPr>
-      <w:r>
-        <w:t xml:space="preserve">26 Chemo + Radiation CROSS Trial</w:t>
+    <w:bookmarkEnd w:id="35"/>
+    <w:bookmarkStart w:id="36" w:name="chemo-radiation-cross-trial"/>
+    <w:p>
+      <w:pPr>
+        <w:pStyle w:val="Heading2"/>
+      </w:pPr>
+      <w:r>
+        <w:t xml:space="preserve">28 Chemo + Radiation CROSS Trial</w:t>
       </w:r>
     </w:p>
     <w:p>
@@ -1327,7 +1432,7 @@
         <w:pStyle w:val="Compact"/>
         <w:numPr>
           <w:ilvl w:val="0"/>
-          <w:numId w:val="1010"/>
+          <w:numId w:val="1012"/>
         </w:numPr>
       </w:pPr>
       <w:r>
@@ -1339,7 +1444,7 @@
         <w:pStyle w:val="Compact"/>
         <w:numPr>
           <w:ilvl w:val="0"/>
-          <w:numId w:val="1010"/>
+          <w:numId w:val="1012"/>
         </w:numPr>
       </w:pPr>
       <w:r>
@@ -1351,7 +1456,7 @@
         <w:pStyle w:val="Compact"/>
         <w:numPr>
           <w:ilvl w:val="0"/>
-          <w:numId w:val="1011"/>
+          <w:numId w:val="1013"/>
         </w:numPr>
       </w:pPr>
       <w:r>
@@ -1363,21 +1468,21 @@
         <w:pStyle w:val="Compact"/>
         <w:numPr>
           <w:ilvl w:val="0"/>
-          <w:numId w:val="1012"/>
+          <w:numId w:val="1014"/>
         </w:numPr>
       </w:pPr>
       <w:r>
         <w:t xml:space="preserve">Surgery 8 weeks after the end of radiation</w:t>
       </w:r>
     </w:p>
-    <w:bookmarkEnd w:id="34"/>
-    <w:bookmarkStart w:id="35" w:name="chemo-radiation---side-effects"/>
-    <w:p>
-      <w:pPr>
-        <w:pStyle w:val="Heading2"/>
-      </w:pPr>
-      <w:r>
-        <w:t xml:space="preserve">27 Chemo + Radiation - Side Effects</w:t>
+    <w:bookmarkEnd w:id="36"/>
+    <w:bookmarkStart w:id="37" w:name="chemo-radiation---side-effects"/>
+    <w:p>
+      <w:pPr>
+        <w:pStyle w:val="Heading2"/>
+      </w:pPr>
+      <w:r>
+        <w:t xml:space="preserve">29 Chemo + Radiation - Side Effects</w:t>
       </w:r>
     </w:p>
     <w:p>
@@ -1412,14 +1517,14 @@
         <w:t xml:space="preserve">Feeding tube may be needed for hydration/nutrition.</w:t>
       </w:r>
     </w:p>
-    <w:bookmarkEnd w:id="35"/>
-    <w:bookmarkStart w:id="36" w:name="chemotherapy-administration"/>
-    <w:p>
-      <w:pPr>
-        <w:pStyle w:val="Heading2"/>
-      </w:pPr>
-      <w:r>
-        <w:t xml:space="preserve">28 Chemotherapy Administration</w:t>
+    <w:bookmarkEnd w:id="37"/>
+    <w:bookmarkStart w:id="38" w:name="chemotherapy-administration"/>
+    <w:p>
+      <w:pPr>
+        <w:pStyle w:val="Heading2"/>
+      </w:pPr>
+      <w:r>
+        <w:t xml:space="preserve">30 Chemotherapy Administration</w:t>
       </w:r>
     </w:p>
     <w:p>
@@ -1443,7 +1548,7 @@
         <w:pStyle w:val="Compact"/>
         <w:numPr>
           <w:ilvl w:val="0"/>
-          <w:numId w:val="1013"/>
+          <w:numId w:val="1015"/>
         </w:numPr>
       </w:pPr>
       <w:r>
@@ -1455,7 +1560,7 @@
         <w:pStyle w:val="Compact"/>
         <w:numPr>
           <w:ilvl w:val="0"/>
-          <w:numId w:val="1013"/>
+          <w:numId w:val="1015"/>
         </w:numPr>
       </w:pPr>
       <w:r>
@@ -1467,21 +1572,21 @@
         <w:pStyle w:val="Compact"/>
         <w:numPr>
           <w:ilvl w:val="0"/>
-          <w:numId w:val="1013"/>
+          <w:numId w:val="1015"/>
         </w:numPr>
       </w:pPr>
       <w:r>
         <w:t xml:space="preserve">Central Venous port</w:t>
       </w:r>
     </w:p>
-    <w:bookmarkEnd w:id="36"/>
-    <w:bookmarkStart w:id="37" w:name="X24de4000c031f200c5dfe01452aa364022c5d0d"/>
-    <w:p>
-      <w:pPr>
-        <w:pStyle w:val="Heading2"/>
-      </w:pPr>
-      <w:r>
-        <w:t xml:space="preserve">29 Intravenous Catheter in Peripheral Vein (</w:t>
+    <w:bookmarkEnd w:id="38"/>
+    <w:bookmarkStart w:id="39" w:name="X24de4000c031f200c5dfe01452aa364022c5d0d"/>
+    <w:p>
+      <w:pPr>
+        <w:pStyle w:val="Heading2"/>
+      </w:pPr>
+      <w:r>
+        <w:t xml:space="preserve">31 Intravenous Catheter in Peripheral Vein (</w:t>
       </w:r>
       <w:r>
         <w:t xml:space="preserve">“IV”</w:t>
@@ -1495,7 +1600,7 @@
         <w:pStyle w:val="Compact"/>
         <w:numPr>
           <w:ilvl w:val="0"/>
-          <w:numId w:val="1014"/>
+          <w:numId w:val="1016"/>
         </w:numPr>
       </w:pPr>
       <w:r>
@@ -1507,7 +1612,7 @@
         <w:pStyle w:val="Compact"/>
         <w:numPr>
           <w:ilvl w:val="0"/>
-          <w:numId w:val="1014"/>
+          <w:numId w:val="1016"/>
         </w:numPr>
       </w:pPr>
       <w:r>
@@ -1519,7 +1624,7 @@
         <w:pStyle w:val="Compact"/>
         <w:numPr>
           <w:ilvl w:val="0"/>
-          <w:numId w:val="1014"/>
+          <w:numId w:val="1016"/>
         </w:numPr>
       </w:pPr>
       <w:r>
@@ -1531,7 +1636,7 @@
         <w:pStyle w:val="Compact"/>
         <w:numPr>
           <w:ilvl w:val="0"/>
-          <w:numId w:val="1014"/>
+          <w:numId w:val="1016"/>
         </w:numPr>
       </w:pPr>
       <w:r>
@@ -1543,7 +1648,7 @@
         <w:pStyle w:val="Compact"/>
         <w:numPr>
           <w:ilvl w:val="0"/>
-          <w:numId w:val="1014"/>
+          <w:numId w:val="1016"/>
         </w:numPr>
       </w:pPr>
       <w:r>
@@ -1574,22 +1679,22 @@
         <w:t xml:space="preserve">FLOT chemotherapy requires a home infusion pump, got which a peripheral IV won’t work</w:t>
       </w:r>
     </w:p>
-    <w:bookmarkEnd w:id="37"/>
-    <w:bookmarkStart w:id="38" w:name="central-venous-port"/>
-    <w:p>
-      <w:pPr>
-        <w:pStyle w:val="Heading2"/>
-      </w:pPr>
-      <w:r>
-        <w:t xml:space="preserve">30 Central Venous Port</w:t>
-      </w:r>
-    </w:p>
-    <w:p>
-      <w:pPr>
-        <w:pStyle w:val="Compact"/>
-        <w:numPr>
-          <w:ilvl w:val="0"/>
-          <w:numId w:val="1015"/>
+    <w:bookmarkEnd w:id="39"/>
+    <w:bookmarkStart w:id="40" w:name="central-venous-port"/>
+    <w:p>
+      <w:pPr>
+        <w:pStyle w:val="Heading2"/>
+      </w:pPr>
+      <w:r>
+        <w:t xml:space="preserve">32 Central Venous Port</w:t>
+      </w:r>
+    </w:p>
+    <w:p>
+      <w:pPr>
+        <w:pStyle w:val="Compact"/>
+        <w:numPr>
+          <w:ilvl w:val="0"/>
+          <w:numId w:val="1017"/>
         </w:numPr>
       </w:pPr>
       <w:r>
@@ -1601,7 +1706,7 @@
         <w:pStyle w:val="Compact"/>
         <w:numPr>
           <w:ilvl w:val="0"/>
-          <w:numId w:val="1015"/>
+          <w:numId w:val="1017"/>
         </w:numPr>
       </w:pPr>
       <w:r>
@@ -1613,7 +1718,7 @@
         <w:pStyle w:val="Compact"/>
         <w:numPr>
           <w:ilvl w:val="0"/>
-          <w:numId w:val="1015"/>
+          <w:numId w:val="1017"/>
         </w:numPr>
       </w:pPr>
       <w:r>
@@ -1625,7 +1730,7 @@
         <w:pStyle w:val="Compact"/>
         <w:numPr>
           <w:ilvl w:val="0"/>
-          <w:numId w:val="1015"/>
+          <w:numId w:val="1017"/>
         </w:numPr>
       </w:pPr>
       <w:r>
@@ -1637,7 +1742,7 @@
         <w:pStyle w:val="Compact"/>
         <w:numPr>
           <w:ilvl w:val="0"/>
-          <w:numId w:val="1015"/>
+          <w:numId w:val="1017"/>
         </w:numPr>
       </w:pPr>
       <w:r>
@@ -1684,22 +1789,22 @@
         <w:t xml:space="preserve">A port can be used for blood draws for blood tests as well.</w:t>
       </w:r>
     </w:p>
-    <w:bookmarkEnd w:id="38"/>
-    <w:bookmarkStart w:id="39" w:name="central-venous-port-1"/>
-    <w:p>
-      <w:pPr>
-        <w:pStyle w:val="Heading2"/>
-      </w:pPr>
-      <w:r>
-        <w:t xml:space="preserve">31 Central Venous Port</w:t>
-      </w:r>
-    </w:p>
-    <w:p>
-      <w:pPr>
-        <w:pStyle w:val="Compact"/>
-        <w:numPr>
-          <w:ilvl w:val="0"/>
-          <w:numId w:val="1016"/>
+    <w:bookmarkEnd w:id="40"/>
+    <w:bookmarkStart w:id="41" w:name="central-venous-port-1"/>
+    <w:p>
+      <w:pPr>
+        <w:pStyle w:val="Heading2"/>
+      </w:pPr>
+      <w:r>
+        <w:t xml:space="preserve">33 Central Venous Port</w:t>
+      </w:r>
+    </w:p>
+    <w:p>
+      <w:pPr>
+        <w:pStyle w:val="Compact"/>
+        <w:numPr>
+          <w:ilvl w:val="0"/>
+          <w:numId w:val="1018"/>
         </w:numPr>
       </w:pPr>
       <w:r>
@@ -1711,7 +1816,7 @@
         <w:pStyle w:val="Compact"/>
         <w:numPr>
           <w:ilvl w:val="0"/>
-          <w:numId w:val="1016"/>
+          <w:numId w:val="1018"/>
         </w:numPr>
       </w:pPr>
       <w:r>
@@ -1723,7 +1828,7 @@
         <w:pStyle w:val="Compact"/>
         <w:numPr>
           <w:ilvl w:val="0"/>
-          <w:numId w:val="1016"/>
+          <w:numId w:val="1018"/>
         </w:numPr>
       </w:pPr>
       <w:r>
@@ -1735,7 +1840,7 @@
         <w:pStyle w:val="Compact"/>
         <w:numPr>
           <w:ilvl w:val="0"/>
-          <w:numId w:val="1016"/>
+          <w:numId w:val="1018"/>
         </w:numPr>
       </w:pPr>
       <w:r>
@@ -1747,7 +1852,7 @@
         <w:pStyle w:val="Compact"/>
         <w:numPr>
           <w:ilvl w:val="0"/>
-          <w:numId w:val="1016"/>
+          <w:numId w:val="1018"/>
         </w:numPr>
       </w:pPr>
       <w:r>
@@ -1804,14 +1909,14 @@
         <w:t xml:space="preserve">covers the incisions and flakes off after a week or so</w:t>
       </w:r>
     </w:p>
-    <w:bookmarkEnd w:id="39"/>
-    <w:bookmarkStart w:id="40" w:name="central-venous-port-2"/>
-    <w:p>
-      <w:pPr>
-        <w:pStyle w:val="Heading2"/>
-      </w:pPr>
-      <w:r>
-        <w:t xml:space="preserve">32 Central Venous Port</w:t>
+    <w:bookmarkEnd w:id="41"/>
+    <w:bookmarkStart w:id="42" w:name="central-venous-port-2"/>
+    <w:p>
+      <w:pPr>
+        <w:pStyle w:val="Heading2"/>
+      </w:pPr>
+      <w:r>
+        <w:t xml:space="preserve">34 Central Venous Port</w:t>
       </w:r>
     </w:p>
     <w:p>
@@ -1830,14 +1935,14 @@
         <w:t xml:space="preserve">When it comes time for chemotherapy, the nurses can easily access the port with a needle that goes through the skin into the port, rather than placing an intravenous needle in a vein. The drugs can then be administered directly into the bloodstream. If blood needs to be drawn for tests, this can also be done through the port.</w:t>
       </w:r>
     </w:p>
-    <w:bookmarkEnd w:id="40"/>
-    <w:bookmarkStart w:id="41" w:name="restaging"/>
-    <w:p>
-      <w:pPr>
-        <w:pStyle w:val="Heading2"/>
-      </w:pPr>
-      <w:r>
-        <w:t xml:space="preserve">33 Restaging</w:t>
+    <w:bookmarkEnd w:id="42"/>
+    <w:bookmarkStart w:id="43" w:name="restaging"/>
+    <w:p>
+      <w:pPr>
+        <w:pStyle w:val="Heading2"/>
+      </w:pPr>
+      <w:r>
+        <w:t xml:space="preserve">35 Restaging</w:t>
       </w:r>
     </w:p>
     <w:p>
@@ -1861,7 +1966,7 @@
         <w:pStyle w:val="Compact"/>
         <w:numPr>
           <w:ilvl w:val="0"/>
-          <w:numId w:val="1017"/>
+          <w:numId w:val="1019"/>
         </w:numPr>
       </w:pPr>
       <w:r>
@@ -1873,21 +1978,21 @@
         <w:pStyle w:val="Compact"/>
         <w:numPr>
           <w:ilvl w:val="0"/>
-          <w:numId w:val="1017"/>
+          <w:numId w:val="1019"/>
         </w:numPr>
       </w:pPr>
       <w:r>
         <w:t xml:space="preserve">Timing depends upon recovery from therapy</w:t>
       </w:r>
     </w:p>
-    <w:bookmarkEnd w:id="41"/>
-    <w:bookmarkStart w:id="42" w:name="endoscopy-after-initial-therapy"/>
-    <w:p>
-      <w:pPr>
-        <w:pStyle w:val="Heading2"/>
-      </w:pPr>
-      <w:r>
-        <w:t xml:space="preserve">34 Endoscopy after Initial Therapy</w:t>
+    <w:bookmarkEnd w:id="43"/>
+    <w:bookmarkStart w:id="44" w:name="endoscopy-after-initial-therapy"/>
+    <w:p>
+      <w:pPr>
+        <w:pStyle w:val="Heading2"/>
+      </w:pPr>
+      <w:r>
+        <w:t xml:space="preserve">36 Endoscopy after Initial Therapy</w:t>
       </w:r>
     </w:p>
     <w:p>
@@ -1941,14 +2046,14 @@
         <w:t xml:space="preserve">Regular endoscopy is important to look for regrowth of cancer</w:t>
       </w:r>
     </w:p>
-    <w:bookmarkEnd w:id="42"/>
-    <w:bookmarkStart w:id="43" w:name="surgery-for-squamous-cell-carcinoma"/>
-    <w:p>
-      <w:pPr>
-        <w:pStyle w:val="Heading2"/>
-      </w:pPr>
-      <w:r>
-        <w:t xml:space="preserve">35 Surgery for Squamous Cell Carcinoma</w:t>
+    <w:bookmarkEnd w:id="44"/>
+    <w:bookmarkStart w:id="45" w:name="surgery-for-squamous-cell-carcinoma"/>
+    <w:p>
+      <w:pPr>
+        <w:pStyle w:val="Heading2"/>
+      </w:pPr>
+      <w:r>
+        <w:t xml:space="preserve">37 Surgery for Squamous Cell Carcinoma</w:t>
       </w:r>
     </w:p>
     <w:p>
@@ -1964,7 +2069,7 @@
         <w:pStyle w:val="Compact"/>
         <w:numPr>
           <w:ilvl w:val="0"/>
-          <w:numId w:val="1018"/>
+          <w:numId w:val="1020"/>
         </w:numPr>
       </w:pPr>
       <w:r>
@@ -1976,7 +2081,7 @@
         <w:pStyle w:val="Compact"/>
         <w:numPr>
           <w:ilvl w:val="0"/>
-          <w:numId w:val="1018"/>
+          <w:numId w:val="1020"/>
         </w:numPr>
       </w:pPr>
       <w:r>
@@ -1988,21 +2093,21 @@
         <w:pStyle w:val="Compact"/>
         <w:numPr>
           <w:ilvl w:val="0"/>
-          <w:numId w:val="1018"/>
+          <w:numId w:val="1020"/>
         </w:numPr>
       </w:pPr>
       <w:r>
         <w:t xml:space="preserve">Healthy enough to undergo surgery</w:t>
       </w:r>
     </w:p>
-    <w:bookmarkEnd w:id="43"/>
-    <w:bookmarkStart w:id="44" w:name="surgery-for-squamous-cell-carcinoma-1"/>
-    <w:p>
-      <w:pPr>
-        <w:pStyle w:val="Heading2"/>
-      </w:pPr>
-      <w:r>
-        <w:t xml:space="preserve">36 Surgery for Squamous Cell Carcinoma</w:t>
+    <w:bookmarkEnd w:id="45"/>
+    <w:bookmarkStart w:id="46" w:name="surgery-for-squamous-cell-carcinoma-1"/>
+    <w:p>
+      <w:pPr>
+        <w:pStyle w:val="Heading2"/>
+      </w:pPr>
+      <w:r>
+        <w:t xml:space="preserve">38 Surgery for Squamous Cell Carcinoma</w:t>
       </w:r>
     </w:p>
     <w:p>
@@ -2018,7 +2123,7 @@
         <w:pStyle w:val="Compact"/>
         <w:numPr>
           <w:ilvl w:val="0"/>
-          <w:numId w:val="1019"/>
+          <w:numId w:val="1021"/>
         </w:numPr>
       </w:pPr>
       <w:r>
@@ -2030,7 +2135,7 @@
         <w:pStyle w:val="Compact"/>
         <w:numPr>
           <w:ilvl w:val="0"/>
-          <w:numId w:val="1019"/>
+          <w:numId w:val="1021"/>
         </w:numPr>
       </w:pPr>
       <w:r>
@@ -2042,29 +2147,29 @@
         <w:pStyle w:val="Compact"/>
         <w:numPr>
           <w:ilvl w:val="0"/>
-          <w:numId w:val="1019"/>
+          <w:numId w:val="1021"/>
         </w:numPr>
       </w:pPr>
       <w:r>
         <w:t xml:space="preserve">Healthy enough to undergo surgery</w:t>
       </w:r>
     </w:p>
-    <w:bookmarkEnd w:id="44"/>
-    <w:bookmarkStart w:id="45" w:name="surveillance-if-surgery-not-performed"/>
-    <w:p>
-      <w:pPr>
-        <w:pStyle w:val="Heading2"/>
-      </w:pPr>
-      <w:r>
-        <w:t xml:space="preserve">37 Surveillance if Surgery Not Performed</w:t>
-      </w:r>
-    </w:p>
-    <w:p>
-      <w:pPr>
-        <w:pStyle w:val="Compact"/>
-        <w:numPr>
-          <w:ilvl w:val="0"/>
-          <w:numId w:val="1020"/>
+    <w:bookmarkEnd w:id="46"/>
+    <w:bookmarkStart w:id="47" w:name="surveillance-if-surgery-not-performed"/>
+    <w:p>
+      <w:pPr>
+        <w:pStyle w:val="Heading2"/>
+      </w:pPr>
+      <w:r>
+        <w:t xml:space="preserve">39 Surveillance if Surgery Not Performed</w:t>
+      </w:r>
+    </w:p>
+    <w:p>
+      <w:pPr>
+        <w:pStyle w:val="Compact"/>
+        <w:numPr>
+          <w:ilvl w:val="0"/>
+          <w:numId w:val="1022"/>
         </w:numPr>
       </w:pPr>
       <w:r>
@@ -2076,7 +2181,7 @@
         <w:pStyle w:val="Compact"/>
         <w:numPr>
           <w:ilvl w:val="0"/>
-          <w:numId w:val="1020"/>
+          <w:numId w:val="1022"/>
         </w:numPr>
       </w:pPr>
       <w:r>
@@ -2102,24 +2207,24 @@
         <w:t xml:space="preserve">Surgery if a recurrence in the esophagus is found</w:t>
       </w:r>
     </w:p>
-    <w:bookmarkEnd w:id="45"/>
-    <w:bookmarkStart w:id="46" w:name="protein-needs"/>
-    <w:p>
-      <w:pPr>
-        <w:pStyle w:val="Heading2"/>
-      </w:pPr>
-      <w:r>
-        <w:t xml:space="preserve">38 Protein Needs</w:t>
-      </w:r>
-    </w:p>
-    <w:bookmarkEnd w:id="46"/>
-    <w:bookmarkStart w:id="47" w:name="feeding-tubes"/>
-    <w:p>
-      <w:pPr>
-        <w:pStyle w:val="Heading2"/>
-      </w:pPr>
-      <w:r>
-        <w:t xml:space="preserve">39 Feeding Tubes</w:t>
+    <w:bookmarkEnd w:id="47"/>
+    <w:bookmarkStart w:id="48" w:name="protein-needs"/>
+    <w:p>
+      <w:pPr>
+        <w:pStyle w:val="Heading2"/>
+      </w:pPr>
+      <w:r>
+        <w:t xml:space="preserve">40 Protein Needs</w:t>
+      </w:r>
+    </w:p>
+    <w:bookmarkEnd w:id="48"/>
+    <w:bookmarkStart w:id="49" w:name="feeding-tubes"/>
+    <w:p>
+      <w:pPr>
+        <w:pStyle w:val="Heading2"/>
+      </w:pPr>
+      <w:r>
+        <w:t xml:space="preserve">41 Feeding Tubes</w:t>
       </w:r>
     </w:p>
     <w:p>
@@ -2134,7 +2239,7 @@
       <w:pPr>
         <w:numPr>
           <w:ilvl w:val="0"/>
-          <w:numId w:val="1021"/>
+          <w:numId w:val="1023"/>
         </w:numPr>
       </w:pPr>
       <w:r>
@@ -2145,7 +2250,7 @@
       <w:pPr>
         <w:numPr>
           <w:ilvl w:val="0"/>
-          <w:numId w:val="1021"/>
+          <w:numId w:val="1023"/>
         </w:numPr>
       </w:pPr>
       <w:r>
@@ -2160,14 +2265,14 @@
         <w:t xml:space="preserve">Your dietitian and physician will help you decide which tube is best for your situation</w:t>
       </w:r>
     </w:p>
-    <w:bookmarkEnd w:id="47"/>
-    <w:bookmarkStart w:id="48" w:name="gastrostomy-tube"/>
-    <w:p>
-      <w:pPr>
-        <w:pStyle w:val="Heading2"/>
-      </w:pPr>
-      <w:r>
-        <w:t xml:space="preserve">40 Gastrostomy Tube</w:t>
+    <w:bookmarkEnd w:id="49"/>
+    <w:bookmarkStart w:id="50" w:name="gastrostomy-tube"/>
+    <w:p>
+      <w:pPr>
+        <w:pStyle w:val="Heading2"/>
+      </w:pPr>
+      <w:r>
+        <w:t xml:space="preserve">42 Gastrostomy Tube</w:t>
       </w:r>
     </w:p>
     <w:p>
@@ -2183,7 +2288,7 @@
         <w:pStyle w:val="Compact"/>
         <w:numPr>
           <w:ilvl w:val="0"/>
-          <w:numId w:val="1022"/>
+          <w:numId w:val="1024"/>
         </w:numPr>
       </w:pPr>
       <w:r>
@@ -2195,7 +2300,7 @@
         <w:pStyle w:val="Compact"/>
         <w:numPr>
           <w:ilvl w:val="0"/>
-          <w:numId w:val="1022"/>
+          <w:numId w:val="1024"/>
         </w:numPr>
       </w:pPr>
       <w:r>
@@ -2207,7 +2312,7 @@
         <w:pStyle w:val="Compact"/>
         <w:numPr>
           <w:ilvl w:val="0"/>
-          <w:numId w:val="1022"/>
+          <w:numId w:val="1024"/>
         </w:numPr>
       </w:pPr>
       <w:r>
@@ -2219,21 +2324,21 @@
         <w:pStyle w:val="Compact"/>
         <w:numPr>
           <w:ilvl w:val="0"/>
-          <w:numId w:val="1022"/>
+          <w:numId w:val="1024"/>
         </w:numPr>
       </w:pPr>
       <w:r>
         <w:t xml:space="preserve">Removed easily in the office when no longer needed</w:t>
       </w:r>
     </w:p>
-    <w:bookmarkEnd w:id="48"/>
-    <w:bookmarkStart w:id="49" w:name="gastrostomy-tube-methods"/>
-    <w:p>
-      <w:pPr>
-        <w:pStyle w:val="Heading2"/>
-      </w:pPr>
-      <w:r>
-        <w:t xml:space="preserve">41 Gastrostomy Tube Methods</w:t>
+    <w:bookmarkEnd w:id="50"/>
+    <w:bookmarkStart w:id="51" w:name="gastrostomy-tube-methods"/>
+    <w:p>
+      <w:pPr>
+        <w:pStyle w:val="Heading2"/>
+      </w:pPr>
+      <w:r>
+        <w:t xml:space="preserve">43 Gastrostomy Tube Methods</w:t>
       </w:r>
     </w:p>
     <w:p>
@@ -2260,22 +2365,22 @@
         <w:t xml:space="preserve">Preferred method depends upon whether esophagectomy is planned</w:t>
       </w:r>
     </w:p>
-    <w:bookmarkEnd w:id="49"/>
-    <w:bookmarkStart w:id="50" w:name="gastrostomy-tube-1"/>
-    <w:p>
-      <w:pPr>
-        <w:pStyle w:val="Heading2"/>
-      </w:pPr>
-      <w:r>
-        <w:t xml:space="preserve">42 Gastrostomy Tube</w:t>
-      </w:r>
-    </w:p>
-    <w:p>
-      <w:pPr>
-        <w:pStyle w:val="Compact"/>
-        <w:numPr>
-          <w:ilvl w:val="0"/>
-          <w:numId w:val="1023"/>
+    <w:bookmarkEnd w:id="51"/>
+    <w:bookmarkStart w:id="52" w:name="gastrostomy-tube-1"/>
+    <w:p>
+      <w:pPr>
+        <w:pStyle w:val="Heading2"/>
+      </w:pPr>
+      <w:r>
+        <w:t xml:space="preserve">44 Gastrostomy Tube</w:t>
+      </w:r>
+    </w:p>
+    <w:p>
+      <w:pPr>
+        <w:pStyle w:val="Compact"/>
+        <w:numPr>
+          <w:ilvl w:val="0"/>
+          <w:numId w:val="1025"/>
         </w:numPr>
       </w:pPr>
       <w:r>
@@ -2287,21 +2392,21 @@
         <w:pStyle w:val="Compact"/>
         <w:numPr>
           <w:ilvl w:val="0"/>
-          <w:numId w:val="1023"/>
+          <w:numId w:val="1025"/>
         </w:numPr>
       </w:pPr>
       <w:r>
         <w:t xml:space="preserve">Central venous port can be placed at the same time (if needed)</w:t>
       </w:r>
     </w:p>
-    <w:bookmarkEnd w:id="50"/>
-    <w:bookmarkStart w:id="51" w:name="primary-care-practitioner-pcp"/>
-    <w:p>
-      <w:pPr>
-        <w:pStyle w:val="Heading2"/>
-      </w:pPr>
-      <w:r>
-        <w:t xml:space="preserve">43 Primary Care Practitioner (PCP)</w:t>
+    <w:bookmarkEnd w:id="52"/>
+    <w:bookmarkStart w:id="53" w:name="primary-care-practitioner-pcp"/>
+    <w:p>
+      <w:pPr>
+        <w:pStyle w:val="Heading2"/>
+      </w:pPr>
+      <w:r>
+        <w:t xml:space="preserve">45 Primary Care Practitioner (PCP)</w:t>
       </w:r>
     </w:p>
     <w:p>
@@ -2328,22 +2433,22 @@
         <w:t xml:space="preserve">PCP Referral Line (844) 235-6998</w:t>
       </w:r>
     </w:p>
-    <w:bookmarkEnd w:id="51"/>
-    <w:bookmarkStart w:id="52" w:name="my-atrium-patient-portal"/>
-    <w:p>
-      <w:pPr>
-        <w:pStyle w:val="Heading2"/>
-      </w:pPr>
-      <w:r>
-        <w:t xml:space="preserve">44 My Atrium Patient Portal</w:t>
-      </w:r>
-    </w:p>
-    <w:p>
-      <w:pPr>
-        <w:pStyle w:val="Compact"/>
-        <w:numPr>
-          <w:ilvl w:val="0"/>
-          <w:numId w:val="1024"/>
+    <w:bookmarkEnd w:id="53"/>
+    <w:bookmarkStart w:id="54" w:name="my-atrium-patient-portal"/>
+    <w:p>
+      <w:pPr>
+        <w:pStyle w:val="Heading2"/>
+      </w:pPr>
+      <w:r>
+        <w:t xml:space="preserve">46 My Atrium Patient Portal</w:t>
+      </w:r>
+    </w:p>
+    <w:p>
+      <w:pPr>
+        <w:pStyle w:val="Compact"/>
+        <w:numPr>
+          <w:ilvl w:val="0"/>
+          <w:numId w:val="1026"/>
         </w:numPr>
       </w:pPr>
       <w:r>
@@ -2355,7 +2460,7 @@
         <w:pStyle w:val="Compact"/>
         <w:numPr>
           <w:ilvl w:val="0"/>
-          <w:numId w:val="1024"/>
+          <w:numId w:val="1026"/>
         </w:numPr>
       </w:pPr>
       <w:r>
@@ -2367,29 +2472,29 @@
         <w:pStyle w:val="Compact"/>
         <w:numPr>
           <w:ilvl w:val="0"/>
-          <w:numId w:val="1024"/>
+          <w:numId w:val="1026"/>
         </w:numPr>
       </w:pPr>
       <w:r>
         <w:t xml:space="preserve">Sign up at my.atriumhealth.org</w:t>
       </w:r>
     </w:p>
-    <w:bookmarkEnd w:id="52"/>
-    <w:bookmarkStart w:id="53" w:name="exercise"/>
-    <w:p>
-      <w:pPr>
-        <w:pStyle w:val="Heading2"/>
-      </w:pPr>
-      <w:r>
-        <w:t xml:space="preserve">45 Exercise</w:t>
-      </w:r>
-    </w:p>
-    <w:p>
-      <w:pPr>
-        <w:pStyle w:val="Compact"/>
-        <w:numPr>
-          <w:ilvl w:val="0"/>
-          <w:numId w:val="1025"/>
+    <w:bookmarkEnd w:id="54"/>
+    <w:bookmarkStart w:id="55" w:name="exercise"/>
+    <w:p>
+      <w:pPr>
+        <w:pStyle w:val="Heading2"/>
+      </w:pPr>
+      <w:r>
+        <w:t xml:space="preserve">47 Exercise</w:t>
+      </w:r>
+    </w:p>
+    <w:p>
+      <w:pPr>
+        <w:pStyle w:val="Compact"/>
+        <w:numPr>
+          <w:ilvl w:val="0"/>
+          <w:numId w:val="1027"/>
         </w:numPr>
       </w:pPr>
       <w:r>
@@ -2401,69 +2506,11 @@
         <w:pStyle w:val="Compact"/>
         <w:numPr>
           <w:ilvl w:val="0"/>
-          <w:numId w:val="1025"/>
+          <w:numId w:val="1027"/>
         </w:numPr>
       </w:pPr>
       <w:r>
         <w:t xml:space="preserve">Goal is 30min/day of vigorous exercise 6 days/wk</w:t>
-      </w:r>
-    </w:p>
-    <w:p>
-      <w:pPr>
-        <w:pStyle w:val="Compact"/>
-        <w:numPr>
-          <w:ilvl w:val="1"/>
-          <w:numId w:val="1026"/>
-        </w:numPr>
-      </w:pPr>
-      <w:r>
-        <w:t xml:space="preserve">Working hard enough that you can’t converse</w:t>
-      </w:r>
-    </w:p>
-    <w:p>
-      <w:pPr>
-        <w:pStyle w:val="Compact"/>
-        <w:numPr>
-          <w:ilvl w:val="1"/>
-          <w:numId w:val="1026"/>
-        </w:numPr>
-      </w:pPr>
-      <w:r>
-        <w:t xml:space="preserve">Start slowly and build up</w:t>
-      </w:r>
-    </w:p>
-    <w:p>
-      <w:pPr>
-        <w:pStyle w:val="Compact"/>
-        <w:numPr>
-          <w:ilvl w:val="1"/>
-          <w:numId w:val="1026"/>
-        </w:numPr>
-      </w:pPr>
-      <w:r>
-        <w:t xml:space="preserve">Every day counts! (Aim for daily activity)</w:t>
-      </w:r>
-    </w:p>
-    <w:bookmarkEnd w:id="53"/>
-    <w:bookmarkStart w:id="54" w:name="smoking-cessation"/>
-    <w:p>
-      <w:pPr>
-        <w:pStyle w:val="Heading2"/>
-      </w:pPr>
-      <w:r>
-        <w:t xml:space="preserve">46 Smoking Cessation</w:t>
-      </w:r>
-    </w:p>
-    <w:p>
-      <w:pPr>
-        <w:pStyle w:val="Compact"/>
-        <w:numPr>
-          <w:ilvl w:val="0"/>
-          <w:numId w:val="1027"/>
-        </w:numPr>
-      </w:pPr>
-      <w:r>
-        <w:t xml:space="preserve">Smoking makes cancer treatment more difficult</w:t>
       </w:r>
     </w:p>
     <w:p>
@@ -2475,6 +2522,64 @@
         </w:numPr>
       </w:pPr>
       <w:r>
+        <w:t xml:space="preserve">Working hard enough that you can’t converse</w:t>
+      </w:r>
+    </w:p>
+    <w:p>
+      <w:pPr>
+        <w:pStyle w:val="Compact"/>
+        <w:numPr>
+          <w:ilvl w:val="1"/>
+          <w:numId w:val="1028"/>
+        </w:numPr>
+      </w:pPr>
+      <w:r>
+        <w:t xml:space="preserve">Start slowly and build up</w:t>
+      </w:r>
+    </w:p>
+    <w:p>
+      <w:pPr>
+        <w:pStyle w:val="Compact"/>
+        <w:numPr>
+          <w:ilvl w:val="1"/>
+          <w:numId w:val="1028"/>
+        </w:numPr>
+      </w:pPr>
+      <w:r>
+        <w:t xml:space="preserve">Every day counts! (Aim for daily activity)</w:t>
+      </w:r>
+    </w:p>
+    <w:bookmarkEnd w:id="55"/>
+    <w:bookmarkStart w:id="56" w:name="smoking-cessation"/>
+    <w:p>
+      <w:pPr>
+        <w:pStyle w:val="Heading2"/>
+      </w:pPr>
+      <w:r>
+        <w:t xml:space="preserve">48 Smoking Cessation</w:t>
+      </w:r>
+    </w:p>
+    <w:p>
+      <w:pPr>
+        <w:pStyle w:val="Compact"/>
+        <w:numPr>
+          <w:ilvl w:val="0"/>
+          <w:numId w:val="1029"/>
+        </w:numPr>
+      </w:pPr>
+      <w:r>
+        <w:t xml:space="preserve">Smoking makes cancer treatment more difficult</w:t>
+      </w:r>
+    </w:p>
+    <w:p>
+      <w:pPr>
+        <w:pStyle w:val="Compact"/>
+        <w:numPr>
+          <w:ilvl w:val="1"/>
+          <w:numId w:val="1030"/>
+        </w:numPr>
+      </w:pPr>
+      <w:r>
         <w:t xml:space="preserve">Increases risk of complications after surgery</w:t>
       </w:r>
     </w:p>
@@ -2483,7 +2588,7 @@
         <w:pStyle w:val="Compact"/>
         <w:numPr>
           <w:ilvl w:val="0"/>
-          <w:numId w:val="1027"/>
+          <w:numId w:val="1029"/>
         </w:numPr>
       </w:pPr>
       <w:r>
@@ -2495,7 +2600,7 @@
         <w:pStyle w:val="Compact"/>
         <w:numPr>
           <w:ilvl w:val="1"/>
-          <w:numId w:val="1029"/>
+          <w:numId w:val="1031"/>
         </w:numPr>
       </w:pPr>
       <w:r>
@@ -2507,7 +2612,7 @@
         <w:pStyle w:val="Compact"/>
         <w:numPr>
           <w:ilvl w:val="1"/>
-          <w:numId w:val="1029"/>
+          <w:numId w:val="1031"/>
         </w:numPr>
       </w:pPr>
       <w:r>
@@ -2519,21 +2624,21 @@
         <w:pStyle w:val="Compact"/>
         <w:numPr>
           <w:ilvl w:val="1"/>
-          <w:numId w:val="1029"/>
+          <w:numId w:val="1031"/>
         </w:numPr>
       </w:pPr>
       <w:r>
         <w:t xml:space="preserve">Smoking Cessation Counseling (Metro Charlotte)</w:t>
       </w:r>
     </w:p>
-    <w:bookmarkEnd w:id="54"/>
-    <w:bookmarkStart w:id="55" w:name="surgery-for-esophageal-cancer"/>
-    <w:p>
-      <w:pPr>
-        <w:pStyle w:val="Heading2"/>
-      </w:pPr>
-      <w:r>
-        <w:t xml:space="preserve">47 Surgery for Esophageal Cancer</w:t>
+    <w:bookmarkEnd w:id="56"/>
+    <w:bookmarkStart w:id="57" w:name="surgery-for-esophageal-cancer"/>
+    <w:p>
+      <w:pPr>
+        <w:pStyle w:val="Heading2"/>
+      </w:pPr>
+      <w:r>
+        <w:t xml:space="preserve">49 Surgery for Esophageal Cancer</w:t>
       </w:r>
     </w:p>
     <w:p>
@@ -2549,7 +2654,7 @@
         <w:pStyle w:val="Compact"/>
         <w:numPr>
           <w:ilvl w:val="0"/>
-          <w:numId w:val="1030"/>
+          <w:numId w:val="1032"/>
         </w:numPr>
       </w:pPr>
       <w:r>
@@ -2561,7 +2666,7 @@
         <w:pStyle w:val="Compact"/>
         <w:numPr>
           <w:ilvl w:val="0"/>
-          <w:numId w:val="1030"/>
+          <w:numId w:val="1032"/>
         </w:numPr>
       </w:pPr>
       <w:r>
@@ -2573,29 +2678,29 @@
         <w:pStyle w:val="Compact"/>
         <w:numPr>
           <w:ilvl w:val="0"/>
-          <w:numId w:val="1030"/>
+          <w:numId w:val="1032"/>
         </w:numPr>
       </w:pPr>
       <w:r>
         <w:t xml:space="preserve">Locally Advanced (T3 M0) after preop therapy</w:t>
       </w:r>
     </w:p>
-    <w:bookmarkEnd w:id="55"/>
-    <w:bookmarkStart w:id="59" w:name="goals-of-surgery"/>
-    <w:p>
-      <w:pPr>
-        <w:pStyle w:val="Heading2"/>
-      </w:pPr>
-      <w:r>
-        <w:t xml:space="preserve">48 Goals of Surgery</w:t>
-      </w:r>
-    </w:p>
-    <w:p>
-      <w:pPr>
-        <w:pStyle w:val="Compact"/>
-        <w:numPr>
-          <w:ilvl w:val="0"/>
-          <w:numId w:val="1031"/>
+    <w:bookmarkEnd w:id="57"/>
+    <w:bookmarkStart w:id="61" w:name="goals-of-surgery"/>
+    <w:p>
+      <w:pPr>
+        <w:pStyle w:val="Heading2"/>
+      </w:pPr>
+      <w:r>
+        <w:t xml:space="preserve">50 Goals of Surgery</w:t>
+      </w:r>
+    </w:p>
+    <w:p>
+      <w:pPr>
+        <w:pStyle w:val="Compact"/>
+        <w:numPr>
+          <w:ilvl w:val="0"/>
+          <w:numId w:val="1033"/>
         </w:numPr>
       </w:pPr>
       <w:r>
@@ -2607,7 +2712,7 @@
         <w:pStyle w:val="Compact"/>
         <w:numPr>
           <w:ilvl w:val="0"/>
-          <w:numId w:val="1031"/>
+          <w:numId w:val="1033"/>
         </w:numPr>
       </w:pPr>
       <w:r>
@@ -2619,7 +2724,7 @@
         <w:pStyle w:val="Compact"/>
         <w:numPr>
           <w:ilvl w:val="0"/>
-          <w:numId w:val="1031"/>
+          <w:numId w:val="1033"/>
         </w:numPr>
       </w:pPr>
       <w:r>
@@ -2635,18 +2740,18 @@
           <wp:inline>
             <wp:extent cx="5334000" cy="5481674"/>
             <wp:effectExtent b="0" l="0" r="0" t="0"/>
-            <wp:docPr descr="" title="" id="57" name="Picture"/>
+            <wp:docPr descr="" title="" id="59" name="Picture"/>
             <a:graphic>
               <a:graphicData uri="http://schemas.openxmlformats.org/drawingml/2006/picture">
                 <pic:pic>
                   <pic:nvPicPr>
-                    <pic:cNvPr descr="images/Eso_Resection1_ai.png" id="58" name="Picture"/>
+                    <pic:cNvPr descr="images/Eso_Resection1_ai.png" id="60" name="Picture"/>
                     <pic:cNvPicPr>
                       <a:picLocks noChangeArrowheads="1" noChangeAspect="1"/>
                     </pic:cNvPicPr>
                   </pic:nvPicPr>
                   <pic:blipFill>
-                    <a:blip r:embed="rId56"/>
+                    <a:blip r:embed="rId58"/>
                     <a:stretch>
                       <a:fillRect/>
                     </a:stretch>
@@ -2673,22 +2778,22 @@
         </w:drawing>
       </w:r>
     </w:p>
-    <w:bookmarkEnd w:id="59"/>
-    <w:bookmarkStart w:id="63" w:name="ivor-lewis-transthoracic-esophagectomy"/>
-    <w:p>
-      <w:pPr>
-        <w:pStyle w:val="Heading2"/>
-      </w:pPr>
-      <w:r>
-        <w:t xml:space="preserve">49 Ivor Lewis (Transthoracic) Esophagectomy</w:t>
-      </w:r>
-    </w:p>
-    <w:p>
-      <w:pPr>
-        <w:pStyle w:val="Compact"/>
-        <w:numPr>
-          <w:ilvl w:val="0"/>
-          <w:numId w:val="1032"/>
+    <w:bookmarkEnd w:id="61"/>
+    <w:bookmarkStart w:id="65" w:name="ivor-lewis-transthoracic-esophagectomy"/>
+    <w:p>
+      <w:pPr>
+        <w:pStyle w:val="Heading2"/>
+      </w:pPr>
+      <w:r>
+        <w:t xml:space="preserve">51 Ivor Lewis (Transthoracic) Esophagectomy</w:t>
+      </w:r>
+    </w:p>
+    <w:p>
+      <w:pPr>
+        <w:pStyle w:val="Compact"/>
+        <w:numPr>
+          <w:ilvl w:val="0"/>
+          <w:numId w:val="1034"/>
         </w:numPr>
       </w:pPr>
       <w:r>
@@ -2700,7 +2805,7 @@
         <w:pStyle w:val="Compact"/>
         <w:numPr>
           <w:ilvl w:val="0"/>
-          <w:numId w:val="1032"/>
+          <w:numId w:val="1034"/>
         </w:numPr>
       </w:pPr>
       <w:r>
@@ -2712,7 +2817,7 @@
         <w:pStyle w:val="Compact"/>
         <w:numPr>
           <w:ilvl w:val="0"/>
-          <w:numId w:val="1032"/>
+          <w:numId w:val="1034"/>
         </w:numPr>
       </w:pPr>
       <w:r>
@@ -2728,18 +2833,18 @@
           <wp:inline>
             <wp:extent cx="5334000" cy="5481674"/>
             <wp:effectExtent b="0" l="0" r="0" t="0"/>
-            <wp:docPr descr="" title="" id="61" name="Picture"/>
+            <wp:docPr descr="" title="" id="63" name="Picture"/>
             <a:graphic>
               <a:graphicData uri="http://schemas.openxmlformats.org/drawingml/2006/picture">
                 <pic:pic>
                   <pic:nvPicPr>
-                    <pic:cNvPr descr="images/Eso_Resection2_ai.png" id="62" name="Picture"/>
+                    <pic:cNvPr descr="images/Eso_Resection2_ai.png" id="64" name="Picture"/>
                     <pic:cNvPicPr>
                       <a:picLocks noChangeArrowheads="1" noChangeAspect="1"/>
                     </pic:cNvPicPr>
                   </pic:nvPicPr>
                   <pic:blipFill>
-                    <a:blip r:embed="rId60"/>
+                    <a:blip r:embed="rId62"/>
                     <a:stretch>
                       <a:fillRect/>
                     </a:stretch>
@@ -2766,14 +2871,14 @@
         </w:drawing>
       </w:r>
     </w:p>
-    <w:bookmarkEnd w:id="63"/>
-    <w:bookmarkStart w:id="67" w:name="reconstruction"/>
-    <w:p>
-      <w:pPr>
-        <w:pStyle w:val="Heading2"/>
-      </w:pPr>
-      <w:r>
-        <w:t xml:space="preserve">50 Reconstruction</w:t>
+    <w:bookmarkEnd w:id="65"/>
+    <w:bookmarkStart w:id="69" w:name="reconstruction"/>
+    <w:p>
+      <w:pPr>
+        <w:pStyle w:val="Heading2"/>
+      </w:pPr>
+      <w:r>
+        <w:t xml:space="preserve">52 Reconstruction</w:t>
       </w:r>
     </w:p>
     <w:p>
@@ -2793,18 +2898,18 @@
           <wp:inline>
             <wp:extent cx="5334000" cy="5481674"/>
             <wp:effectExtent b="0" l="0" r="0" t="0"/>
-            <wp:docPr descr="" title="" id="65" name="Picture"/>
+            <wp:docPr descr="" title="" id="67" name="Picture"/>
             <a:graphic>
               <a:graphicData uri="http://schemas.openxmlformats.org/drawingml/2006/picture">
                 <pic:pic>
                   <pic:nvPicPr>
-                    <pic:cNvPr descr="images/Eso_Resection3_ai.png" id="66" name="Picture"/>
+                    <pic:cNvPr descr="images/Eso_Resection3_ai.png" id="68" name="Picture"/>
                     <pic:cNvPicPr>
                       <a:picLocks noChangeArrowheads="1" noChangeAspect="1"/>
                     </pic:cNvPicPr>
                   </pic:nvPicPr>
                   <pic:blipFill>
-                    <a:blip r:embed="rId64"/>
+                    <a:blip r:embed="rId66"/>
                     <a:stretch>
                       <a:fillRect/>
                     </a:stretch>
@@ -2831,14 +2936,14 @@
         </w:drawing>
       </w:r>
     </w:p>
-    <w:bookmarkEnd w:id="67"/>
-    <w:bookmarkStart w:id="71" w:name="ivor-lewis-esophagectomy"/>
-    <w:p>
-      <w:pPr>
-        <w:pStyle w:val="Heading2"/>
-      </w:pPr>
-      <w:r>
-        <w:t xml:space="preserve">51 Ivor Lewis esophagectomy</w:t>
+    <w:bookmarkEnd w:id="69"/>
+    <w:bookmarkStart w:id="73" w:name="ivor-lewis-esophagectomy"/>
+    <w:p>
+      <w:pPr>
+        <w:pStyle w:val="Heading2"/>
+      </w:pPr>
+      <w:r>
+        <w:t xml:space="preserve">53 Ivor Lewis esophagectomy</w:t>
       </w:r>
     </w:p>
     <w:p>
@@ -2871,18 +2976,18 @@
           <wp:inline>
             <wp:extent cx="5334000" cy="5478622"/>
             <wp:effectExtent b="0" l="0" r="0" t="0"/>
-            <wp:docPr descr="" title="" id="69" name="Picture"/>
+            <wp:docPr descr="" title="" id="71" name="Picture"/>
             <a:graphic>
               <a:graphicData uri="http://schemas.openxmlformats.org/drawingml/2006/picture">
                 <pic:pic>
                   <pic:nvPicPr>
-                    <pic:cNvPr descr="images/Eso_IvorLewis_Anastomosis.png" id="70" name="Picture"/>
+                    <pic:cNvPr descr="images/Eso_IvorLewis_Anastomosis.png" id="72" name="Picture"/>
                     <pic:cNvPicPr>
                       <a:picLocks noChangeArrowheads="1" noChangeAspect="1"/>
                     </pic:cNvPicPr>
                   </pic:nvPicPr>
                   <pic:blipFill>
-                    <a:blip r:embed="rId68"/>
+                    <a:blip r:embed="rId70"/>
                     <a:stretch>
                       <a:fillRect/>
                     </a:stretch>
@@ -2909,22 +3014,22 @@
         </w:drawing>
       </w:r>
     </w:p>
-    <w:bookmarkEnd w:id="71"/>
-    <w:bookmarkStart w:id="75" w:name="minimally-invasive-ivor-lewis"/>
-    <w:p>
-      <w:pPr>
-        <w:pStyle w:val="Heading2"/>
-      </w:pPr>
-      <w:r>
-        <w:t xml:space="preserve">52 Minimally-invasive Ivor Lewis</w:t>
-      </w:r>
-    </w:p>
-    <w:p>
-      <w:pPr>
-        <w:pStyle w:val="Compact"/>
-        <w:numPr>
-          <w:ilvl w:val="0"/>
-          <w:numId w:val="1033"/>
+    <w:bookmarkEnd w:id="73"/>
+    <w:bookmarkStart w:id="77" w:name="minimally-invasive-ivor-lewis"/>
+    <w:p>
+      <w:pPr>
+        <w:pStyle w:val="Heading2"/>
+      </w:pPr>
+      <w:r>
+        <w:t xml:space="preserve">54 Minimally-invasive Ivor Lewis</w:t>
+      </w:r>
+    </w:p>
+    <w:p>
+      <w:pPr>
+        <w:pStyle w:val="Compact"/>
+        <w:numPr>
+          <w:ilvl w:val="0"/>
+          <w:numId w:val="1035"/>
         </w:numPr>
       </w:pPr>
       <w:r>
@@ -2936,7 +3041,7 @@
         <w:pStyle w:val="Compact"/>
         <w:numPr>
           <w:ilvl w:val="0"/>
-          <w:numId w:val="1033"/>
+          <w:numId w:val="1035"/>
         </w:numPr>
       </w:pPr>
       <w:r>
@@ -2948,7 +3053,7 @@
         <w:pStyle w:val="Compact"/>
         <w:numPr>
           <w:ilvl w:val="0"/>
-          <w:numId w:val="1033"/>
+          <w:numId w:val="1035"/>
         </w:numPr>
       </w:pPr>
       <w:r>
@@ -2981,18 +3086,18 @@
           <wp:inline>
             <wp:extent cx="5334000" cy="5481674"/>
             <wp:effectExtent b="0" l="0" r="0" t="0"/>
-            <wp:docPr descr="" title="" id="73" name="Picture"/>
+            <wp:docPr descr="" title="" id="75" name="Picture"/>
             <a:graphic>
               <a:graphicData uri="http://schemas.openxmlformats.org/drawingml/2006/picture">
                 <pic:pic>
                   <pic:nvPicPr>
-                    <pic:cNvPr descr="images/MIE_IvorLewisArtboard.png" id="74" name="Picture"/>
+                    <pic:cNvPr descr="images/MIE_IvorLewisArtboard.png" id="76" name="Picture"/>
                     <pic:cNvPicPr>
                       <a:picLocks noChangeArrowheads="1" noChangeAspect="1"/>
                     </pic:cNvPicPr>
                   </pic:nvPicPr>
                   <pic:blipFill>
-                    <a:blip r:embed="rId72"/>
+                    <a:blip r:embed="rId74"/>
                     <a:stretch>
                       <a:fillRect/>
                     </a:stretch>
@@ -3019,14 +3124,14 @@
         </w:drawing>
       </w:r>
     </w:p>
-    <w:bookmarkEnd w:id="75"/>
-    <w:bookmarkStart w:id="79" w:name="open-ivor-lewis"/>
-    <w:p>
-      <w:pPr>
-        <w:pStyle w:val="Heading2"/>
-      </w:pPr>
-      <w:r>
-        <w:t xml:space="preserve">53 Open Ivor Lewis</w:t>
+    <w:bookmarkEnd w:id="77"/>
+    <w:bookmarkStart w:id="81" w:name="open-ivor-lewis"/>
+    <w:p>
+      <w:pPr>
+        <w:pStyle w:val="Heading2"/>
+      </w:pPr>
+      <w:r>
+        <w:t xml:space="preserve">55 Open Ivor Lewis</w:t>
       </w:r>
     </w:p>
     <w:p>
@@ -3054,18 +3159,18 @@
           <wp:inline>
             <wp:extent cx="5334000" cy="5481674"/>
             <wp:effectExtent b="0" l="0" r="0" t="0"/>
-            <wp:docPr descr="" title="" id="77" name="Picture"/>
+            <wp:docPr descr="" title="" id="79" name="Picture"/>
             <a:graphic>
               <a:graphicData uri="http://schemas.openxmlformats.org/drawingml/2006/picture">
                 <pic:pic>
                   <pic:nvPicPr>
-                    <pic:cNvPr descr="images/IvorLewisArtboard.png" id="78" name="Picture"/>
+                    <pic:cNvPr descr="images/IvorLewisArtboard.png" id="80" name="Picture"/>
                     <pic:cNvPicPr>
                       <a:picLocks noChangeArrowheads="1" noChangeAspect="1"/>
                     </pic:cNvPicPr>
                   </pic:nvPicPr>
                   <pic:blipFill>
-                    <a:blip r:embed="rId76"/>
+                    <a:blip r:embed="rId78"/>
                     <a:stretch>
                       <a:fillRect/>
                     </a:stretch>
@@ -3092,14 +3197,14 @@
         </w:drawing>
       </w:r>
     </w:p>
-    <w:bookmarkEnd w:id="79"/>
-    <w:bookmarkStart w:id="83" w:name="total-esophagectomy"/>
-    <w:p>
-      <w:pPr>
-        <w:pStyle w:val="Heading2"/>
-      </w:pPr>
-      <w:r>
-        <w:t xml:space="preserve">54 Total Esophagectomy</w:t>
+    <w:bookmarkEnd w:id="81"/>
+    <w:bookmarkStart w:id="85" w:name="total-esophagectomy"/>
+    <w:p>
+      <w:pPr>
+        <w:pStyle w:val="Heading2"/>
+      </w:pPr>
+      <w:r>
+        <w:t xml:space="preserve">56 Total Esophagectomy</w:t>
       </w:r>
     </w:p>
     <w:p>
@@ -3127,18 +3232,18 @@
           <wp:inline>
             <wp:extent cx="5334000" cy="5481674"/>
             <wp:effectExtent b="0" l="0" r="0" t="0"/>
-            <wp:docPr descr="" title="" id="81" name="Picture"/>
+            <wp:docPr descr="" title="" id="83" name="Picture"/>
             <a:graphic>
               <a:graphicData uri="http://schemas.openxmlformats.org/drawingml/2006/picture">
                 <pic:pic>
                   <pic:nvPicPr>
-                    <pic:cNvPr descr="images/Eso_ProxTumorArtboard.png" id="82" name="Picture"/>
+                    <pic:cNvPr descr="images/Eso_ProxTumorArtboard.png" id="84" name="Picture"/>
                     <pic:cNvPicPr>
                       <a:picLocks noChangeArrowheads="1" noChangeAspect="1"/>
                     </pic:cNvPicPr>
                   </pic:nvPicPr>
                   <pic:blipFill>
-                    <a:blip r:embed="rId80"/>
+                    <a:blip r:embed="rId82"/>
                     <a:stretch>
                       <a:fillRect/>
                     </a:stretch>
@@ -3165,14 +3270,14 @@
         </w:drawing>
       </w:r>
     </w:p>
-    <w:bookmarkEnd w:id="83"/>
-    <w:bookmarkStart w:id="90" w:name="mckeown-esophagectomy"/>
-    <w:p>
-      <w:pPr>
-        <w:pStyle w:val="Heading2"/>
-      </w:pPr>
-      <w:r>
-        <w:t xml:space="preserve">55 McKeown Esophagectomy</w:t>
+    <w:bookmarkEnd w:id="85"/>
+    <w:bookmarkStart w:id="92" w:name="mckeown-esophagectomy"/>
+    <w:p>
+      <w:pPr>
+        <w:pStyle w:val="Heading2"/>
+      </w:pPr>
+      <w:r>
+        <w:t xml:space="preserve">57 McKeown Esophagectomy</w:t>
       </w:r>
     </w:p>
     <w:p>
@@ -3184,18 +3289,18 @@
           <wp:inline>
             <wp:extent cx="5334000" cy="5481674"/>
             <wp:effectExtent b="0" l="0" r="0" t="0"/>
-            <wp:docPr descr="" title="" id="85" name="Picture"/>
+            <wp:docPr descr="" title="" id="87" name="Picture"/>
             <a:graphic>
               <a:graphicData uri="http://schemas.openxmlformats.org/drawingml/2006/picture">
                 <pic:pic>
                   <pic:nvPicPr>
-                    <pic:cNvPr descr="images/Eso_ResectionTotalArtboard.png" id="86" name="Picture"/>
+                    <pic:cNvPr descr="images/Eso_ResectionTotalArtboard.png" id="88" name="Picture"/>
                     <pic:cNvPicPr>
                       <a:picLocks noChangeArrowheads="1" noChangeAspect="1"/>
                     </pic:cNvPicPr>
                   </pic:nvPicPr>
                   <pic:blipFill>
-                    <a:blip r:embed="rId84"/>
+                    <a:blip r:embed="rId86"/>
                     <a:stretch>
                       <a:fillRect/>
                     </a:stretch>
@@ -3237,18 +3342,18 @@
           <wp:inline>
             <wp:extent cx="5334000" cy="5481674"/>
             <wp:effectExtent b="0" l="0" r="0" t="0"/>
-            <wp:docPr descr="" title="" id="88" name="Picture"/>
+            <wp:docPr descr="" title="" id="90" name="Picture"/>
             <a:graphic>
               <a:graphicData uri="http://schemas.openxmlformats.org/drawingml/2006/picture">
                 <pic:pic>
                   <pic:nvPicPr>
-                    <pic:cNvPr descr="images/Eso_MIE_McKeownArtboard.png" id="89" name="Picture"/>
+                    <pic:cNvPr descr="images/Eso_MIE_McKeownArtboard.png" id="91" name="Picture"/>
                     <pic:cNvPicPr>
                       <a:picLocks noChangeArrowheads="1" noChangeAspect="1"/>
                     </pic:cNvPicPr>
                   </pic:nvPicPr>
                   <pic:blipFill>
-                    <a:blip r:embed="rId87"/>
+                    <a:blip r:embed="rId89"/>
                     <a:stretch>
                       <a:fillRect/>
                     </a:stretch>
@@ -3281,14 +3386,14 @@
         <w:t xml:space="preserve">Connection made in the neck</w:t>
       </w:r>
     </w:p>
-    <w:bookmarkEnd w:id="90"/>
-    <w:bookmarkStart w:id="91" w:name="risks-of-esophagectomy"/>
-    <w:p>
-      <w:pPr>
-        <w:pStyle w:val="Heading2"/>
-      </w:pPr>
-      <w:r>
-        <w:t xml:space="preserve">56 Risks of Esophagectomy</w:t>
+    <w:bookmarkEnd w:id="92"/>
+    <w:bookmarkStart w:id="93" w:name="risks-of-esophagectomy"/>
+    <w:p>
+      <w:pPr>
+        <w:pStyle w:val="Heading2"/>
+      </w:pPr>
+      <w:r>
+        <w:t xml:space="preserve">58 Risks of Esophagectomy</w:t>
       </w:r>
     </w:p>
     <w:p>
@@ -3312,7 +3417,7 @@
         <w:pStyle w:val="Compact"/>
         <w:numPr>
           <w:ilvl w:val="0"/>
-          <w:numId w:val="1034"/>
+          <w:numId w:val="1036"/>
         </w:numPr>
       </w:pPr>
       <w:r>
@@ -3324,21 +3429,21 @@
         <w:pStyle w:val="Compact"/>
         <w:numPr>
           <w:ilvl w:val="0"/>
-          <w:numId w:val="1034"/>
+          <w:numId w:val="1036"/>
         </w:numPr>
       </w:pPr>
       <w:r>
         <w:t xml:space="preserve">Pneumonia</w:t>
       </w:r>
     </w:p>
-    <w:bookmarkEnd w:id="91"/>
-    <w:bookmarkStart w:id="94" w:name="anastomotic-leak"/>
-    <w:p>
-      <w:pPr>
-        <w:pStyle w:val="Heading2"/>
-      </w:pPr>
-      <w:r>
-        <w:t xml:space="preserve">57 Anastomotic Leak</w:t>
+    <w:bookmarkEnd w:id="93"/>
+    <w:bookmarkStart w:id="96" w:name="anastomotic-leak"/>
+    <w:p>
+      <w:pPr>
+        <w:pStyle w:val="Heading2"/>
+      </w:pPr>
+      <w:r>
+        <w:t xml:space="preserve">59 Anastomotic Leak</w:t>
       </w:r>
     </w:p>
     <w:p>
@@ -3358,18 +3463,18 @@
           <wp:inline>
             <wp:extent cx="5334000" cy="5478622"/>
             <wp:effectExtent b="0" l="0" r="0" t="0"/>
-            <wp:docPr descr="" title="" id="92" name="Picture"/>
+            <wp:docPr descr="" title="" id="94" name="Picture"/>
             <a:graphic>
               <a:graphicData uri="http://schemas.openxmlformats.org/drawingml/2006/picture">
                 <pic:pic>
                   <pic:nvPicPr>
-                    <pic:cNvPr descr="images/Eso_IvorLewis_Anastomosis.png" id="93" name="Picture"/>
+                    <pic:cNvPr descr="images/Eso_IvorLewis_Anastomosis.png" id="95" name="Picture"/>
                     <pic:cNvPicPr>
                       <a:picLocks noChangeArrowheads="1" noChangeAspect="1"/>
                     </pic:cNvPicPr>
                   </pic:nvPicPr>
                   <pic:blipFill>
-                    <a:blip r:embed="rId68"/>
+                    <a:blip r:embed="rId70"/>
                     <a:stretch>
                       <a:fillRect/>
                     </a:stretch>
@@ -3396,14 +3501,14 @@
         </w:drawing>
       </w:r>
     </w:p>
-    <w:bookmarkEnd w:id="94"/>
-    <w:bookmarkStart w:id="98" w:name="anastomotic-leak-1"/>
-    <w:p>
-      <w:pPr>
-        <w:pStyle w:val="Heading2"/>
-      </w:pPr>
-      <w:r>
-        <w:t xml:space="preserve">58 Anastomotic Leak</w:t>
+    <w:bookmarkEnd w:id="96"/>
+    <w:bookmarkStart w:id="100" w:name="anastomotic-leak-1"/>
+    <w:p>
+      <w:pPr>
+        <w:pStyle w:val="Heading2"/>
+      </w:pPr>
+      <w:r>
+        <w:t xml:space="preserve">60 Anastomotic Leak</w:t>
       </w:r>
     </w:p>
     <w:p>
@@ -3419,7 +3524,7 @@
         <w:pStyle w:val="Compact"/>
         <w:numPr>
           <w:ilvl w:val="0"/>
-          <w:numId w:val="1035"/>
+          <w:numId w:val="1037"/>
         </w:numPr>
       </w:pPr>
       <w:r>
@@ -3431,7 +3536,7 @@
         <w:pStyle w:val="Compact"/>
         <w:numPr>
           <w:ilvl w:val="0"/>
-          <w:numId w:val="1035"/>
+          <w:numId w:val="1037"/>
         </w:numPr>
       </w:pPr>
       <w:r>
@@ -3443,7 +3548,7 @@
         <w:pStyle w:val="Compact"/>
         <w:numPr>
           <w:ilvl w:val="0"/>
-          <w:numId w:val="1035"/>
+          <w:numId w:val="1037"/>
         </w:numPr>
       </w:pPr>
       <w:r>
@@ -3459,18 +3564,18 @@
           <wp:inline>
             <wp:extent cx="5334000" cy="5478622"/>
             <wp:effectExtent b="0" l="0" r="0" t="0"/>
-            <wp:docPr descr="" title="" id="96" name="Picture"/>
+            <wp:docPr descr="" title="" id="98" name="Picture"/>
             <a:graphic>
               <a:graphicData uri="http://schemas.openxmlformats.org/drawingml/2006/picture">
                 <pic:pic>
                   <pic:nvPicPr>
-                    <pic:cNvPr descr="images/Eso_IvorLewis_Leak.png" id="97" name="Picture"/>
+                    <pic:cNvPr descr="images/Eso_IvorLewis_Leak.png" id="99" name="Picture"/>
                     <pic:cNvPicPr>
                       <a:picLocks noChangeArrowheads="1" noChangeAspect="1"/>
                     </pic:cNvPicPr>
                   </pic:nvPicPr>
                   <pic:blipFill>
-                    <a:blip r:embed="rId95"/>
+                    <a:blip r:embed="rId97"/>
                     <a:stretch>
                       <a:fillRect/>
                     </a:stretch>
@@ -3497,14 +3602,14 @@
         </w:drawing>
       </w:r>
     </w:p>
-    <w:bookmarkEnd w:id="98"/>
-    <w:bookmarkStart w:id="101" w:name="anastomotic-leak-2"/>
-    <w:p>
-      <w:pPr>
-        <w:pStyle w:val="Heading2"/>
-      </w:pPr>
-      <w:r>
-        <w:t xml:space="preserve">59 Anastomotic Leak</w:t>
+    <w:bookmarkEnd w:id="100"/>
+    <w:bookmarkStart w:id="103" w:name="anastomotic-leak-2"/>
+    <w:p>
+      <w:pPr>
+        <w:pStyle w:val="Heading2"/>
+      </w:pPr>
+      <w:r>
+        <w:t xml:space="preserve">61 Anastomotic Leak</w:t>
       </w:r>
     </w:p>
     <w:p>
@@ -3520,7 +3625,7 @@
         <w:pStyle w:val="Compact"/>
         <w:numPr>
           <w:ilvl w:val="0"/>
-          <w:numId w:val="1036"/>
+          <w:numId w:val="1038"/>
         </w:numPr>
       </w:pPr>
       <w:r>
@@ -3532,7 +3637,7 @@
         <w:pStyle w:val="Compact"/>
         <w:numPr>
           <w:ilvl w:val="0"/>
-          <w:numId w:val="1036"/>
+          <w:numId w:val="1038"/>
         </w:numPr>
       </w:pPr>
       <w:r>
@@ -3544,7 +3649,7 @@
         <w:pStyle w:val="Compact"/>
         <w:numPr>
           <w:ilvl w:val="0"/>
-          <w:numId w:val="1036"/>
+          <w:numId w:val="1038"/>
         </w:numPr>
       </w:pPr>
       <w:r>
@@ -3560,18 +3665,18 @@
           <wp:inline>
             <wp:extent cx="5334000" cy="5478622"/>
             <wp:effectExtent b="0" l="0" r="0" t="0"/>
-            <wp:docPr descr="" title="" id="99" name="Picture"/>
+            <wp:docPr descr="" title="" id="101" name="Picture"/>
             <a:graphic>
               <a:graphicData uri="http://schemas.openxmlformats.org/drawingml/2006/picture">
                 <pic:pic>
                   <pic:nvPicPr>
-                    <pic:cNvPr descr="images/Eso_IvorLewis_Leak.png" id="100" name="Picture"/>
+                    <pic:cNvPr descr="images/Eso_IvorLewis_Leak.png" id="102" name="Picture"/>
                     <pic:cNvPicPr>
                       <a:picLocks noChangeArrowheads="1" noChangeAspect="1"/>
                     </pic:cNvPicPr>
                   </pic:nvPicPr>
                   <pic:blipFill>
-                    <a:blip r:embed="rId95"/>
+                    <a:blip r:embed="rId97"/>
                     <a:stretch>
                       <a:fillRect/>
                     </a:stretch>
@@ -3598,14 +3703,14 @@
         </w:drawing>
       </w:r>
     </w:p>
-    <w:bookmarkEnd w:id="101"/>
-    <w:bookmarkStart w:id="104" w:name="anastomotic-leak-3"/>
-    <w:p>
-      <w:pPr>
-        <w:pStyle w:val="Heading2"/>
-      </w:pPr>
-      <w:r>
-        <w:t xml:space="preserve">60 Anastomotic Leak</w:t>
+    <w:bookmarkEnd w:id="103"/>
+    <w:bookmarkStart w:id="106" w:name="anastomotic-leak-3"/>
+    <w:p>
+      <w:pPr>
+        <w:pStyle w:val="Heading2"/>
+      </w:pPr>
+      <w:r>
+        <w:t xml:space="preserve">62 Anastomotic Leak</w:t>
       </w:r>
     </w:p>
     <w:p>
@@ -3621,7 +3726,7 @@
         <w:pStyle w:val="Compact"/>
         <w:numPr>
           <w:ilvl w:val="0"/>
-          <w:numId w:val="1037"/>
+          <w:numId w:val="1039"/>
         </w:numPr>
       </w:pPr>
       <w:r>
@@ -3633,7 +3738,7 @@
         <w:pStyle w:val="Compact"/>
         <w:numPr>
           <w:ilvl w:val="0"/>
-          <w:numId w:val="1037"/>
+          <w:numId w:val="1039"/>
         </w:numPr>
       </w:pPr>
       <w:r>
@@ -3645,7 +3750,7 @@
         <w:pStyle w:val="Compact"/>
         <w:numPr>
           <w:ilvl w:val="0"/>
-          <w:numId w:val="1037"/>
+          <w:numId w:val="1039"/>
         </w:numPr>
       </w:pPr>
       <w:r>
@@ -3661,18 +3766,18 @@
           <wp:inline>
             <wp:extent cx="5334000" cy="5478622"/>
             <wp:effectExtent b="0" l="0" r="0" t="0"/>
-            <wp:docPr descr="" title="" id="102" name="Picture"/>
+            <wp:docPr descr="" title="" id="104" name="Picture"/>
             <a:graphic>
               <a:graphicData uri="http://schemas.openxmlformats.org/drawingml/2006/picture">
                 <pic:pic>
                   <pic:nvPicPr>
-                    <pic:cNvPr descr="images/Eso_IvorLewis_Leak.png" id="103" name="Picture"/>
+                    <pic:cNvPr descr="images/Eso_IvorLewis_Leak.png" id="105" name="Picture"/>
                     <pic:cNvPicPr>
                       <a:picLocks noChangeArrowheads="1" noChangeAspect="1"/>
                     </pic:cNvPicPr>
                   </pic:nvPicPr>
                   <pic:blipFill>
-                    <a:blip r:embed="rId95"/>
+                    <a:blip r:embed="rId97"/>
                     <a:stretch>
                       <a:fillRect/>
                     </a:stretch>
@@ -3699,21 +3804,21 @@
         </w:drawing>
       </w:r>
     </w:p>
-    <w:bookmarkEnd w:id="104"/>
-    <w:bookmarkStart w:id="108" w:name="pneumonia"/>
-    <w:p>
-      <w:pPr>
-        <w:pStyle w:val="Heading2"/>
-      </w:pPr>
-      <w:r>
-        <w:t xml:space="preserve">61 Pneumonia</w:t>
-      </w:r>
-    </w:p>
-    <w:p>
-      <w:pPr>
-        <w:numPr>
-          <w:ilvl w:val="0"/>
-          <w:numId w:val="1038"/>
+    <w:bookmarkEnd w:id="106"/>
+    <w:bookmarkStart w:id="110" w:name="pneumonia"/>
+    <w:p>
+      <w:pPr>
+        <w:pStyle w:val="Heading2"/>
+      </w:pPr>
+      <w:r>
+        <w:t xml:space="preserve">63 Pneumonia</w:t>
+      </w:r>
+    </w:p>
+    <w:p>
+      <w:pPr>
+        <w:numPr>
+          <w:ilvl w:val="0"/>
+          <w:numId w:val="1040"/>
         </w:numPr>
       </w:pPr>
       <w:r>
@@ -3724,7 +3829,7 @@
       <w:pPr>
         <w:numPr>
           <w:ilvl w:val="0"/>
-          <w:numId w:val="1038"/>
+          <w:numId w:val="1040"/>
         </w:numPr>
       </w:pPr>
       <w:r>
@@ -3735,7 +3840,7 @@
       <w:pPr>
         <w:numPr>
           <w:ilvl w:val="0"/>
-          <w:numId w:val="1038"/>
+          <w:numId w:val="1040"/>
         </w:numPr>
       </w:pPr>
       <w:r>
@@ -3751,18 +3856,18 @@
           <wp:inline>
             <wp:extent cx="5334000" cy="5481674"/>
             <wp:effectExtent b="0" l="0" r="0" t="0"/>
-            <wp:docPr descr="" title="" id="106" name="Picture"/>
+            <wp:docPr descr="" title="" id="108" name="Picture"/>
             <a:graphic>
               <a:graphicData uri="http://schemas.openxmlformats.org/drawingml/2006/picture">
                 <pic:pic>
                   <pic:nvPicPr>
-                    <pic:cNvPr descr="images/Eso_LungsArtboard.png" id="107" name="Picture"/>
+                    <pic:cNvPr descr="images/Eso_LungsArtboard.png" id="109" name="Picture"/>
                     <pic:cNvPicPr>
                       <a:picLocks noChangeArrowheads="1" noChangeAspect="1"/>
                     </pic:cNvPicPr>
                   </pic:nvPicPr>
                   <pic:blipFill>
-                    <a:blip r:embed="rId105"/>
+                    <a:blip r:embed="rId107"/>
                     <a:stretch>
                       <a:fillRect/>
                     </a:stretch>
@@ -3789,14 +3894,14 @@
         </w:drawing>
       </w:r>
     </w:p>
-    <w:bookmarkEnd w:id="108"/>
-    <w:bookmarkStart w:id="109" w:name="preventing-pneumonia"/>
-    <w:p>
-      <w:pPr>
-        <w:pStyle w:val="Heading2"/>
-      </w:pPr>
-      <w:r>
-        <w:t xml:space="preserve">62 Preventing Pneumonia</w:t>
+    <w:bookmarkEnd w:id="110"/>
+    <w:bookmarkStart w:id="111" w:name="preventing-pneumonia"/>
+    <w:p>
+      <w:pPr>
+        <w:pStyle w:val="Heading2"/>
+      </w:pPr>
+      <w:r>
+        <w:t xml:space="preserve">64 Preventing Pneumonia</w:t>
       </w:r>
     </w:p>
     <w:p>
@@ -3812,7 +3917,7 @@
         <w:pStyle w:val="Compact"/>
         <w:numPr>
           <w:ilvl w:val="0"/>
-          <w:numId w:val="1039"/>
+          <w:numId w:val="1041"/>
         </w:numPr>
       </w:pPr>
       <w:r>
@@ -3824,7 +3929,7 @@
         <w:pStyle w:val="Compact"/>
         <w:numPr>
           <w:ilvl w:val="0"/>
-          <w:numId w:val="1039"/>
+          <w:numId w:val="1041"/>
         </w:numPr>
       </w:pPr>
       <w:r>
@@ -3836,7 +3941,7 @@
         <w:pStyle w:val="Compact"/>
         <w:numPr>
           <w:ilvl w:val="0"/>
-          <w:numId w:val="1039"/>
+          <w:numId w:val="1041"/>
         </w:numPr>
       </w:pPr>
       <w:r>
@@ -3856,7 +3961,7 @@
         <w:pStyle w:val="Compact"/>
         <w:numPr>
           <w:ilvl w:val="0"/>
-          <w:numId w:val="1040"/>
+          <w:numId w:val="1042"/>
         </w:numPr>
       </w:pPr>
       <w:r>
@@ -3868,21 +3973,21 @@
         <w:pStyle w:val="Compact"/>
         <w:numPr>
           <w:ilvl w:val="0"/>
-          <w:numId w:val="1040"/>
+          <w:numId w:val="1042"/>
         </w:numPr>
       </w:pPr>
       <w:r>
         <w:t xml:space="preserve">Walking in the halls as soon as possible</w:t>
       </w:r>
     </w:p>
-    <w:bookmarkEnd w:id="109"/>
-    <w:bookmarkStart w:id="116" w:name="minimally-invasive-esophagectomy"/>
-    <w:p>
-      <w:pPr>
-        <w:pStyle w:val="Heading2"/>
-      </w:pPr>
-      <w:r>
-        <w:t xml:space="preserve">63 Minimally-invasive Esophagectomy</w:t>
+    <w:bookmarkEnd w:id="111"/>
+    <w:bookmarkStart w:id="118" w:name="minimally-invasive-esophagectomy"/>
+    <w:p>
+      <w:pPr>
+        <w:pStyle w:val="Heading2"/>
+      </w:pPr>
+      <w:r>
+        <w:t xml:space="preserve">65 Minimally-invasive Esophagectomy</w:t>
       </w:r>
     </w:p>
     <w:p>
@@ -3894,18 +3999,18 @@
           <wp:inline>
             <wp:extent cx="5334000" cy="4000500"/>
             <wp:effectExtent b="0" l="0" r="0" t="0"/>
-            <wp:docPr descr="" title="" id="111" name="Picture"/>
+            <wp:docPr descr="" title="" id="113" name="Picture"/>
             <a:graphic>
               <a:graphicData uri="http://schemas.openxmlformats.org/drawingml/2006/picture">
                 <pic:pic>
                   <pic:nvPicPr>
-                    <pic:cNvPr descr="images/mie_abd.png" id="112" name="Picture"/>
+                    <pic:cNvPr descr="images/mie_abd.png" id="114" name="Picture"/>
                     <pic:cNvPicPr>
                       <a:picLocks noChangeArrowheads="1" noChangeAspect="1"/>
                     </pic:cNvPicPr>
                   </pic:nvPicPr>
                   <pic:blipFill>
-                    <a:blip r:embed="rId110"/>
+                    <a:blip r:embed="rId112"/>
                     <a:stretch>
                       <a:fillRect/>
                     </a:stretch>
@@ -3941,18 +4046,18 @@
           <wp:inline>
             <wp:extent cx="5334000" cy="4000500"/>
             <wp:effectExtent b="0" l="0" r="0" t="0"/>
-            <wp:docPr descr="" title="" id="114" name="Picture"/>
+            <wp:docPr descr="" title="" id="116" name="Picture"/>
             <a:graphic>
               <a:graphicData uri="http://schemas.openxmlformats.org/drawingml/2006/picture">
                 <pic:pic>
                   <pic:nvPicPr>
-                    <pic:cNvPr descr="images/mie_chest.png" id="115" name="Picture"/>
+                    <pic:cNvPr descr="images/mie_chest.png" id="117" name="Picture"/>
                     <pic:cNvPicPr>
                       <a:picLocks noChangeArrowheads="1" noChangeAspect="1"/>
                     </pic:cNvPicPr>
                   </pic:nvPicPr>
                   <pic:blipFill>
-                    <a:blip r:embed="rId113"/>
+                    <a:blip r:embed="rId115"/>
                     <a:stretch>
                       <a:fillRect/>
                     </a:stretch>
@@ -3979,14 +4084,14 @@
         </w:drawing>
       </w:r>
     </w:p>
-    <w:bookmarkEnd w:id="116"/>
-    <w:bookmarkStart w:id="117" w:name="risks-of-surgery"/>
-    <w:p>
-      <w:pPr>
-        <w:pStyle w:val="Heading2"/>
-      </w:pPr>
-      <w:r>
-        <w:t xml:space="preserve">64 Risks of Surgery</w:t>
+    <w:bookmarkEnd w:id="118"/>
+    <w:bookmarkStart w:id="119" w:name="risks-of-surgery"/>
+    <w:p>
+      <w:pPr>
+        <w:pStyle w:val="Heading2"/>
+      </w:pPr>
+      <w:r>
+        <w:t xml:space="preserve">66 Risks of Surgery</w:t>
       </w:r>
     </w:p>
     <w:p>
@@ -4002,7 +4107,7 @@
         <w:pStyle w:val="Compact"/>
         <w:numPr>
           <w:ilvl w:val="0"/>
-          <w:numId w:val="1041"/>
+          <w:numId w:val="1043"/>
         </w:numPr>
       </w:pPr>
       <w:r>
@@ -4014,7 +4119,7 @@
         <w:pStyle w:val="Compact"/>
         <w:numPr>
           <w:ilvl w:val="0"/>
-          <w:numId w:val="1041"/>
+          <w:numId w:val="1043"/>
         </w:numPr>
       </w:pPr>
       <w:r>
@@ -4026,7 +4131,7 @@
         <w:pStyle w:val="Compact"/>
         <w:numPr>
           <w:ilvl w:val="0"/>
-          <w:numId w:val="1041"/>
+          <w:numId w:val="1043"/>
         </w:numPr>
       </w:pPr>
       <w:r>
@@ -4038,7 +4143,7 @@
         <w:pStyle w:val="Compact"/>
         <w:numPr>
           <w:ilvl w:val="0"/>
-          <w:numId w:val="1041"/>
+          <w:numId w:val="1043"/>
         </w:numPr>
       </w:pPr>
       <w:r>
@@ -4050,21 +4155,21 @@
         <w:pStyle w:val="Compact"/>
         <w:numPr>
           <w:ilvl w:val="0"/>
-          <w:numId w:val="1041"/>
+          <w:numId w:val="1043"/>
         </w:numPr>
       </w:pPr>
       <w:r>
         <w:t xml:space="preserve">Pulmonary embolism (2%)</w:t>
       </w:r>
     </w:p>
-    <w:bookmarkEnd w:id="117"/>
-    <w:bookmarkStart w:id="118" w:name="risks-of-surgery-1"/>
-    <w:p>
-      <w:pPr>
-        <w:pStyle w:val="Heading2"/>
-      </w:pPr>
-      <w:r>
-        <w:t xml:space="preserve">65 Risks of Surgery</w:t>
+    <w:bookmarkEnd w:id="119"/>
+    <w:bookmarkStart w:id="120" w:name="risks-of-surgery-1"/>
+    <w:p>
+      <w:pPr>
+        <w:pStyle w:val="Heading2"/>
+      </w:pPr>
+      <w:r>
+        <w:t xml:space="preserve">67 Risks of Surgery</w:t>
       </w:r>
     </w:p>
     <w:p>
@@ -4080,7 +4185,7 @@
         <w:pStyle w:val="Compact"/>
         <w:numPr>
           <w:ilvl w:val="0"/>
-          <w:numId w:val="1042"/>
+          <w:numId w:val="1044"/>
         </w:numPr>
       </w:pPr>
       <w:r>
@@ -4092,7 +4197,7 @@
         <w:pStyle w:val="Compact"/>
         <w:numPr>
           <w:ilvl w:val="0"/>
-          <w:numId w:val="1042"/>
+          <w:numId w:val="1044"/>
         </w:numPr>
       </w:pPr>
       <w:r>
@@ -4104,7 +4209,7 @@
         <w:pStyle w:val="Compact"/>
         <w:numPr>
           <w:ilvl w:val="0"/>
-          <w:numId w:val="1042"/>
+          <w:numId w:val="1044"/>
         </w:numPr>
       </w:pPr>
       <w:r>
@@ -4116,7 +4221,7 @@
         <w:pStyle w:val="Compact"/>
         <w:numPr>
           <w:ilvl w:val="1"/>
-          <w:numId w:val="1043"/>
+          <w:numId w:val="1045"/>
         </w:numPr>
       </w:pPr>
       <w:r>
@@ -4128,7 +4233,7 @@
         <w:pStyle w:val="Compact"/>
         <w:numPr>
           <w:ilvl w:val="1"/>
-          <w:numId w:val="1043"/>
+          <w:numId w:val="1045"/>
         </w:numPr>
       </w:pPr>
       <w:r>
@@ -4140,21 +4245,21 @@
         <w:pStyle w:val="Compact"/>
         <w:numPr>
           <w:ilvl w:val="1"/>
-          <w:numId w:val="1043"/>
+          <w:numId w:val="1045"/>
         </w:numPr>
       </w:pPr>
       <w:r>
         <w:t xml:space="preserve">High risk = 30%</w:t>
       </w:r>
     </w:p>
-    <w:bookmarkEnd w:id="118"/>
-    <w:bookmarkStart w:id="119" w:name="risks-of-surgery-2"/>
-    <w:p>
-      <w:pPr>
-        <w:pStyle w:val="Heading2"/>
-      </w:pPr>
-      <w:r>
-        <w:t xml:space="preserve">66 Risks of Surgery</w:t>
+    <w:bookmarkEnd w:id="120"/>
+    <w:bookmarkStart w:id="121" w:name="risks-of-surgery-2"/>
+    <w:p>
+      <w:pPr>
+        <w:pStyle w:val="Heading2"/>
+      </w:pPr>
+      <w:r>
+        <w:t xml:space="preserve">68 Risks of Surgery</w:t>
       </w:r>
     </w:p>
     <w:p>
@@ -4289,22 +4394,22 @@
         </w:tc>
       </w:tr>
     </w:tbl>
-    <w:bookmarkEnd w:id="119"/>
-    <w:bookmarkStart w:id="120" w:name="day-prior-to-surgery"/>
-    <w:p>
-      <w:pPr>
-        <w:pStyle w:val="Heading2"/>
-      </w:pPr>
-      <w:r>
-        <w:t xml:space="preserve">67 Day Prior to Surgery</w:t>
-      </w:r>
-    </w:p>
-    <w:p>
-      <w:pPr>
-        <w:pStyle w:val="Compact"/>
-        <w:numPr>
-          <w:ilvl w:val="0"/>
-          <w:numId w:val="1044"/>
+    <w:bookmarkEnd w:id="121"/>
+    <w:bookmarkStart w:id="122" w:name="day-prior-to-surgery"/>
+    <w:p>
+      <w:pPr>
+        <w:pStyle w:val="Heading2"/>
+      </w:pPr>
+      <w:r>
+        <w:t xml:space="preserve">69 Day Prior to Surgery</w:t>
+      </w:r>
+    </w:p>
+    <w:p>
+      <w:pPr>
+        <w:pStyle w:val="Compact"/>
+        <w:numPr>
+          <w:ilvl w:val="0"/>
+          <w:numId w:val="1046"/>
         </w:numPr>
       </w:pPr>
       <w:r>
@@ -4316,7 +4421,7 @@
         <w:pStyle w:val="Compact"/>
         <w:numPr>
           <w:ilvl w:val="0"/>
-          <w:numId w:val="1044"/>
+          <w:numId w:val="1046"/>
         </w:numPr>
       </w:pPr>
       <w:r>
@@ -4328,29 +4433,29 @@
         <w:pStyle w:val="Compact"/>
         <w:numPr>
           <w:ilvl w:val="0"/>
-          <w:numId w:val="1044"/>
+          <w:numId w:val="1046"/>
         </w:numPr>
       </w:pPr>
       <w:r>
         <w:t xml:space="preserve">No tube feedings the night before surgery</w:t>
       </w:r>
     </w:p>
-    <w:bookmarkEnd w:id="120"/>
-    <w:bookmarkStart w:id="121" w:name="day-of-surgery"/>
-    <w:p>
-      <w:pPr>
-        <w:pStyle w:val="Heading2"/>
-      </w:pPr>
-      <w:r>
-        <w:t xml:space="preserve">68 Day of Surgery</w:t>
-      </w:r>
-    </w:p>
-    <w:p>
-      <w:pPr>
-        <w:pStyle w:val="Compact"/>
-        <w:numPr>
-          <w:ilvl w:val="0"/>
-          <w:numId w:val="1045"/>
+    <w:bookmarkEnd w:id="122"/>
+    <w:bookmarkStart w:id="123" w:name="day-of-surgery"/>
+    <w:p>
+      <w:pPr>
+        <w:pStyle w:val="Heading2"/>
+      </w:pPr>
+      <w:r>
+        <w:t xml:space="preserve">70 Day of Surgery</w:t>
+      </w:r>
+    </w:p>
+    <w:p>
+      <w:pPr>
+        <w:pStyle w:val="Compact"/>
+        <w:numPr>
+          <w:ilvl w:val="0"/>
+          <w:numId w:val="1047"/>
         </w:numPr>
       </w:pPr>
       <w:r>
@@ -4362,7 +4467,7 @@
         <w:pStyle w:val="Compact"/>
         <w:numPr>
           <w:ilvl w:val="0"/>
-          <w:numId w:val="1045"/>
+          <w:numId w:val="1047"/>
         </w:numPr>
       </w:pPr>
       <w:r>
@@ -4374,7 +4479,7 @@
         <w:pStyle w:val="Compact"/>
         <w:numPr>
           <w:ilvl w:val="0"/>
-          <w:numId w:val="1045"/>
+          <w:numId w:val="1047"/>
         </w:numPr>
       </w:pPr>
       <w:r>
@@ -4399,7 +4504,7 @@
         <w:pStyle w:val="Compact"/>
         <w:numPr>
           <w:ilvl w:val="0"/>
-          <w:numId w:val="1045"/>
+          <w:numId w:val="1047"/>
         </w:numPr>
       </w:pPr>
       <w:r>
@@ -4411,29 +4516,29 @@
         <w:pStyle w:val="Compact"/>
         <w:numPr>
           <w:ilvl w:val="0"/>
-          <w:numId w:val="1045"/>
+          <w:numId w:val="1047"/>
         </w:numPr>
       </w:pPr>
       <w:r>
         <w:t xml:space="preserve">Waiting room for family and friends on 5th floor</w:t>
       </w:r>
     </w:p>
-    <w:bookmarkEnd w:id="121"/>
-    <w:bookmarkStart w:id="122" w:name="epidural-catheter-for-pain-control"/>
-    <w:p>
-      <w:pPr>
-        <w:pStyle w:val="Heading2"/>
-      </w:pPr>
-      <w:r>
-        <w:t xml:space="preserve">69 Epidural Catheter for Pain Control</w:t>
-      </w:r>
-    </w:p>
-    <w:p>
-      <w:pPr>
-        <w:pStyle w:val="Compact"/>
-        <w:numPr>
-          <w:ilvl w:val="0"/>
-          <w:numId w:val="1046"/>
+    <w:bookmarkEnd w:id="123"/>
+    <w:bookmarkStart w:id="124" w:name="epidural-catheter-for-pain-control"/>
+    <w:p>
+      <w:pPr>
+        <w:pStyle w:val="Heading2"/>
+      </w:pPr>
+      <w:r>
+        <w:t xml:space="preserve">71 Epidural Catheter for Pain Control</w:t>
+      </w:r>
+    </w:p>
+    <w:p>
+      <w:pPr>
+        <w:pStyle w:val="Compact"/>
+        <w:numPr>
+          <w:ilvl w:val="0"/>
+          <w:numId w:val="1048"/>
         </w:numPr>
       </w:pPr>
       <w:r>
@@ -4445,7 +4550,7 @@
         <w:pStyle w:val="Compact"/>
         <w:numPr>
           <w:ilvl w:val="0"/>
-          <w:numId w:val="1046"/>
+          <w:numId w:val="1048"/>
         </w:numPr>
       </w:pPr>
       <w:r>
@@ -4457,7 +4562,7 @@
         <w:pStyle w:val="Compact"/>
         <w:numPr>
           <w:ilvl w:val="0"/>
-          <w:numId w:val="1046"/>
+          <w:numId w:val="1048"/>
         </w:numPr>
       </w:pPr>
       <w:r>
@@ -4469,7 +4574,7 @@
         <w:pStyle w:val="Compact"/>
         <w:numPr>
           <w:ilvl w:val="0"/>
-          <w:numId w:val="1046"/>
+          <w:numId w:val="1048"/>
         </w:numPr>
       </w:pPr>
       <w:r>
@@ -4481,29 +4586,29 @@
         <w:pStyle w:val="Compact"/>
         <w:numPr>
           <w:ilvl w:val="0"/>
-          <w:numId w:val="1046"/>
+          <w:numId w:val="1048"/>
         </w:numPr>
       </w:pPr>
       <w:r>
         <w:t xml:space="preserve">Foley catheter removed after epidural removed</w:t>
       </w:r>
     </w:p>
-    <w:bookmarkEnd w:id="122"/>
-    <w:bookmarkStart w:id="123" w:name="intensive-care-unit-icu-2-4-days"/>
-    <w:p>
-      <w:pPr>
-        <w:pStyle w:val="Heading2"/>
-      </w:pPr>
-      <w:r>
-        <w:t xml:space="preserve">70 Intensive Care Unit (ICU) (2-4 days)</w:t>
-      </w:r>
-    </w:p>
-    <w:p>
-      <w:pPr>
-        <w:pStyle w:val="Compact"/>
-        <w:numPr>
-          <w:ilvl w:val="0"/>
-          <w:numId w:val="1047"/>
+    <w:bookmarkEnd w:id="124"/>
+    <w:bookmarkStart w:id="125" w:name="intensive-care-unit-icu-2-4-days"/>
+    <w:p>
+      <w:pPr>
+        <w:pStyle w:val="Heading2"/>
+      </w:pPr>
+      <w:r>
+        <w:t xml:space="preserve">72 Intensive Care Unit (ICU) (2-4 days)</w:t>
+      </w:r>
+    </w:p>
+    <w:p>
+      <w:pPr>
+        <w:pStyle w:val="Compact"/>
+        <w:numPr>
+          <w:ilvl w:val="0"/>
+          <w:numId w:val="1049"/>
         </w:numPr>
       </w:pPr>
       <w:r>
@@ -4515,7 +4620,7 @@
         <w:pStyle w:val="Compact"/>
         <w:numPr>
           <w:ilvl w:val="0"/>
-          <w:numId w:val="1047"/>
+          <w:numId w:val="1049"/>
         </w:numPr>
       </w:pPr>
       <w:r>
@@ -4527,7 +4632,7 @@
         <w:pStyle w:val="Compact"/>
         <w:numPr>
           <w:ilvl w:val="0"/>
-          <w:numId w:val="1047"/>
+          <w:numId w:val="1049"/>
         </w:numPr>
       </w:pPr>
       <w:r>
@@ -4539,7 +4644,7 @@
         <w:pStyle w:val="Compact"/>
         <w:numPr>
           <w:ilvl w:val="0"/>
-          <w:numId w:val="1047"/>
+          <w:numId w:val="1049"/>
         </w:numPr>
       </w:pPr>
       <w:r>
@@ -4551,7 +4656,7 @@
         <w:pStyle w:val="Compact"/>
         <w:numPr>
           <w:ilvl w:val="0"/>
-          <w:numId w:val="1047"/>
+          <w:numId w:val="1049"/>
         </w:numPr>
       </w:pPr>
       <w:r>
@@ -4563,29 +4668,29 @@
         <w:pStyle w:val="Compact"/>
         <w:numPr>
           <w:ilvl w:val="0"/>
-          <w:numId w:val="1047"/>
+          <w:numId w:val="1049"/>
         </w:numPr>
       </w:pPr>
       <w:r>
         <w:t xml:space="preserve">Feeding jejunostomy (usually stays in 8 wks)</w:t>
       </w:r>
     </w:p>
-    <w:bookmarkEnd w:id="123"/>
-    <w:bookmarkStart w:id="124" w:name="intensive-care-unit-icu"/>
-    <w:p>
-      <w:pPr>
-        <w:pStyle w:val="Heading2"/>
-      </w:pPr>
-      <w:r>
-        <w:t xml:space="preserve">71 Intensive Care Unit (ICU)</w:t>
-      </w:r>
-    </w:p>
-    <w:p>
-      <w:pPr>
-        <w:pStyle w:val="Compact"/>
-        <w:numPr>
-          <w:ilvl w:val="0"/>
-          <w:numId w:val="1048"/>
+    <w:bookmarkEnd w:id="125"/>
+    <w:bookmarkStart w:id="126" w:name="intensive-care-unit-icu"/>
+    <w:p>
+      <w:pPr>
+        <w:pStyle w:val="Heading2"/>
+      </w:pPr>
+      <w:r>
+        <w:t xml:space="preserve">73 Intensive Care Unit (ICU)</w:t>
+      </w:r>
+    </w:p>
+    <w:p>
+      <w:pPr>
+        <w:pStyle w:val="Compact"/>
+        <w:numPr>
+          <w:ilvl w:val="0"/>
+          <w:numId w:val="1050"/>
         </w:numPr>
       </w:pPr>
       <w:r>
@@ -4597,7 +4702,7 @@
         <w:pStyle w:val="Compact"/>
         <w:numPr>
           <w:ilvl w:val="0"/>
-          <w:numId w:val="1048"/>
+          <w:numId w:val="1050"/>
         </w:numPr>
       </w:pPr>
       <w:r>
@@ -4609,7 +4714,7 @@
         <w:pStyle w:val="Compact"/>
         <w:numPr>
           <w:ilvl w:val="0"/>
-          <w:numId w:val="1048"/>
+          <w:numId w:val="1050"/>
         </w:numPr>
       </w:pPr>
       <w:r>
@@ -4621,7 +4726,7 @@
         <w:pStyle w:val="Compact"/>
         <w:numPr>
           <w:ilvl w:val="0"/>
-          <w:numId w:val="1048"/>
+          <w:numId w:val="1050"/>
         </w:numPr>
       </w:pPr>
       <w:r>
@@ -4633,29 +4738,29 @@
         <w:pStyle w:val="Compact"/>
         <w:numPr>
           <w:ilvl w:val="0"/>
-          <w:numId w:val="1048"/>
+          <w:numId w:val="1050"/>
         </w:numPr>
       </w:pPr>
       <w:r>
         <w:t xml:space="preserve">Feeding jejunostomy (stays in 8 weeks)</w:t>
       </w:r>
     </w:p>
-    <w:bookmarkEnd w:id="124"/>
-    <w:bookmarkStart w:id="125" w:name="ward---6tower"/>
-    <w:p>
-      <w:pPr>
-        <w:pStyle w:val="Heading2"/>
-      </w:pPr>
-      <w:r>
-        <w:t xml:space="preserve">72 Ward - 6Tower</w:t>
-      </w:r>
-    </w:p>
-    <w:p>
-      <w:pPr>
-        <w:pStyle w:val="Compact"/>
-        <w:numPr>
-          <w:ilvl w:val="0"/>
-          <w:numId w:val="1049"/>
+    <w:bookmarkEnd w:id="126"/>
+    <w:bookmarkStart w:id="127" w:name="ward---6tower"/>
+    <w:p>
+      <w:pPr>
+        <w:pStyle w:val="Heading2"/>
+      </w:pPr>
+      <w:r>
+        <w:t xml:space="preserve">74 Ward - 6Tower</w:t>
+      </w:r>
+    </w:p>
+    <w:p>
+      <w:pPr>
+        <w:pStyle w:val="Compact"/>
+        <w:numPr>
+          <w:ilvl w:val="0"/>
+          <w:numId w:val="1051"/>
         </w:numPr>
       </w:pPr>
       <w:r>
@@ -4667,7 +4772,7 @@
         <w:pStyle w:val="Compact"/>
         <w:numPr>
           <w:ilvl w:val="0"/>
-          <w:numId w:val="1049"/>
+          <w:numId w:val="1051"/>
         </w:numPr>
       </w:pPr>
       <w:r>
@@ -4679,7 +4784,7 @@
         <w:pStyle w:val="Compact"/>
         <w:numPr>
           <w:ilvl w:val="0"/>
-          <w:numId w:val="1049"/>
+          <w:numId w:val="1051"/>
         </w:numPr>
       </w:pPr>
       <w:r>
@@ -4691,7 +4796,7 @@
         <w:pStyle w:val="Compact"/>
         <w:numPr>
           <w:ilvl w:val="1"/>
-          <w:numId w:val="1050"/>
+          <w:numId w:val="1052"/>
         </w:numPr>
       </w:pPr>
       <w:r>
@@ -4703,7 +4808,7 @@
         <w:pStyle w:val="Compact"/>
         <w:numPr>
           <w:ilvl w:val="1"/>
-          <w:numId w:val="1050"/>
+          <w:numId w:val="1052"/>
         </w:numPr>
       </w:pPr>
       <w:r>
@@ -4715,21 +4820,21 @@
         <w:pStyle w:val="Compact"/>
         <w:numPr>
           <w:ilvl w:val="1"/>
-          <w:numId w:val="1050"/>
+          <w:numId w:val="1052"/>
         </w:numPr>
       </w:pPr>
       <w:r>
         <w:t xml:space="preserve">Prevents loss of muscle strength</w:t>
       </w:r>
     </w:p>
-    <w:bookmarkEnd w:id="125"/>
-    <w:bookmarkStart w:id="126" w:name="jejunostomy-feeds"/>
-    <w:p>
-      <w:pPr>
-        <w:pStyle w:val="Heading2"/>
-      </w:pPr>
-      <w:r>
-        <w:t xml:space="preserve">73 Jejunostomy Feeds</w:t>
+    <w:bookmarkEnd w:id="127"/>
+    <w:bookmarkStart w:id="128" w:name="jejunostomy-feeds"/>
+    <w:p>
+      <w:pPr>
+        <w:pStyle w:val="Heading2"/>
+      </w:pPr>
+      <w:r>
+        <w:t xml:space="preserve">75 Jejunostomy Feeds</w:t>
       </w:r>
     </w:p>
     <w:p>
@@ -4745,7 +4850,7 @@
         <w:pStyle w:val="Compact"/>
         <w:numPr>
           <w:ilvl w:val="0"/>
-          <w:numId w:val="1051"/>
+          <w:numId w:val="1053"/>
         </w:numPr>
       </w:pPr>
       <w:r>
@@ -4757,7 +4862,7 @@
         <w:pStyle w:val="Compact"/>
         <w:numPr>
           <w:ilvl w:val="0"/>
-          <w:numId w:val="1051"/>
+          <w:numId w:val="1053"/>
         </w:numPr>
       </w:pPr>
       <w:r>
@@ -4777,7 +4882,7 @@
         <w:pStyle w:val="Compact"/>
         <w:numPr>
           <w:ilvl w:val="0"/>
-          <w:numId w:val="1052"/>
+          <w:numId w:val="1054"/>
         </w:numPr>
       </w:pPr>
       <w:r>
@@ -4789,39 +4894,39 @@
         <w:pStyle w:val="Compact"/>
         <w:numPr>
           <w:ilvl w:val="0"/>
-          <w:numId w:val="1052"/>
+          <w:numId w:val="1054"/>
         </w:numPr>
       </w:pPr>
       <w:r>
         <w:t xml:space="preserve">Important to prevent dehydration</w:t>
       </w:r>
     </w:p>
-    <w:bookmarkEnd w:id="126"/>
-    <w:bookmarkStart w:id="127" w:name="jejunostomy-tube"/>
-    <w:p>
-      <w:pPr>
-        <w:pStyle w:val="Heading2"/>
-      </w:pPr>
-      <w:r>
-        <w:t xml:space="preserve">74 Jejunostomy Tube</w:t>
-      </w:r>
-    </w:p>
-    <w:bookmarkEnd w:id="127"/>
-    <w:bookmarkStart w:id="128" w:name="jejunostomy-typical-regimen"/>
-    <w:p>
-      <w:pPr>
-        <w:pStyle w:val="Heading2"/>
-      </w:pPr>
-      <w:r>
-        <w:t xml:space="preserve">75 Jejunostomy Typical Regimen</w:t>
-      </w:r>
-    </w:p>
-    <w:p>
-      <w:pPr>
-        <w:pStyle w:val="Compact"/>
-        <w:numPr>
-          <w:ilvl w:val="0"/>
-          <w:numId w:val="1053"/>
+    <w:bookmarkEnd w:id="128"/>
+    <w:bookmarkStart w:id="129" w:name="jejunostomy-tube"/>
+    <w:p>
+      <w:pPr>
+        <w:pStyle w:val="Heading2"/>
+      </w:pPr>
+      <w:r>
+        <w:t xml:space="preserve">76 Jejunostomy Tube</w:t>
+      </w:r>
+    </w:p>
+    <w:bookmarkEnd w:id="129"/>
+    <w:bookmarkStart w:id="130" w:name="jejunostomy-typical-regimen"/>
+    <w:p>
+      <w:pPr>
+        <w:pStyle w:val="Heading2"/>
+      </w:pPr>
+      <w:r>
+        <w:t xml:space="preserve">77 Jejunostomy Typical Regimen</w:t>
+      </w:r>
+    </w:p>
+    <w:p>
+      <w:pPr>
+        <w:pStyle w:val="Compact"/>
+        <w:numPr>
+          <w:ilvl w:val="0"/>
+          <w:numId w:val="1055"/>
         </w:numPr>
       </w:pPr>
       <w:r>
@@ -4833,7 +4938,7 @@
         <w:pStyle w:val="Compact"/>
         <w:numPr>
           <w:ilvl w:val="1"/>
-          <w:numId w:val="1054"/>
+          <w:numId w:val="1056"/>
         </w:numPr>
       </w:pPr>
       <w:r>
@@ -4845,7 +4950,7 @@
         <w:pStyle w:val="Compact"/>
         <w:numPr>
           <w:ilvl w:val="1"/>
-          <w:numId w:val="1054"/>
+          <w:numId w:val="1056"/>
         </w:numPr>
       </w:pPr>
       <w:r>
@@ -4857,7 +4962,7 @@
         <w:pStyle w:val="Compact"/>
         <w:numPr>
           <w:ilvl w:val="0"/>
-          <w:numId w:val="1053"/>
+          <w:numId w:val="1055"/>
         </w:numPr>
       </w:pPr>
       <w:r>
@@ -4872,14 +4977,14 @@
         <w:t xml:space="preserve">Hospital nurses will teach use of the feeding tube</w:t>
       </w:r>
     </w:p>
-    <w:bookmarkEnd w:id="128"/>
-    <w:bookmarkStart w:id="129" w:name="jejunostomy-feeds-with-diabetes"/>
-    <w:p>
-      <w:pPr>
-        <w:pStyle w:val="Heading2"/>
-      </w:pPr>
-      <w:r>
-        <w:t xml:space="preserve">76 Jejunostomy Feeds with Diabetes</w:t>
+    <w:bookmarkEnd w:id="130"/>
+    <w:bookmarkStart w:id="131" w:name="jejunostomy-feeds-with-diabetes"/>
+    <w:p>
+      <w:pPr>
+        <w:pStyle w:val="Heading2"/>
+      </w:pPr>
+      <w:r>
+        <w:t xml:space="preserve">78 Jejunostomy Feeds with Diabetes</w:t>
       </w:r>
     </w:p>
     <w:p>
@@ -4895,7 +5000,7 @@
         <w:pStyle w:val="Compact"/>
         <w:numPr>
           <w:ilvl w:val="0"/>
-          <w:numId w:val="1055"/>
+          <w:numId w:val="1057"/>
         </w:numPr>
       </w:pPr>
       <w:r>
@@ -4915,7 +5020,7 @@
         <w:pStyle w:val="Compact"/>
         <w:numPr>
           <w:ilvl w:val="0"/>
-          <w:numId w:val="1056"/>
+          <w:numId w:val="1058"/>
         </w:numPr>
       </w:pPr>
       <w:r>
@@ -4927,7 +5032,7 @@
         <w:pStyle w:val="Compact"/>
         <w:numPr>
           <w:ilvl w:val="0"/>
-          <w:numId w:val="1056"/>
+          <w:numId w:val="1058"/>
         </w:numPr>
       </w:pPr>
       <w:r>
@@ -4939,7 +5044,7 @@
         <w:pStyle w:val="Compact"/>
         <w:numPr>
           <w:ilvl w:val="0"/>
-          <w:numId w:val="1056"/>
+          <w:numId w:val="1058"/>
         </w:numPr>
       </w:pPr>
       <w:r>
@@ -4951,39 +5056,39 @@
         <w:pStyle w:val="Compact"/>
         <w:numPr>
           <w:ilvl w:val="0"/>
-          <w:numId w:val="1056"/>
+          <w:numId w:val="1058"/>
         </w:numPr>
       </w:pPr>
       <w:r>
         <w:t xml:space="preserve">No insulin if tube feedings are not run</w:t>
       </w:r>
     </w:p>
-    <w:bookmarkEnd w:id="129"/>
-    <w:bookmarkStart w:id="130" w:name="jejunostomy-video"/>
-    <w:p>
-      <w:pPr>
-        <w:pStyle w:val="Heading2"/>
-      </w:pPr>
-      <w:r>
-        <w:t xml:space="preserve">77 Jejunostomy Video</w:t>
-      </w:r>
-    </w:p>
-    <w:bookmarkEnd w:id="130"/>
-    <w:bookmarkStart w:id="131" w:name="activity-after-surgery"/>
-    <w:p>
-      <w:pPr>
-        <w:pStyle w:val="Heading2"/>
-      </w:pPr>
-      <w:r>
-        <w:t xml:space="preserve">78 Activity after Surgery</w:t>
-      </w:r>
-    </w:p>
-    <w:p>
-      <w:pPr>
-        <w:pStyle w:val="Compact"/>
-        <w:numPr>
-          <w:ilvl w:val="0"/>
-          <w:numId w:val="1057"/>
+    <w:bookmarkEnd w:id="131"/>
+    <w:bookmarkStart w:id="132" w:name="jejunostomy-video"/>
+    <w:p>
+      <w:pPr>
+        <w:pStyle w:val="Heading2"/>
+      </w:pPr>
+      <w:r>
+        <w:t xml:space="preserve">79 Jejunostomy Video</w:t>
+      </w:r>
+    </w:p>
+    <w:bookmarkEnd w:id="132"/>
+    <w:bookmarkStart w:id="133" w:name="activity-after-surgery"/>
+    <w:p>
+      <w:pPr>
+        <w:pStyle w:val="Heading2"/>
+      </w:pPr>
+      <w:r>
+        <w:t xml:space="preserve">80 Activity after Surgery</w:t>
+      </w:r>
+    </w:p>
+    <w:p>
+      <w:pPr>
+        <w:pStyle w:val="Compact"/>
+        <w:numPr>
+          <w:ilvl w:val="0"/>
+          <w:numId w:val="1059"/>
         </w:numPr>
       </w:pPr>
       <w:r>
@@ -4995,7 +5100,7 @@
         <w:pStyle w:val="Compact"/>
         <w:numPr>
           <w:ilvl w:val="0"/>
-          <w:numId w:val="1057"/>
+          <w:numId w:val="1059"/>
         </w:numPr>
       </w:pPr>
       <w:r>
@@ -5007,7 +5112,7 @@
         <w:pStyle w:val="Compact"/>
         <w:numPr>
           <w:ilvl w:val="0"/>
-          <w:numId w:val="1057"/>
+          <w:numId w:val="1059"/>
         </w:numPr>
       </w:pPr>
       <w:r>
@@ -5019,7 +5124,7 @@
         <w:pStyle w:val="Compact"/>
         <w:numPr>
           <w:ilvl w:val="1"/>
-          <w:numId w:val="1058"/>
+          <w:numId w:val="1060"/>
         </w:numPr>
       </w:pPr>
       <w:r>
@@ -5031,21 +5136,21 @@
         <w:pStyle w:val="Compact"/>
         <w:numPr>
           <w:ilvl w:val="1"/>
-          <w:numId w:val="1058"/>
+          <w:numId w:val="1060"/>
         </w:numPr>
       </w:pPr>
       <w:r>
         <w:t xml:space="preserve">Prevent muscle loss</w:t>
       </w:r>
     </w:p>
-    <w:bookmarkEnd w:id="131"/>
-    <w:bookmarkStart w:id="132" w:name="nasogastric-ng-tube"/>
-    <w:p>
-      <w:pPr>
-        <w:pStyle w:val="Heading2"/>
-      </w:pPr>
-      <w:r>
-        <w:t xml:space="preserve">79 Nasogastric (NG) Tube</w:t>
+    <w:bookmarkEnd w:id="133"/>
+    <w:bookmarkStart w:id="134" w:name="nasogastric-ng-tube"/>
+    <w:p>
+      <w:pPr>
+        <w:pStyle w:val="Heading2"/>
+      </w:pPr>
+      <w:r>
+        <w:t xml:space="preserve">81 Nasogastric (NG) Tube</w:t>
       </w:r>
     </w:p>
     <w:p>
@@ -5061,7 +5166,7 @@
         <w:pStyle w:val="Compact"/>
         <w:numPr>
           <w:ilvl w:val="0"/>
-          <w:numId w:val="1059"/>
+          <w:numId w:val="1061"/>
         </w:numPr>
       </w:pPr>
       <w:r>
@@ -5073,7 +5178,7 @@
         <w:pStyle w:val="Compact"/>
         <w:numPr>
           <w:ilvl w:val="0"/>
-          <w:numId w:val="1059"/>
+          <w:numId w:val="1061"/>
         </w:numPr>
       </w:pPr>
       <w:r>
@@ -5093,7 +5198,7 @@
         <w:pStyle w:val="Compact"/>
         <w:numPr>
           <w:ilvl w:val="0"/>
-          <w:numId w:val="1060"/>
+          <w:numId w:val="1062"/>
         </w:numPr>
       </w:pPr>
       <w:r>
@@ -5122,21 +5227,21 @@
         <w:pStyle w:val="Compact"/>
         <w:numPr>
           <w:ilvl w:val="0"/>
-          <w:numId w:val="1060"/>
+          <w:numId w:val="1062"/>
         </w:numPr>
       </w:pPr>
       <w:r>
         <w:t xml:space="preserve">Otherwise, X-ray repeated 2-3 days later</w:t>
       </w:r>
     </w:p>
-    <w:bookmarkEnd w:id="132"/>
-    <w:bookmarkStart w:id="133" w:name="swallowing-evaluation"/>
-    <w:p>
-      <w:pPr>
-        <w:pStyle w:val="Heading2"/>
-      </w:pPr>
-      <w:r>
-        <w:t xml:space="preserve">80 Swallowing Evaluation</w:t>
+    <w:bookmarkEnd w:id="134"/>
+    <w:bookmarkStart w:id="135" w:name="swallowing-evaluation"/>
+    <w:p>
+      <w:pPr>
+        <w:pStyle w:val="Heading2"/>
+      </w:pPr>
+      <w:r>
+        <w:t xml:space="preserve">82 Swallowing Evaluation</w:t>
       </w:r>
     </w:p>
     <w:p>
@@ -5160,7 +5265,7 @@
         <w:pStyle w:val="Compact"/>
         <w:numPr>
           <w:ilvl w:val="0"/>
-          <w:numId w:val="1061"/>
+          <w:numId w:val="1063"/>
         </w:numPr>
       </w:pPr>
       <w:r>
@@ -5172,7 +5277,7 @@
         <w:pStyle w:val="Compact"/>
         <w:numPr>
           <w:ilvl w:val="0"/>
-          <w:numId w:val="1061"/>
+          <w:numId w:val="1063"/>
         </w:numPr>
       </w:pPr>
       <w:r>
@@ -5184,7 +5289,7 @@
         <w:pStyle w:val="Compact"/>
         <w:numPr>
           <w:ilvl w:val="0"/>
-          <w:numId w:val="1061"/>
+          <w:numId w:val="1063"/>
         </w:numPr>
       </w:pPr>
       <w:r>
@@ -5208,14 +5313,14 @@
         <w:t xml:space="preserve">liquids started by mouth</w:t>
       </w:r>
     </w:p>
-    <w:bookmarkEnd w:id="133"/>
-    <w:bookmarkStart w:id="134" w:name="oral-intake-at-home"/>
-    <w:p>
-      <w:pPr>
-        <w:pStyle w:val="Heading2"/>
-      </w:pPr>
-      <w:r>
-        <w:t xml:space="preserve">81 Oral Intake at Home</w:t>
+    <w:bookmarkEnd w:id="135"/>
+    <w:bookmarkStart w:id="136" w:name="oral-intake-at-home"/>
+    <w:p>
+      <w:pPr>
+        <w:pStyle w:val="Heading2"/>
+      </w:pPr>
+      <w:r>
+        <w:t xml:space="preserve">83 Oral Intake at Home</w:t>
       </w:r>
     </w:p>
     <w:p>
@@ -5242,7 +5347,7 @@
         <w:pStyle w:val="Compact"/>
         <w:numPr>
           <w:ilvl w:val="0"/>
-          <w:numId w:val="1062"/>
+          <w:numId w:val="1064"/>
         </w:numPr>
       </w:pPr>
       <w:r>
@@ -5254,21 +5359,21 @@
         <w:pStyle w:val="Compact"/>
         <w:numPr>
           <w:ilvl w:val="0"/>
-          <w:numId w:val="1062"/>
+          <w:numId w:val="1064"/>
         </w:numPr>
       </w:pPr>
       <w:r>
         <w:t xml:space="preserve">4 oz per hour if 2oz are tolerated well</w:t>
       </w:r>
     </w:p>
-    <w:bookmarkEnd w:id="134"/>
-    <w:bookmarkStart w:id="135" w:name="discharge"/>
-    <w:p>
-      <w:pPr>
-        <w:pStyle w:val="Heading2"/>
-      </w:pPr>
-      <w:r>
-        <w:t xml:space="preserve">82 Discharge</w:t>
+    <w:bookmarkEnd w:id="136"/>
+    <w:bookmarkStart w:id="137" w:name="discharge"/>
+    <w:p>
+      <w:pPr>
+        <w:pStyle w:val="Heading2"/>
+      </w:pPr>
+      <w:r>
+        <w:t xml:space="preserve">84 Discharge</w:t>
       </w:r>
     </w:p>
     <w:p>
@@ -5284,7 +5389,7 @@
         <w:pStyle w:val="Compact"/>
         <w:numPr>
           <w:ilvl w:val="0"/>
-          <w:numId w:val="1063"/>
+          <w:numId w:val="1065"/>
         </w:numPr>
       </w:pPr>
       <w:r>
@@ -5296,7 +5401,7 @@
         <w:pStyle w:val="Compact"/>
         <w:numPr>
           <w:ilvl w:val="0"/>
-          <w:numId w:val="1063"/>
+          <w:numId w:val="1065"/>
         </w:numPr>
       </w:pPr>
       <w:r>
@@ -5308,7 +5413,7 @@
         <w:pStyle w:val="Compact"/>
         <w:numPr>
           <w:ilvl w:val="1"/>
-          <w:numId w:val="1064"/>
+          <w:numId w:val="1066"/>
         </w:numPr>
       </w:pPr>
       <w:r>
@@ -5320,7 +5425,7 @@
         <w:pStyle w:val="Compact"/>
         <w:numPr>
           <w:ilvl w:val="1"/>
-          <w:numId w:val="1064"/>
+          <w:numId w:val="1066"/>
         </w:numPr>
       </w:pPr>
       <w:r>
@@ -5332,7 +5437,7 @@
         <w:pStyle w:val="Compact"/>
         <w:numPr>
           <w:ilvl w:val="0"/>
-          <w:numId w:val="1063"/>
+          <w:numId w:val="1065"/>
         </w:numPr>
       </w:pPr>
       <w:r>
@@ -5344,7 +5449,7 @@
         <w:pStyle w:val="Compact"/>
         <w:numPr>
           <w:ilvl w:val="0"/>
-          <w:numId w:val="1063"/>
+          <w:numId w:val="1065"/>
         </w:numPr>
       </w:pPr>
       <w:r>
@@ -5356,21 +5461,21 @@
         <w:pStyle w:val="Compact"/>
         <w:numPr>
           <w:ilvl w:val="0"/>
-          <w:numId w:val="1063"/>
+          <w:numId w:val="1065"/>
         </w:numPr>
       </w:pPr>
       <w:r>
         <w:t xml:space="preserve">Home infusion (tube feeding supplies)</w:t>
       </w:r>
     </w:p>
-    <w:bookmarkEnd w:id="135"/>
-    <w:bookmarkStart w:id="136" w:name="nutrition-after-surgery"/>
-    <w:p>
-      <w:pPr>
-        <w:pStyle w:val="Heading2"/>
-      </w:pPr>
-      <w:r>
-        <w:t xml:space="preserve">83 Nutrition after Surgery</w:t>
+    <w:bookmarkEnd w:id="137"/>
+    <w:bookmarkStart w:id="138" w:name="nutrition-after-surgery"/>
+    <w:p>
+      <w:pPr>
+        <w:pStyle w:val="Heading2"/>
+      </w:pPr>
+      <w:r>
+        <w:t xml:space="preserve">85 Nutrition after Surgery</w:t>
       </w:r>
     </w:p>
     <w:p>
@@ -5386,7 +5491,7 @@
         <w:pStyle w:val="Compact"/>
         <w:numPr>
           <w:ilvl w:val="0"/>
-          <w:numId w:val="1065"/>
+          <w:numId w:val="1067"/>
         </w:numPr>
       </w:pPr>
       <w:r>
@@ -5398,7 +5503,7 @@
         <w:pStyle w:val="Compact"/>
         <w:numPr>
           <w:ilvl w:val="0"/>
-          <w:numId w:val="1065"/>
+          <w:numId w:val="1067"/>
         </w:numPr>
       </w:pPr>
       <w:r>
@@ -5418,7 +5523,7 @@
         <w:pStyle w:val="Compact"/>
         <w:numPr>
           <w:ilvl w:val="0"/>
-          <w:numId w:val="1066"/>
+          <w:numId w:val="1068"/>
         </w:numPr>
       </w:pPr>
       <w:r>
@@ -5441,14 +5546,14 @@
         <w:t xml:space="preserve">8-12 weeks: Remove feeding tube (in office)</w:t>
       </w:r>
     </w:p>
-    <w:bookmarkEnd w:id="136"/>
-    <w:bookmarkStart w:id="137" w:name="X15701f9deabaab366e08b73bd1ea6f1240694c5"/>
-    <w:p>
-      <w:pPr>
-        <w:pStyle w:val="Heading2"/>
-      </w:pPr>
-      <w:r>
-        <w:t xml:space="preserve">84 Transition from Tube Feeds</w:t>
+    <w:bookmarkEnd w:id="138"/>
+    <w:bookmarkStart w:id="139" w:name="X15701f9deabaab366e08b73bd1ea6f1240694c5"/>
+    <w:p>
+      <w:pPr>
+        <w:pStyle w:val="Heading2"/>
+      </w:pPr>
+      <w:r>
+        <w:t xml:space="preserve">86 Transition from Tube Feeds</w:t>
       </w:r>
       <w:r>
         <w:t xml:space="preserve"> </w:t>
@@ -5481,7 +5586,7 @@
         <w:pStyle w:val="Compact"/>
         <w:numPr>
           <w:ilvl w:val="0"/>
-          <w:numId w:val="1067"/>
+          <w:numId w:val="1069"/>
         </w:numPr>
       </w:pPr>
       <w:r>
@@ -5493,7 +5598,7 @@
         <w:pStyle w:val="Compact"/>
         <w:numPr>
           <w:ilvl w:val="0"/>
-          <w:numId w:val="1067"/>
+          <w:numId w:val="1069"/>
         </w:numPr>
       </w:pPr>
       <w:r>
@@ -5505,7 +5610,7 @@
         <w:pStyle w:val="Compact"/>
         <w:numPr>
           <w:ilvl w:val="1"/>
-          <w:numId w:val="1068"/>
+          <w:numId w:val="1070"/>
         </w:numPr>
       </w:pPr>
       <w:r>
@@ -5517,7 +5622,7 @@
         <w:pStyle w:val="Compact"/>
         <w:numPr>
           <w:ilvl w:val="0"/>
-          <w:numId w:val="1067"/>
+          <w:numId w:val="1069"/>
         </w:numPr>
       </w:pPr>
       <w:r>
@@ -5554,29 +5659,29 @@
         <w:pStyle w:val="Compact"/>
         <w:numPr>
           <w:ilvl w:val="0"/>
-          <w:numId w:val="1069"/>
+          <w:numId w:val="1071"/>
         </w:numPr>
       </w:pPr>
       <w:r>
         <w:t xml:space="preserve">Three meals + 2-3 high-protein snacks</w:t>
       </w:r>
     </w:p>
-    <w:bookmarkEnd w:id="137"/>
-    <w:bookmarkStart w:id="138" w:name="post-esophagectomy-diet"/>
-    <w:p>
-      <w:pPr>
-        <w:pStyle w:val="Heading2"/>
-      </w:pPr>
-      <w:r>
-        <w:t xml:space="preserve">85 Post-esophagectomy Diet</w:t>
-      </w:r>
-    </w:p>
-    <w:p>
-      <w:pPr>
-        <w:pStyle w:val="Compact"/>
-        <w:numPr>
-          <w:ilvl w:val="0"/>
-          <w:numId w:val="1070"/>
+    <w:bookmarkEnd w:id="139"/>
+    <w:bookmarkStart w:id="140" w:name="post-esophagectomy-diet"/>
+    <w:p>
+      <w:pPr>
+        <w:pStyle w:val="Heading2"/>
+      </w:pPr>
+      <w:r>
+        <w:t xml:space="preserve">87 Post-esophagectomy Diet</w:t>
+      </w:r>
+    </w:p>
+    <w:p>
+      <w:pPr>
+        <w:pStyle w:val="Compact"/>
+        <w:numPr>
+          <w:ilvl w:val="0"/>
+          <w:numId w:val="1072"/>
         </w:numPr>
       </w:pPr>
       <w:r>
@@ -5588,7 +5693,7 @@
         <w:pStyle w:val="Compact"/>
         <w:numPr>
           <w:ilvl w:val="0"/>
-          <w:numId w:val="1070"/>
+          <w:numId w:val="1072"/>
         </w:numPr>
       </w:pPr>
       <w:r>
@@ -5600,7 +5705,7 @@
         <w:pStyle w:val="Compact"/>
         <w:numPr>
           <w:ilvl w:val="0"/>
-          <w:numId w:val="1070"/>
+          <w:numId w:val="1072"/>
         </w:numPr>
       </w:pPr>
       <w:r>
@@ -5612,7 +5717,7 @@
         <w:pStyle w:val="Compact"/>
         <w:numPr>
           <w:ilvl w:val="0"/>
-          <w:numId w:val="1070"/>
+          <w:numId w:val="1072"/>
         </w:numPr>
       </w:pPr>
       <w:r>
@@ -5624,7 +5729,7 @@
         <w:pStyle w:val="Compact"/>
         <w:numPr>
           <w:ilvl w:val="0"/>
-          <w:numId w:val="1070"/>
+          <w:numId w:val="1072"/>
         </w:numPr>
       </w:pPr>
       <w:r>
@@ -5636,7 +5741,7 @@
         <w:pStyle w:val="Compact"/>
         <w:numPr>
           <w:ilvl w:val="1"/>
-          <w:numId w:val="1071"/>
+          <w:numId w:val="1073"/>
         </w:numPr>
       </w:pPr>
       <w:r>
@@ -5648,7 +5753,7 @@
         <w:pStyle w:val="Compact"/>
         <w:numPr>
           <w:ilvl w:val="1"/>
-          <w:numId w:val="1071"/>
+          <w:numId w:val="1073"/>
         </w:numPr>
       </w:pPr>
       <w:r>
@@ -5660,21 +5765,21 @@
         <w:pStyle w:val="Compact"/>
         <w:numPr>
           <w:ilvl w:val="1"/>
-          <w:numId w:val="1071"/>
+          <w:numId w:val="1073"/>
         </w:numPr>
       </w:pPr>
       <w:r>
         <w:t xml:space="preserve">Avoid eating within 2 hours of bedtime</w:t>
       </w:r>
     </w:p>
-    <w:bookmarkEnd w:id="138"/>
-    <w:bookmarkStart w:id="139" w:name="medicines-at-home---pain"/>
-    <w:p>
-      <w:pPr>
-        <w:pStyle w:val="Heading2"/>
-      </w:pPr>
-      <w:r>
-        <w:t xml:space="preserve">86 Medicines at Home - Pain</w:t>
+    <w:bookmarkEnd w:id="140"/>
+    <w:bookmarkStart w:id="141" w:name="medicines-at-home---pain"/>
+    <w:p>
+      <w:pPr>
+        <w:pStyle w:val="Heading2"/>
+      </w:pPr>
+      <w:r>
+        <w:t xml:space="preserve">88 Medicines at Home - Pain</w:t>
       </w:r>
     </w:p>
     <w:p>
@@ -5706,7 +5811,7 @@
         <w:pStyle w:val="Compact"/>
         <w:numPr>
           <w:ilvl w:val="0"/>
-          <w:numId w:val="1072"/>
+          <w:numId w:val="1074"/>
         </w:numPr>
       </w:pPr>
       <w:r>
@@ -5718,7 +5823,7 @@
         <w:pStyle w:val="Compact"/>
         <w:numPr>
           <w:ilvl w:val="0"/>
-          <w:numId w:val="1072"/>
+          <w:numId w:val="1074"/>
         </w:numPr>
       </w:pPr>
       <w:r>
@@ -5730,7 +5835,7 @@
         <w:pStyle w:val="Compact"/>
         <w:numPr>
           <w:ilvl w:val="0"/>
-          <w:numId w:val="1072"/>
+          <w:numId w:val="1074"/>
         </w:numPr>
       </w:pPr>
       <w:r>
@@ -5742,21 +5847,21 @@
         <w:pStyle w:val="Compact"/>
         <w:numPr>
           <w:ilvl w:val="0"/>
-          <w:numId w:val="1072"/>
+          <w:numId w:val="1074"/>
         </w:numPr>
       </w:pPr>
       <w:r>
         <w:t xml:space="preserve">NO DRIVING WHILE ON OXYCODONE</w:t>
       </w:r>
     </w:p>
-    <w:bookmarkEnd w:id="139"/>
-    <w:bookmarkStart w:id="140" w:name="non-steroidals-anti-inflammatory-nsaid"/>
-    <w:p>
-      <w:pPr>
-        <w:pStyle w:val="Heading2"/>
-      </w:pPr>
-      <w:r>
-        <w:t xml:space="preserve">87 Non-steroidals Anti Inflammatory (NSAID)</w:t>
+    <w:bookmarkEnd w:id="141"/>
+    <w:bookmarkStart w:id="142" w:name="non-steroidals-anti-inflammatory-nsaid"/>
+    <w:p>
+      <w:pPr>
+        <w:pStyle w:val="Heading2"/>
+      </w:pPr>
+      <w:r>
+        <w:t xml:space="preserve">89 Non-steroidals Anti Inflammatory (NSAID)</w:t>
       </w:r>
     </w:p>
     <w:p>
@@ -5772,7 +5877,7 @@
         <w:pStyle w:val="Compact"/>
         <w:numPr>
           <w:ilvl w:val="0"/>
-          <w:numId w:val="1073"/>
+          <w:numId w:val="1075"/>
         </w:numPr>
       </w:pPr>
       <w:r>
@@ -5792,21 +5897,21 @@
         <w:pStyle w:val="Compact"/>
         <w:numPr>
           <w:ilvl w:val="0"/>
-          <w:numId w:val="1074"/>
+          <w:numId w:val="1076"/>
         </w:numPr>
       </w:pPr>
       <w:r>
         <w:t xml:space="preserve">(Can cause permanent scarring at the surgery site)</w:t>
       </w:r>
     </w:p>
-    <w:bookmarkEnd w:id="140"/>
-    <w:bookmarkStart w:id="141" w:name="acid-blockers-proton-pump-inhibitors"/>
-    <w:p>
-      <w:pPr>
-        <w:pStyle w:val="Heading2"/>
-      </w:pPr>
-      <w:r>
-        <w:t xml:space="preserve">88 Acid Blockers = Proton Pump Inhibitors</w:t>
+    <w:bookmarkEnd w:id="142"/>
+    <w:bookmarkStart w:id="143" w:name="acid-blockers-proton-pump-inhibitors"/>
+    <w:p>
+      <w:pPr>
+        <w:pStyle w:val="Heading2"/>
+      </w:pPr>
+      <w:r>
+        <w:t xml:space="preserve">90 Acid Blockers = Proton Pump Inhibitors</w:t>
       </w:r>
     </w:p>
     <w:p>
@@ -5822,7 +5927,7 @@
         <w:pStyle w:val="Compact"/>
         <w:numPr>
           <w:ilvl w:val="0"/>
-          <w:numId w:val="1075"/>
+          <w:numId w:val="1077"/>
         </w:numPr>
       </w:pPr>
       <w:r>
@@ -5834,7 +5939,7 @@
         <w:pStyle w:val="Compact"/>
         <w:numPr>
           <w:ilvl w:val="0"/>
-          <w:numId w:val="1075"/>
+          <w:numId w:val="1077"/>
         </w:numPr>
       </w:pPr>
       <w:r>
@@ -5846,21 +5951,21 @@
         <w:pStyle w:val="Compact"/>
         <w:numPr>
           <w:ilvl w:val="0"/>
-          <w:numId w:val="1075"/>
+          <w:numId w:val="1077"/>
         </w:numPr>
       </w:pPr>
       <w:r>
         <w:t xml:space="preserve">To administer through feeding tube, open capsule and resuspend beads in 60mL (2oz) of water</w:t>
       </w:r>
     </w:p>
-    <w:bookmarkEnd w:id="141"/>
-    <w:bookmarkStart w:id="142" w:name="medicines-at-home"/>
-    <w:p>
-      <w:pPr>
-        <w:pStyle w:val="Heading2"/>
-      </w:pPr>
-      <w:r>
-        <w:t xml:space="preserve">89 Medicines at Home</w:t>
+    <w:bookmarkEnd w:id="143"/>
+    <w:bookmarkStart w:id="144" w:name="medicines-at-home"/>
+    <w:p>
+      <w:pPr>
+        <w:pStyle w:val="Heading2"/>
+      </w:pPr>
+      <w:r>
+        <w:t xml:space="preserve">91 Medicines at Home</w:t>
       </w:r>
     </w:p>
     <w:p>
@@ -5876,7 +5981,7 @@
         <w:pStyle w:val="Compact"/>
         <w:numPr>
           <w:ilvl w:val="0"/>
-          <w:numId w:val="1076"/>
+          <w:numId w:val="1078"/>
         </w:numPr>
       </w:pPr>
       <w:r>
@@ -5888,7 +5993,7 @@
         <w:pStyle w:val="Compact"/>
         <w:numPr>
           <w:ilvl w:val="0"/>
-          <w:numId w:val="1076"/>
+          <w:numId w:val="1078"/>
         </w:numPr>
       </w:pPr>
       <w:r>
@@ -5908,7 +6013,7 @@
         <w:pStyle w:val="Compact"/>
         <w:numPr>
           <w:ilvl w:val="0"/>
-          <w:numId w:val="1077"/>
+          <w:numId w:val="1079"/>
         </w:numPr>
       </w:pPr>
       <w:r>
@@ -5920,7 +6025,7 @@
         <w:pStyle w:val="Compact"/>
         <w:numPr>
           <w:ilvl w:val="0"/>
-          <w:numId w:val="1077"/>
+          <w:numId w:val="1079"/>
         </w:numPr>
       </w:pPr>
       <w:r>
@@ -5932,29 +6037,29 @@
         <w:pStyle w:val="Compact"/>
         <w:numPr>
           <w:ilvl w:val="0"/>
-          <w:numId w:val="1077"/>
+          <w:numId w:val="1079"/>
         </w:numPr>
       </w:pPr>
       <w:r>
         <w:t xml:space="preserve">Will stop within first three months of surgery</w:t>
       </w:r>
     </w:p>
-    <w:bookmarkEnd w:id="142"/>
-    <w:bookmarkStart w:id="143" w:name="metoprolol-beta-blockers"/>
-    <w:p>
-      <w:pPr>
-        <w:pStyle w:val="Heading2"/>
-      </w:pPr>
-      <w:r>
-        <w:t xml:space="preserve">90 Metoprolol = Beta Blockers</w:t>
-      </w:r>
-    </w:p>
-    <w:p>
-      <w:pPr>
-        <w:pStyle w:val="Compact"/>
-        <w:numPr>
-          <w:ilvl w:val="0"/>
-          <w:numId w:val="1078"/>
+    <w:bookmarkEnd w:id="144"/>
+    <w:bookmarkStart w:id="145" w:name="metoprolol-beta-blockers"/>
+    <w:p>
+      <w:pPr>
+        <w:pStyle w:val="Heading2"/>
+      </w:pPr>
+      <w:r>
+        <w:t xml:space="preserve">92 Metoprolol = Beta Blockers</w:t>
+      </w:r>
+    </w:p>
+    <w:p>
+      <w:pPr>
+        <w:pStyle w:val="Compact"/>
+        <w:numPr>
+          <w:ilvl w:val="0"/>
+          <w:numId w:val="1080"/>
         </w:numPr>
       </w:pPr>
       <w:r>
@@ -5969,7 +6074,7 @@
         <w:pStyle w:val="Compact"/>
         <w:numPr>
           <w:ilvl w:val="0"/>
-          <w:numId w:val="1078"/>
+          <w:numId w:val="1080"/>
         </w:numPr>
       </w:pPr>
       <w:r>
@@ -5981,7 +6086,7 @@
         <w:pStyle w:val="Compact"/>
         <w:numPr>
           <w:ilvl w:val="0"/>
-          <w:numId w:val="1078"/>
+          <w:numId w:val="1080"/>
         </w:numPr>
       </w:pPr>
       <w:r>
@@ -6010,7 +6115,7 @@
         <w:pStyle w:val="Compact"/>
         <w:numPr>
           <w:ilvl w:val="0"/>
-          <w:numId w:val="1078"/>
+          <w:numId w:val="1080"/>
         </w:numPr>
       </w:pPr>
       <w:r>
@@ -6034,14 +6139,14 @@
         <w:t xml:space="preserve">return to prior dose and drug after surgery</w:t>
       </w:r>
     </w:p>
-    <w:bookmarkEnd w:id="143"/>
-    <w:bookmarkStart w:id="147" w:name="sleeping-at-home"/>
-    <w:p>
-      <w:pPr>
-        <w:pStyle w:val="Heading2"/>
-      </w:pPr>
-      <w:r>
-        <w:t xml:space="preserve">91 Sleeping at Home</w:t>
+    <w:bookmarkEnd w:id="145"/>
+    <w:bookmarkStart w:id="149" w:name="sleeping-at-home"/>
+    <w:p>
+      <w:pPr>
+        <w:pStyle w:val="Heading2"/>
+      </w:pPr>
+      <w:r>
+        <w:t xml:space="preserve">93 Sleeping at Home</w:t>
       </w:r>
     </w:p>
     <w:p>
@@ -6077,18 +6182,18 @@
           <wp:inline>
             <wp:extent cx="5334000" cy="5334000"/>
             <wp:effectExtent b="0" l="0" r="0" t="0"/>
-            <wp:docPr descr="" title="" id="145" name="Picture"/>
+            <wp:docPr descr="" title="" id="147" name="Picture"/>
             <a:graphic>
               <a:graphicData uri="http://schemas.openxmlformats.org/drawingml/2006/picture">
                 <pic:pic>
                   <pic:nvPicPr>
-                    <pic:cNvPr descr="images/wedge_pillow_comm.jpg" id="146" name="Picture"/>
+                    <pic:cNvPr descr="images/wedge_pillow_comm.jpg" id="148" name="Picture"/>
                     <pic:cNvPicPr>
                       <a:picLocks noChangeArrowheads="1" noChangeAspect="1"/>
                     </pic:cNvPicPr>
                   </pic:nvPicPr>
                   <pic:blipFill>
-                    <a:blip r:embed="rId144"/>
+                    <a:blip r:embed="rId146"/>
                     <a:stretch>
                       <a:fillRect/>
                     </a:stretch>
@@ -6115,14 +6220,14 @@
         </w:drawing>
       </w:r>
     </w:p>
-    <w:bookmarkEnd w:id="147"/>
-    <w:bookmarkStart w:id="148" w:name="postoperative-visit-at-7-10-days"/>
-    <w:p>
-      <w:pPr>
-        <w:pStyle w:val="Heading2"/>
-      </w:pPr>
-      <w:r>
-        <w:t xml:space="preserve">92 Postoperative Visit at 7-10 Days</w:t>
+    <w:bookmarkEnd w:id="149"/>
+    <w:bookmarkStart w:id="150" w:name="postoperative-visit-at-7-10-days"/>
+    <w:p>
+      <w:pPr>
+        <w:pStyle w:val="Heading2"/>
+      </w:pPr>
+      <w:r>
+        <w:t xml:space="preserve">94 Postoperative Visit at 7-10 Days</w:t>
       </w:r>
     </w:p>
     <w:p>
@@ -6138,7 +6243,7 @@
         <w:pStyle w:val="Compact"/>
         <w:numPr>
           <w:ilvl w:val="0"/>
-          <w:numId w:val="1079"/>
+          <w:numId w:val="1081"/>
         </w:numPr>
       </w:pPr>
       <w:r>
@@ -6158,7 +6263,7 @@
         <w:pStyle w:val="Compact"/>
         <w:numPr>
           <w:ilvl w:val="0"/>
-          <w:numId w:val="1080"/>
+          <w:numId w:val="1082"/>
         </w:numPr>
       </w:pPr>
       <w:r>
@@ -6170,7 +6275,7 @@
         <w:pStyle w:val="Compact"/>
         <w:numPr>
           <w:ilvl w:val="0"/>
-          <w:numId w:val="1080"/>
+          <w:numId w:val="1082"/>
         </w:numPr>
       </w:pPr>
       <w:r>
@@ -6193,14 +6298,14 @@
         <w:t xml:space="preserve">Reduce tube feeds</w:t>
       </w:r>
     </w:p>
-    <w:bookmarkEnd w:id="148"/>
-    <w:bookmarkStart w:id="149" w:name="after-surgery"/>
-    <w:p>
-      <w:pPr>
-        <w:pStyle w:val="Heading2"/>
-      </w:pPr>
-      <w:r>
-        <w:t xml:space="preserve">93 After surgery</w:t>
+    <w:bookmarkEnd w:id="150"/>
+    <w:bookmarkStart w:id="151" w:name="after-surgery"/>
+    <w:p>
+      <w:pPr>
+        <w:pStyle w:val="Heading2"/>
+      </w:pPr>
+      <w:r>
+        <w:t xml:space="preserve">95 After surgery</w:t>
       </w:r>
     </w:p>
     <w:p>
@@ -6216,7 +6321,7 @@
         <w:pStyle w:val="Compact"/>
         <w:numPr>
           <w:ilvl w:val="0"/>
-          <w:numId w:val="1081"/>
+          <w:numId w:val="1083"/>
         </w:numPr>
       </w:pPr>
       <w:r>
@@ -6228,7 +6333,7 @@
         <w:pStyle w:val="Compact"/>
         <w:numPr>
           <w:ilvl w:val="0"/>
-          <w:numId w:val="1081"/>
+          <w:numId w:val="1083"/>
         </w:numPr>
       </w:pPr>
       <w:r>
@@ -6240,7 +6345,7 @@
         <w:pStyle w:val="Compact"/>
         <w:numPr>
           <w:ilvl w:val="0"/>
-          <w:numId w:val="1081"/>
+          <w:numId w:val="1083"/>
         </w:numPr>
       </w:pPr>
       <w:r>
@@ -6255,14 +6360,14 @@
         <w:t xml:space="preserve">Continue acid blockers for at least 1 year</w:t>
       </w:r>
     </w:p>
-    <w:bookmarkEnd w:id="149"/>
-    <w:bookmarkStart w:id="150" w:name="jejunostomy-removal"/>
-    <w:p>
-      <w:pPr>
-        <w:pStyle w:val="Heading2"/>
-      </w:pPr>
-      <w:r>
-        <w:t xml:space="preserve">94 Jejunostomy Removal</w:t>
+    <w:bookmarkEnd w:id="151"/>
+    <w:bookmarkStart w:id="152" w:name="jejunostomy-removal"/>
+    <w:p>
+      <w:pPr>
+        <w:pStyle w:val="Heading2"/>
+      </w:pPr>
+      <w:r>
+        <w:t xml:space="preserve">96 Jejunostomy Removal</w:t>
       </w:r>
     </w:p>
     <w:p>
@@ -6289,14 +6394,14 @@
         <w:t xml:space="preserve">May take 30 minutes and some local anesthetic to loosen up the tube for removal.</w:t>
       </w:r>
     </w:p>
-    <w:bookmarkEnd w:id="150"/>
-    <w:bookmarkStart w:id="151" w:name="nutritional-monitoring-after-surgery"/>
-    <w:p>
-      <w:pPr>
-        <w:pStyle w:val="Heading2"/>
-      </w:pPr>
-      <w:r>
-        <w:t xml:space="preserve">95 Nutritional Monitoring after Surgery</w:t>
+    <w:bookmarkEnd w:id="152"/>
+    <w:bookmarkStart w:id="153" w:name="nutritional-monitoring-after-surgery"/>
+    <w:p>
+      <w:pPr>
+        <w:pStyle w:val="Heading2"/>
+      </w:pPr>
+      <w:r>
+        <w:t xml:space="preserve">97 Nutritional Monitoring after Surgery</w:t>
       </w:r>
     </w:p>
     <w:p>
@@ -6312,7 +6417,7 @@
         <w:pStyle w:val="Compact"/>
         <w:numPr>
           <w:ilvl w:val="0"/>
-          <w:numId w:val="1082"/>
+          <w:numId w:val="1084"/>
         </w:numPr>
       </w:pPr>
       <w:r>
@@ -6324,7 +6429,7 @@
         <w:pStyle w:val="Compact"/>
         <w:numPr>
           <w:ilvl w:val="0"/>
-          <w:numId w:val="1082"/>
+          <w:numId w:val="1084"/>
         </w:numPr>
       </w:pPr>
       <w:r>
@@ -6336,21 +6441,21 @@
         <w:pStyle w:val="Compact"/>
         <w:numPr>
           <w:ilvl w:val="0"/>
-          <w:numId w:val="1082"/>
+          <w:numId w:val="1084"/>
         </w:numPr>
       </w:pPr>
       <w:r>
         <w:t xml:space="preserve">Vitamin D</w:t>
       </w:r>
     </w:p>
-    <w:bookmarkEnd w:id="151"/>
-    <w:bookmarkStart w:id="152" w:name="nutritional-monitoring-after-surgery-1"/>
-    <w:p>
-      <w:pPr>
-        <w:pStyle w:val="Heading2"/>
-      </w:pPr>
-      <w:r>
-        <w:t xml:space="preserve">96 Nutritional Monitoring after Surgery</w:t>
+    <w:bookmarkEnd w:id="153"/>
+    <w:bookmarkStart w:id="154" w:name="nutritional-monitoring-after-surgery-1"/>
+    <w:p>
+      <w:pPr>
+        <w:pStyle w:val="Heading2"/>
+      </w:pPr>
+      <w:r>
+        <w:t xml:space="preserve">98 Nutritional Monitoring after Surgery</w:t>
       </w:r>
     </w:p>
     <w:p>
@@ -6366,7 +6471,7 @@
         <w:pStyle w:val="Compact"/>
         <w:numPr>
           <w:ilvl w:val="0"/>
-          <w:numId w:val="1083"/>
+          <w:numId w:val="1085"/>
         </w:numPr>
       </w:pPr>
       <w:r>
@@ -6378,7 +6483,7 @@
         <w:pStyle w:val="Compact"/>
         <w:numPr>
           <w:ilvl w:val="0"/>
-          <w:numId w:val="1083"/>
+          <w:numId w:val="1085"/>
         </w:numPr>
       </w:pPr>
       <w:r>
@@ -6390,21 +6495,21 @@
         <w:pStyle w:val="Compact"/>
         <w:numPr>
           <w:ilvl w:val="0"/>
-          <w:numId w:val="1083"/>
+          <w:numId w:val="1085"/>
         </w:numPr>
       </w:pPr>
       <w:r>
         <w:t xml:space="preserve">Vitamin D</w:t>
       </w:r>
     </w:p>
-    <w:bookmarkEnd w:id="152"/>
-    <w:bookmarkStart w:id="153" w:name="nutritional-replacements-after-surgery"/>
-    <w:p>
-      <w:pPr>
-        <w:pStyle w:val="Heading2"/>
-      </w:pPr>
-      <w:r>
-        <w:t xml:space="preserve">97 Nutritional Replacements after Surgery</w:t>
+    <w:bookmarkEnd w:id="154"/>
+    <w:bookmarkStart w:id="155" w:name="nutritional-replacements-after-surgery"/>
+    <w:p>
+      <w:pPr>
+        <w:pStyle w:val="Heading2"/>
+      </w:pPr>
+      <w:r>
+        <w:t xml:space="preserve">99 Nutritional Replacements after Surgery</w:t>
       </w:r>
     </w:p>
     <w:p>
@@ -6420,7 +6525,7 @@
         <w:pStyle w:val="Compact"/>
         <w:numPr>
           <w:ilvl w:val="0"/>
-          <w:numId w:val="1084"/>
+          <w:numId w:val="1086"/>
         </w:numPr>
       </w:pPr>
       <w:r>
@@ -6432,7 +6537,7 @@
         <w:pStyle w:val="Compact"/>
         <w:numPr>
           <w:ilvl w:val="0"/>
-          <w:numId w:val="1084"/>
+          <w:numId w:val="1086"/>
         </w:numPr>
       </w:pPr>
       <w:r>
@@ -6444,7 +6549,7 @@
         <w:pStyle w:val="Compact"/>
         <w:numPr>
           <w:ilvl w:val="0"/>
-          <w:numId w:val="1084"/>
+          <w:numId w:val="1086"/>
         </w:numPr>
       </w:pPr>
       <w:r>
@@ -6464,7 +6569,7 @@
         <w:pStyle w:val="Compact"/>
         <w:numPr>
           <w:ilvl w:val="0"/>
-          <w:numId w:val="1085"/>
+          <w:numId w:val="1087"/>
         </w:numPr>
       </w:pPr>
       <w:r>
@@ -6476,21 +6581,21 @@
         <w:pStyle w:val="Compact"/>
         <w:numPr>
           <w:ilvl w:val="0"/>
-          <w:numId w:val="1085"/>
+          <w:numId w:val="1087"/>
         </w:numPr>
       </w:pPr>
       <w:r>
         <w:t xml:space="preserve">Repeat testing in 3-6 months</w:t>
       </w:r>
     </w:p>
-    <w:bookmarkEnd w:id="153"/>
-    <w:bookmarkStart w:id="154" w:name="team-members---physicians"/>
-    <w:p>
-      <w:pPr>
-        <w:pStyle w:val="Heading2"/>
-      </w:pPr>
-      <w:r>
-        <w:t xml:space="preserve">98 Team Members - Physicians</w:t>
+    <w:bookmarkEnd w:id="155"/>
+    <w:bookmarkStart w:id="156" w:name="team-members---physicians"/>
+    <w:p>
+      <w:pPr>
+        <w:pStyle w:val="Heading2"/>
+      </w:pPr>
+      <w:r>
+        <w:t xml:space="preserve">100 Team Members - Physicians</w:t>
       </w:r>
     </w:p>
     <w:p>
@@ -6538,7 +6643,7 @@
         <w:pStyle w:val="Compact"/>
         <w:numPr>
           <w:ilvl w:val="0"/>
-          <w:numId w:val="1086"/>
+          <w:numId w:val="1088"/>
         </w:numPr>
       </w:pPr>
       <w:r>
@@ -6550,7 +6655,7 @@
         <w:pStyle w:val="Compact"/>
         <w:numPr>
           <w:ilvl w:val="0"/>
-          <w:numId w:val="1086"/>
+          <w:numId w:val="1088"/>
         </w:numPr>
       </w:pPr>
       <w:r>
@@ -6562,21 +6667,21 @@
         <w:pStyle w:val="Compact"/>
         <w:numPr>
           <w:ilvl w:val="0"/>
-          <w:numId w:val="1086"/>
+          <w:numId w:val="1088"/>
         </w:numPr>
       </w:pPr>
       <w:r>
         <w:t xml:space="preserve">Michael Roach MD</w:t>
       </w:r>
     </w:p>
-    <w:bookmarkEnd w:id="154"/>
-    <w:bookmarkStart w:id="155" w:name="team-members---support-staff"/>
-    <w:p>
-      <w:pPr>
-        <w:pStyle w:val="Heading2"/>
-      </w:pPr>
-      <w:r>
-        <w:t xml:space="preserve">99 Team Members - Support Staff</w:t>
+    <w:bookmarkEnd w:id="156"/>
+    <w:bookmarkStart w:id="157" w:name="team-members---support-staff"/>
+    <w:p>
+      <w:pPr>
+        <w:pStyle w:val="Heading2"/>
+      </w:pPr>
+      <w:r>
+        <w:t xml:space="preserve">101 Team Members - Support Staff</w:t>
       </w:r>
     </w:p>
     <w:p>
@@ -6600,7 +6705,7 @@
         <w:pStyle w:val="Compact"/>
         <w:numPr>
           <w:ilvl w:val="0"/>
-          <w:numId w:val="1087"/>
+          <w:numId w:val="1089"/>
         </w:numPr>
       </w:pPr>
       <w:r>
@@ -6612,7 +6717,7 @@
         <w:pStyle w:val="Compact"/>
         <w:numPr>
           <w:ilvl w:val="0"/>
-          <w:numId w:val="1087"/>
+          <w:numId w:val="1089"/>
         </w:numPr>
       </w:pPr>
       <w:r>
@@ -6624,10 +6729,42 @@
         <w:pStyle w:val="FirstParagraph"/>
       </w:pPr>
       <w:r>
-        <w:t xml:space="preserve">Navigator - Laura Swift</w:t>
-      </w:r>
-    </w:p>
-    <w:bookmarkEnd w:id="155"/>
+        <w:t xml:space="preserve">Navigators</w:t>
+      </w:r>
+    </w:p>
+    <w:p>
+      <w:pPr>
+        <w:pStyle w:val="Compact"/>
+        <w:numPr>
+          <w:ilvl w:val="0"/>
+          <w:numId w:val="1090"/>
+        </w:numPr>
+      </w:pPr>
+      <w:r>
+        <w:t xml:space="preserve">Laura Swift</w:t>
+      </w:r>
+    </w:p>
+    <w:p>
+      <w:pPr>
+        <w:pStyle w:val="Compact"/>
+        <w:numPr>
+          <w:ilvl w:val="0"/>
+          <w:numId w:val="1090"/>
+        </w:numPr>
+      </w:pPr>
+      <w:r>
+        <w:t xml:space="preserve">Lorna Espinal</w:t>
+      </w:r>
+    </w:p>
+    <w:p>
+      <w:pPr>
+        <w:pStyle w:val="FirstParagraph"/>
+      </w:pPr>
+      <w:r>
+        <w:t xml:space="preserve">Care Coordinator - Karen Julian-Martinez</w:t>
+      </w:r>
+    </w:p>
+    <w:bookmarkEnd w:id="157"/>
     <w:sectPr>
       <w:footnotePr>
         <w:numRestart w:val="eachSect"/>
@@ -7103,6 +7240,15 @@
     <w:abstractNumId w:val="991"/>
   </w:num>
   <w:num w:numId="1087">
+    <w:abstractNumId w:val="991"/>
+  </w:num>
+  <w:num w:numId="1088">
+    <w:abstractNumId w:val="991"/>
+  </w:num>
+  <w:num w:numId="1089">
+    <w:abstractNumId w:val="991"/>
+  </w:num>
+  <w:num w:numId="1090">
     <w:abstractNumId w:val="991"/>
   </w:num>
 </w:numbering>

--- a/lci_eso_scca.docx
+++ b/lci_eso_scca.docx
@@ -6687,6 +6687,14 @@
     <w:p>
       <w:pPr>
         <w:pStyle w:val="FirstParagraph"/>
+      </w:pPr>
+      <w:r>
+        <w:t xml:space="preserve">Physician Assistant - Kate Duncan PA-C</w:t>
+      </w:r>
+    </w:p>
+    <w:p>
+      <w:pPr>
+        <w:pStyle w:val="BodyText"/>
       </w:pPr>
       <w:r>
         <w:t xml:space="preserve">Dietitian - Liz Koch</w:t>
